--- a/DAX_Assignment/README.wd.docx
+++ b/DAX_Assignment/README.wd.docx
@@ -1,153 +1,87 @@
 
 <file path=word/document.xml><?xml version="1.0" encoding="utf-8"?>
-<w:document xmlns:o="urn:schemas-microsoft-com:office:office" xmlns:r="http://schemas.openxmlformats.org/officeDocument/2006/relationships" xmlns:v="urn:schemas-microsoft-com:vml" xmlns:w="http://schemas.openxmlformats.org/wordprocessingml/2006/main" xmlns:w10="urn:schemas-microsoft-com:office:word" xmlns:wp="http://schemas.openxmlformats.org/drawingml/2006/wordprocessingDrawing" xmlns:wps="http://schemas.microsoft.com/office/word/2010/wordprocessingShape" xmlns:wpg="http://schemas.microsoft.com/office/word/2010/wordprocessingGroup" xmlns:mc="http://schemas.openxmlformats.org/markup-compatibility/2006" xmlns:wp14="http://schemas.microsoft.com/office/word/2010/wordprocessingDrawing" xmlns:w14="http://schemas.microsoft.com/office/word/2010/wordml" mc:Ignorable="w14 wp14">
+<w:document xmlns:wpc="http://schemas.microsoft.com/office/word/2010/wordprocessingCanvas" xmlns:cx="http://schemas.microsoft.com/office/drawing/2014/chartex" xmlns:cx1="http://schemas.microsoft.com/office/drawing/2015/9/8/chartex" xmlns:cx2="http://schemas.microsoft.com/office/drawing/2015/10/21/chartex" xmlns:cx3="http://schemas.microsoft.com/office/drawing/2016/5/9/chartex" xmlns:cx4="http://schemas.microsoft.com/office/drawing/2016/5/10/chartex" xmlns:cx5="http://schemas.microsoft.com/office/drawing/2016/5/11/chartex" xmlns:cx6="http://schemas.microsoft.com/office/drawing/2016/5/12/chartex" xmlns:cx7="http://schemas.microsoft.com/office/drawing/2016/5/13/chartex" xmlns:cx8="http://schemas.microsoft.com/office/drawing/2016/5/14/chartex" xmlns:mc="http://schemas.openxmlformats.org/markup-compatibility/2006" xmlns:aink="http://schemas.microsoft.com/office/drawing/2016/ink" xmlns:am3d="http://schemas.microsoft.com/office/drawing/2017/model3d" xmlns:o="urn:schemas-microsoft-com:office:office" xmlns:oel="http://schemas.microsoft.com/office/2019/extlst" xmlns:r="http://schemas.openxmlformats.org/officeDocument/2006/relationships" xmlns:m="http://schemas.openxmlformats.org/officeDocument/2006/math" xmlns:v="urn:schemas-microsoft-com:vml" xmlns:wp14="http://schemas.microsoft.com/office/word/2010/wordprocessingDrawing" xmlns:wp="http://schemas.openxmlformats.org/drawingml/2006/wordprocessingDrawing" xmlns:w10="urn:schemas-microsoft-com:office:word" xmlns:w="http://schemas.openxmlformats.org/wordprocessingml/2006/main" xmlns:w14="http://schemas.microsoft.com/office/word/2010/wordml" xmlns:w15="http://schemas.microsoft.com/office/word/2012/wordml" xmlns:w16cex="http://schemas.microsoft.com/office/word/2018/wordml/cex" xmlns:w16cid="http://schemas.microsoft.com/office/word/2016/wordml/cid" xmlns:w16="http://schemas.microsoft.com/office/word/2018/wordml" xmlns:w16du="http://schemas.microsoft.com/office/word/2023/wordml/word16du" xmlns:w16sdtdh="http://schemas.microsoft.com/office/word/2020/wordml/sdtdatahash" xmlns:w16sdtfl="http://schemas.microsoft.com/office/word/2024/wordml/sdtformatlock" xmlns:w16se="http://schemas.microsoft.com/office/word/2015/wordml/symex" xmlns:wpg="http://schemas.microsoft.com/office/word/2010/wordprocessingGroup" xmlns:wpi="http://schemas.microsoft.com/office/word/2010/wordprocessingInk" xmlns:wne="http://schemas.microsoft.com/office/word/2006/wordml" xmlns:wps="http://schemas.microsoft.com/office/word/2010/wordprocessingShape" mc:Ignorable="w14 w15 w16se w16cid w16 w16cex w16sdtdh w16sdtfl w16du wp14">
   <w:body>
     <w:p>
       <w:pPr>
-        <w:pStyle w:val="TableCaption"/>
-        <w:rPr/>
-      </w:pPr>
-      <w:r>
-        <w:rPr/>
-        <w:t xml:space="preserve">🚗 </w:t>
-      </w:r>
-      <w:r>
-        <w:rPr/>
-        <w:t>Adult Income Dataset (1994)</w:t>
-      </w:r>
-    </w:p>
-    <w:p>
-      <w:pPr>
-        <w:pStyle w:val="Normal"/>
-        <w:rPr/>
-      </w:pPr>
-      <w:r>
-        <w:rPr/>
-      </w:r>
-    </w:p>
-    <w:p>
-      <w:pPr>
-        <w:pStyle w:val="Hh2"/>
+        <w:pStyle w:val="tableCaption"/>
+      </w:pPr>
+      <w:r>
+        <w:t>🚗 Adult Income Dataset (1994)</w:t>
+      </w:r>
+    </w:p>
+    <w:p/>
+    <w:p>
+      <w:pPr>
+        <w:pStyle w:val="hh2"/>
         <w:numPr>
           <w:ilvl w:val="0"/>
           <w:numId w:val="2"/>
         </w:numPr>
-        <w:rPr/>
       </w:pPr>
       <w:bookmarkStart w:id="0" w:name="dax-assignment"/>
       <w:r>
-        <w:rPr>
-          <w:b w:val="false"/>
-          <w:bCs w:val="false"/>
-          <w:i w:val="false"/>
-          <w:iCs w:val="false"/>
-          <w:strike w:val="false"/>
-          <w:dstrike w:val="false"/>
-        </w:rPr>
         <w:t>DAX Assignment</w:t>
       </w:r>
       <w:bookmarkEnd w:id="0"/>
     </w:p>
     <w:p>
       <w:pPr>
-        <w:pStyle w:val="Body1"/>
-        <w:rPr/>
+        <w:pStyle w:val="body1"/>
       </w:pPr>
       <w:r>
         <w:rPr>
           <w:b/>
           <w:bCs/>
-          <w:i w:val="false"/>
-          <w:iCs w:val="false"/>
-          <w:strike w:val="false"/>
-          <w:dstrike w:val="false"/>
         </w:rPr>
         <w:t>Course:</w:t>
       </w:r>
       <w:r>
-        <w:rPr>
-          <w:b w:val="false"/>
-          <w:bCs w:val="false"/>
-          <w:i w:val="false"/>
-          <w:iCs w:val="false"/>
-          <w:strike w:val="false"/>
-          <w:dstrike w:val="false"/>
-        </w:rPr>
         <w:t xml:space="preserve"> DSA3050A – Business Intelligence &amp; Data Visualization </w:t>
       </w:r>
       <w:r>
         <w:rPr>
           <w:b/>
           <w:bCs/>
-          <w:i w:val="false"/>
-          <w:iCs w:val="false"/>
-          <w:strike w:val="false"/>
-          <w:dstrike w:val="false"/>
         </w:rPr>
         <w:t>Student:</w:t>
       </w:r>
       <w:r>
-        <w:rPr>
-          <w:b w:val="false"/>
-          <w:bCs w:val="false"/>
-          <w:i w:val="false"/>
-          <w:iCs w:val="false"/>
-          <w:strike w:val="false"/>
-          <w:dstrike w:val="false"/>
-        </w:rPr>
         <w:t xml:space="preserve"> Tanveer </w:t>
       </w:r>
       <w:r>
         <w:rPr>
           <w:b/>
           <w:bCs/>
-          <w:i w:val="false"/>
-          <w:iCs w:val="false"/>
-          <w:strike w:val="false"/>
-          <w:dstrike w:val="false"/>
         </w:rPr>
         <w:t>Student ID:</w:t>
       </w:r>
       <w:r>
-        <w:rPr>
-          <w:b w:val="false"/>
-          <w:bCs w:val="false"/>
-          <w:i w:val="false"/>
-          <w:iCs w:val="false"/>
-          <w:strike w:val="false"/>
-          <w:dstrike w:val="false"/>
-        </w:rPr>
         <w:t xml:space="preserve"> 752</w:t>
       </w:r>
     </w:p>
     <w:p>
       <w:pPr>
-        <w:pStyle w:val="Body1"/>
-        <w:rPr/>
+        <w:pStyle w:val="body1"/>
       </w:pPr>
       <w:r>
         <w:rPr>
           <w:b/>
           <w:bCs/>
-          <w:i w:val="false"/>
-          <w:iCs w:val="false"/>
-          <w:strike w:val="false"/>
-          <w:dstrike w:val="false"/>
         </w:rPr>
         <w:t>Link to DASHBOARD:</w:t>
       </w:r>
     </w:p>
     <w:p>
       <w:pPr>
-        <w:pStyle w:val="NList1"/>
+        <w:pStyle w:val="nList1"/>
         <w:numPr>
           <w:ilvl w:val="0"/>
           <w:numId w:val="3"/>
         </w:numPr>
         <w:ind w:left="1418" w:hanging="278"/>
-        <w:rPr/>
-      </w:pPr>
-      <w:hyperlink r:id="rId2">
+      </w:pPr>
+      <w:hyperlink r:id="rId7">
         <w:r>
           <w:rPr>
             <w:rStyle w:val="ListLabel6"/>
@@ -158,158 +92,103 @@
     </w:p>
     <w:p>
       <w:pPr>
-        <w:pStyle w:val="Body1"/>
-        <w:rPr/>
+        <w:pStyle w:val="body1"/>
       </w:pPr>
       <w:r>
         <w:rPr>
           <w:b/>
           <w:bCs/>
-          <w:i w:val="false"/>
-          <w:iCs w:val="false"/>
-          <w:strike w:val="false"/>
-          <w:dstrike w:val="false"/>
         </w:rPr>
         <w:t>Source:</w:t>
       </w:r>
       <w:r>
-        <w:rPr>
-          <w:b w:val="false"/>
-          <w:bCs w:val="false"/>
-          <w:i w:val="false"/>
-          <w:iCs w:val="false"/>
-          <w:strike w:val="false"/>
-          <w:dstrike w:val="false"/>
-        </w:rPr>
         <w:t xml:space="preserve"> UC Irvine Machine Learning repository </w:t>
       </w:r>
       <w:r>
         <w:rPr>
           <w:b/>
           <w:bCs/>
-          <w:i w:val="false"/>
-          <w:iCs w:val="false"/>
-          <w:strike w:val="false"/>
-          <w:dstrike w:val="false"/>
         </w:rPr>
         <w:t>Dataset:</w:t>
       </w:r>
       <w:r>
-        <w:rPr>
-          <w:b w:val="false"/>
-          <w:bCs w:val="false"/>
-          <w:i w:val="false"/>
-          <w:iCs w:val="false"/>
-          <w:strike w:val="false"/>
-          <w:dstrike w:val="false"/>
-        </w:rPr>
         <w:t xml:space="preserve"> Adult </w:t>
       </w:r>
       <w:r>
         <w:rPr>
           <w:b/>
           <w:bCs/>
-          <w:i w:val="false"/>
-          <w:iCs w:val="false"/>
-          <w:strike w:val="false"/>
-          <w:dstrike w:val="false"/>
         </w:rPr>
         <w:t>Provider:</w:t>
       </w:r>
       <w:r>
-        <w:rPr>
-          <w:b w:val="false"/>
-          <w:bCs w:val="false"/>
-          <w:i w:val="false"/>
-          <w:iCs w:val="false"/>
-          <w:strike w:val="false"/>
-          <w:dstrike w:val="false"/>
-        </w:rPr>
         <w:t xml:space="preserve"> 1994 census dataset </w:t>
       </w:r>
       <w:r>
         <w:rPr>
           <w:b/>
           <w:bCs/>
-          <w:i w:val="false"/>
-          <w:iCs w:val="false"/>
-          <w:strike w:val="false"/>
-          <w:dstrike w:val="false"/>
         </w:rPr>
         <w:t>Rows:</w:t>
       </w:r>
       <w:r>
-        <w:rPr>
-          <w:b w:val="false"/>
-          <w:bCs w:val="false"/>
-          <w:i w:val="false"/>
-          <w:iCs w:val="false"/>
-          <w:strike w:val="false"/>
-          <w:dstrike w:val="false"/>
-        </w:rPr>
         <w:t xml:space="preserve"> 48842</w:t>
       </w:r>
     </w:p>
     <w:p>
       <w:pPr>
-        <w:pStyle w:val="Body1"/>
-        <w:rPr/>
-      </w:pPr>
-      <w:r>
-        <w:rPr>
-          <w:b w:val="false"/>
-          <w:bCs w:val="false"/>
-          <w:i w:val="false"/>
-          <w:iCs w:val="false"/>
-          <w:strike w:val="false"/>
-          <w:dstrike w:val="false"/>
-        </w:rPr>
-        <w:t>Dataset link:</w:t>
-      </w:r>
-      <w:hyperlink r:id="rId3">
+        <w:pStyle w:val="body1"/>
+      </w:pPr>
+      <w:r>
+        <w:t xml:space="preserve">Dataset </w:t>
+      </w:r>
+      <w:proofErr w:type="spellStart"/>
+      <w:r>
+        <w:t>link:</w:t>
+      </w:r>
+      <w:hyperlink r:id="rId8">
         <w:r>
           <w:rPr>
             <w:rStyle w:val="ListLabel6"/>
           </w:rPr>
-          <w:t>https://archive.ics.uci.edu/dataset/2/adult</w:t>
+          <w:t>https</w:t>
+        </w:r>
+        <w:proofErr w:type="spellEnd"/>
+        <w:r>
+          <w:rPr>
+            <w:rStyle w:val="ListLabel6"/>
+          </w:rPr>
+          <w:t>://archive.ics.uci.edu/dataset/2/adult</w:t>
         </w:r>
       </w:hyperlink>
     </w:p>
     <w:p>
       <w:pPr>
-        <w:pStyle w:val="Hh2"/>
+        <w:pStyle w:val="hh2"/>
         <w:numPr>
           <w:ilvl w:val="0"/>
           <w:numId w:val="2"/>
         </w:numPr>
-        <w:rPr/>
       </w:pPr>
       <w:bookmarkStart w:id="1" w:name="proof-of-website"/>
       <w:r>
-        <w:rPr>
-          <w:b w:val="false"/>
-          <w:bCs w:val="false"/>
-          <w:i w:val="false"/>
-          <w:iCs w:val="false"/>
-          <w:strike w:val="false"/>
-          <w:dstrike w:val="false"/>
-        </w:rPr>
         <w:t>Proof of Website</w:t>
       </w:r>
       <w:bookmarkEnd w:id="1"/>
     </w:p>
     <w:p>
       <w:pPr>
-        <w:pStyle w:val="Picture1"/>
-        <w:rPr/>
-      </w:pPr>
-      <w:r>
-        <w:rPr/>
+        <w:pStyle w:val="picture1"/>
+      </w:pPr>
+      <w:r>
+        <w:rPr>
+          <w:noProof/>
+        </w:rPr>
         <w:drawing>
-          <wp:inline distT="0" distB="0" distL="0" distR="0">
+          <wp:inline distT="0" distB="0" distL="0" distR="0" wp14:anchorId="474BF49F" wp14:editId="47F452A6">
             <wp:extent cx="4762500" cy="2480945"/>
             <wp:effectExtent l="0" t="0" r="0" b="0"/>
-            <wp:docPr id="1" name="Image1" descr=""/>
+            <wp:docPr id="1" name="Image1"/>
             <wp:cNvGraphicFramePr>
               <a:graphicFrameLocks xmlns:a="http://schemas.openxmlformats.org/drawingml/2006/main" noChangeAspect="1"/>
             </wp:cNvGraphicFramePr>
@@ -317,13 +196,13 @@
               <a:graphicData uri="http://schemas.openxmlformats.org/drawingml/2006/picture">
                 <pic:pic xmlns:pic="http://schemas.openxmlformats.org/drawingml/2006/picture">
                   <pic:nvPicPr>
-                    <pic:cNvPr id="1" name="Image1" descr=""/>
+                    <pic:cNvPr id="1" name="Image1"/>
                     <pic:cNvPicPr>
                       <a:picLocks noChangeAspect="1" noChangeArrowheads="1"/>
                     </pic:cNvPicPr>
                   </pic:nvPicPr>
                   <pic:blipFill>
-                    <a:blip r:embed="rId4"/>
+                    <a:blip r:embed="rId9"/>
                     <a:stretch>
                       <a:fillRect/>
                     </a:stretch>
@@ -346,75 +225,62 @@
     </w:p>
     <w:p>
       <w:pPr>
-        <w:pStyle w:val="ImageCaption"/>
-        <w:rPr/>
+        <w:pStyle w:val="imageCaption"/>
       </w:pPr>
       <w:bookmarkStart w:id="2" w:name="fig-proof-of-datawebsite"/>
       <w:r>
-        <w:rPr/>
         <w:t xml:space="preserve">Fig. </w:t>
       </w:r>
       <w:r>
-        <w:rPr/>
         <w:fldChar w:fldCharType="begin"/>
       </w:r>
       <w:r>
-        <w:rPr/>
-        <w:instrText> SEQ DOCXFIG \* ARABIC </w:instrText>
-      </w:r>
-      <w:r>
-        <w:rPr/>
+        <w:instrText>SEQ DOCXFIG \* ARABIC</w:instrText>
+      </w:r>
+      <w:r>
         <w:fldChar w:fldCharType="separate"/>
       </w:r>
       <w:r>
-        <w:rPr/>
+        <w:rPr>
+          <w:noProof/>
+        </w:rPr>
         <w:t>1</w:t>
       </w:r>
       <w:r>
-        <w:rPr/>
         <w:fldChar w:fldCharType="end"/>
       </w:r>
       <w:bookmarkEnd w:id="2"/>
       <w:r>
-        <w:rPr/>
         <w:t xml:space="preserve"> proof of Data/website</w:t>
       </w:r>
     </w:p>
     <w:p>
       <w:pPr>
-        <w:pStyle w:val="Hh2"/>
+        <w:pStyle w:val="hh2"/>
         <w:numPr>
           <w:ilvl w:val="0"/>
           <w:numId w:val="2"/>
         </w:numPr>
-        <w:rPr/>
       </w:pPr>
       <w:bookmarkStart w:id="3" w:name="dataset"/>
       <w:r>
-        <w:rPr>
-          <w:b w:val="false"/>
-          <w:bCs w:val="false"/>
-          <w:i w:val="false"/>
-          <w:iCs w:val="false"/>
-          <w:strike w:val="false"/>
-          <w:dstrike w:val="false"/>
-        </w:rPr>
         <w:t>Dataset</w:t>
       </w:r>
       <w:bookmarkEnd w:id="3"/>
     </w:p>
     <w:p>
       <w:pPr>
-        <w:pStyle w:val="Picture1"/>
-        <w:rPr/>
-      </w:pPr>
-      <w:r>
-        <w:rPr/>
+        <w:pStyle w:val="picture1"/>
+      </w:pPr>
+      <w:r>
+        <w:rPr>
+          <w:noProof/>
+        </w:rPr>
         <w:drawing>
-          <wp:inline distT="0" distB="0" distL="0" distR="0">
+          <wp:inline distT="0" distB="0" distL="0" distR="0" wp14:anchorId="031390D0" wp14:editId="20A71B42">
             <wp:extent cx="4762500" cy="1765935"/>
             <wp:effectExtent l="0" t="0" r="0" b="0"/>
-            <wp:docPr id="2" name="Image2" descr=""/>
+            <wp:docPr id="2" name="Image2"/>
             <wp:cNvGraphicFramePr>
               <a:graphicFrameLocks xmlns:a="http://schemas.openxmlformats.org/drawingml/2006/main" noChangeAspect="1"/>
             </wp:cNvGraphicFramePr>
@@ -422,13 +288,13 @@
               <a:graphicData uri="http://schemas.openxmlformats.org/drawingml/2006/picture">
                 <pic:pic xmlns:pic="http://schemas.openxmlformats.org/drawingml/2006/picture">
                   <pic:nvPicPr>
-                    <pic:cNvPr id="2" name="Image2" descr=""/>
+                    <pic:cNvPr id="2" name="Image2"/>
                     <pic:cNvPicPr>
                       <a:picLocks noChangeAspect="1" noChangeArrowheads="1"/>
                     </pic:cNvPicPr>
                   </pic:nvPicPr>
                   <pic:blipFill>
-                    <a:blip r:embed="rId5"/>
+                    <a:blip r:embed="rId10"/>
                     <a:stretch>
                       <a:fillRect/>
                     </a:stretch>
@@ -451,75 +317,68 @@
     </w:p>
     <w:p>
       <w:pPr>
-        <w:pStyle w:val="ImageCaption"/>
-        <w:rPr/>
+        <w:pStyle w:val="imageCaption"/>
       </w:pPr>
       <w:bookmarkStart w:id="4" w:name="fig-datasetexample"/>
       <w:r>
-        <w:rPr/>
         <w:t xml:space="preserve">Fig. </w:t>
       </w:r>
       <w:r>
-        <w:rPr/>
         <w:fldChar w:fldCharType="begin"/>
       </w:r>
       <w:r>
-        <w:rPr/>
-        <w:instrText> SEQ DOCXFIG \* ARABIC </w:instrText>
-      </w:r>
-      <w:r>
-        <w:rPr/>
+        <w:instrText>SEQ DOCXFIG \* ARABIC</w:instrText>
+      </w:r>
+      <w:r>
         <w:fldChar w:fldCharType="separate"/>
       </w:r>
       <w:r>
-        <w:rPr/>
+        <w:rPr>
+          <w:noProof/>
+        </w:rPr>
         <w:t>2</w:t>
       </w:r>
       <w:r>
-        <w:rPr/>
         <w:fldChar w:fldCharType="end"/>
       </w:r>
       <w:bookmarkEnd w:id="4"/>
       <w:r>
-        <w:rPr/>
-        <w:t xml:space="preserve"> dataset_example</w:t>
-      </w:r>
-    </w:p>
-    <w:p>
-      <w:pPr>
-        <w:pStyle w:val="Hh2"/>
+        <w:t xml:space="preserve"> </w:t>
+      </w:r>
+      <w:proofErr w:type="spellStart"/>
+      <w:r>
+        <w:t>dataset_example</w:t>
+      </w:r>
+      <w:proofErr w:type="spellEnd"/>
+    </w:p>
+    <w:p>
+      <w:pPr>
+        <w:pStyle w:val="hh2"/>
         <w:numPr>
           <w:ilvl w:val="0"/>
           <w:numId w:val="2"/>
         </w:numPr>
-        <w:rPr/>
       </w:pPr>
       <w:bookmarkStart w:id="5" w:name="creating-date-table"/>
       <w:r>
-        <w:rPr>
-          <w:b w:val="false"/>
-          <w:bCs w:val="false"/>
-          <w:i w:val="false"/>
-          <w:iCs w:val="false"/>
-          <w:strike w:val="false"/>
-          <w:dstrike w:val="false"/>
-        </w:rPr>
+        <w:lastRenderedPageBreak/>
         <w:t>Creating Date Table</w:t>
       </w:r>
       <w:bookmarkEnd w:id="5"/>
     </w:p>
     <w:p>
       <w:pPr>
-        <w:pStyle w:val="Picture1"/>
-        <w:rPr/>
-      </w:pPr>
-      <w:r>
-        <w:rPr/>
+        <w:pStyle w:val="picture1"/>
+      </w:pPr>
+      <w:r>
+        <w:rPr>
+          <w:noProof/>
+        </w:rPr>
         <w:drawing>
-          <wp:inline distT="0" distB="0" distL="0" distR="0">
+          <wp:inline distT="0" distB="0" distL="0" distR="0" wp14:anchorId="45CD8673" wp14:editId="78ABC197">
             <wp:extent cx="4762500" cy="2406015"/>
             <wp:effectExtent l="0" t="0" r="0" b="0"/>
-            <wp:docPr id="3" name="Image3" descr=""/>
+            <wp:docPr id="3" name="Image3"/>
             <wp:cNvGraphicFramePr>
               <a:graphicFrameLocks xmlns:a="http://schemas.openxmlformats.org/drawingml/2006/main" noChangeAspect="1"/>
             </wp:cNvGraphicFramePr>
@@ -527,13 +386,13 @@
               <a:graphicData uri="http://schemas.openxmlformats.org/drawingml/2006/picture">
                 <pic:pic xmlns:pic="http://schemas.openxmlformats.org/drawingml/2006/picture">
                   <pic:nvPicPr>
-                    <pic:cNvPr id="3" name="Image3" descr=""/>
+                    <pic:cNvPr id="3" name="Image3"/>
                     <pic:cNvPicPr>
                       <a:picLocks noChangeAspect="1" noChangeArrowheads="1"/>
                     </pic:cNvPicPr>
                   </pic:nvPicPr>
                   <pic:blipFill>
-                    <a:blip r:embed="rId6"/>
+                    <a:blip r:embed="rId11"/>
                     <a:stretch>
                       <a:fillRect/>
                     </a:stretch>
@@ -556,52 +415,53 @@
     </w:p>
     <w:p>
       <w:pPr>
-        <w:pStyle w:val="ImageCaption"/>
-        <w:rPr/>
+        <w:pStyle w:val="imageCaption"/>
       </w:pPr>
       <w:bookmarkStart w:id="6" w:name="fig-created-date-table-dax"/>
       <w:r>
-        <w:rPr/>
         <w:t xml:space="preserve">Fig. </w:t>
       </w:r>
       <w:r>
-        <w:rPr/>
         <w:fldChar w:fldCharType="begin"/>
       </w:r>
       <w:r>
-        <w:rPr/>
-        <w:instrText> SEQ DOCXFIG \* ARABIC </w:instrText>
-      </w:r>
-      <w:r>
-        <w:rPr/>
+        <w:instrText>SEQ DOCXFIG \* ARABIC</w:instrText>
+      </w:r>
+      <w:r>
         <w:fldChar w:fldCharType="separate"/>
       </w:r>
       <w:r>
-        <w:rPr/>
+        <w:rPr>
+          <w:noProof/>
+        </w:rPr>
         <w:t>3</w:t>
       </w:r>
       <w:r>
-        <w:rPr/>
         <w:fldChar w:fldCharType="end"/>
       </w:r>
       <w:bookmarkEnd w:id="6"/>
       <w:r>
-        <w:rPr/>
-        <w:t xml:space="preserve"> created date table dax</w:t>
-      </w:r>
-    </w:p>
-    <w:p>
-      <w:pPr>
-        <w:pStyle w:val="Picture1"/>
-        <w:rPr/>
-      </w:pPr>
-      <w:r>
-        <w:rPr/>
+        <w:t xml:space="preserve"> created date table </w:t>
+      </w:r>
+      <w:proofErr w:type="spellStart"/>
+      <w:r>
+        <w:t>dax</w:t>
+      </w:r>
+      <w:proofErr w:type="spellEnd"/>
+    </w:p>
+    <w:p>
+      <w:pPr>
+        <w:pStyle w:val="picture1"/>
+      </w:pPr>
+      <w:r>
+        <w:rPr>
+          <w:noProof/>
+        </w:rPr>
         <w:drawing>
-          <wp:inline distT="0" distB="0" distL="0" distR="0">
+          <wp:inline distT="0" distB="0" distL="0" distR="0" wp14:anchorId="702EB98F" wp14:editId="4B919EF5">
             <wp:extent cx="4762500" cy="464820"/>
             <wp:effectExtent l="0" t="0" r="0" b="0"/>
-            <wp:docPr id="4" name="Image4" descr=""/>
+            <wp:docPr id="4" name="Image4"/>
             <wp:cNvGraphicFramePr>
               <a:graphicFrameLocks xmlns:a="http://schemas.openxmlformats.org/drawingml/2006/main" noChangeAspect="1"/>
             </wp:cNvGraphicFramePr>
@@ -609,13 +469,13 @@
               <a:graphicData uri="http://schemas.openxmlformats.org/drawingml/2006/picture">
                 <pic:pic xmlns:pic="http://schemas.openxmlformats.org/drawingml/2006/picture">
                   <pic:nvPicPr>
-                    <pic:cNvPr id="4" name="Image4" descr=""/>
+                    <pic:cNvPr id="4" name="Image4"/>
                     <pic:cNvPicPr>
                       <a:picLocks noChangeAspect="1" noChangeArrowheads="1"/>
                     </pic:cNvPicPr>
                   </pic:nvPicPr>
                   <pic:blipFill>
-                    <a:blip r:embed="rId7"/>
+                    <a:blip r:embed="rId12"/>
                     <a:stretch>
                       <a:fillRect/>
                     </a:stretch>
@@ -638,52 +498,53 @@
     </w:p>
     <w:p>
       <w:pPr>
-        <w:pStyle w:val="ImageCaption"/>
-        <w:rPr/>
+        <w:pStyle w:val="imageCaption"/>
       </w:pPr>
       <w:bookmarkStart w:id="7" w:name="fig-monthdax"/>
       <w:r>
-        <w:rPr/>
         <w:t xml:space="preserve">Fig. </w:t>
       </w:r>
       <w:r>
-        <w:rPr/>
         <w:fldChar w:fldCharType="begin"/>
       </w:r>
       <w:r>
-        <w:rPr/>
-        <w:instrText> SEQ DOCXFIG \* ARABIC </w:instrText>
-      </w:r>
-      <w:r>
-        <w:rPr/>
+        <w:instrText>SEQ DOCXFIG \* ARABIC</w:instrText>
+      </w:r>
+      <w:r>
         <w:fldChar w:fldCharType="separate"/>
       </w:r>
       <w:r>
-        <w:rPr/>
+        <w:rPr>
+          <w:noProof/>
+        </w:rPr>
         <w:t>4</w:t>
       </w:r>
       <w:r>
-        <w:rPr/>
         <w:fldChar w:fldCharType="end"/>
       </w:r>
       <w:bookmarkEnd w:id="7"/>
       <w:r>
-        <w:rPr/>
-        <w:t xml:space="preserve"> monthdax</w:t>
-      </w:r>
-    </w:p>
-    <w:p>
-      <w:pPr>
-        <w:pStyle w:val="Picture1"/>
-        <w:rPr/>
-      </w:pPr>
-      <w:r>
-        <w:rPr/>
+        <w:t xml:space="preserve"> </w:t>
+      </w:r>
+      <w:proofErr w:type="spellStart"/>
+      <w:r>
+        <w:t>monthdax</w:t>
+      </w:r>
+      <w:proofErr w:type="spellEnd"/>
+    </w:p>
+    <w:p>
+      <w:pPr>
+        <w:pStyle w:val="picture1"/>
+      </w:pPr>
+      <w:r>
+        <w:rPr>
+          <w:noProof/>
+        </w:rPr>
         <w:drawing>
-          <wp:inline distT="0" distB="0" distL="0" distR="0">
+          <wp:inline distT="0" distB="0" distL="0" distR="0" wp14:anchorId="2C8BE829" wp14:editId="0E56277E">
             <wp:extent cx="4762500" cy="472440"/>
             <wp:effectExtent l="0" t="0" r="0" b="0"/>
-            <wp:docPr id="5" name="Image5" descr=""/>
+            <wp:docPr id="5" name="Image5"/>
             <wp:cNvGraphicFramePr>
               <a:graphicFrameLocks xmlns:a="http://schemas.openxmlformats.org/drawingml/2006/main" noChangeAspect="1"/>
             </wp:cNvGraphicFramePr>
@@ -691,13 +552,13 @@
               <a:graphicData uri="http://schemas.openxmlformats.org/drawingml/2006/picture">
                 <pic:pic xmlns:pic="http://schemas.openxmlformats.org/drawingml/2006/picture">
                   <pic:nvPicPr>
-                    <pic:cNvPr id="5" name="Image5" descr=""/>
+                    <pic:cNvPr id="5" name="Image5"/>
                     <pic:cNvPicPr>
                       <a:picLocks noChangeAspect="1" noChangeArrowheads="1"/>
                     </pic:cNvPicPr>
                   </pic:nvPicPr>
                   <pic:blipFill>
-                    <a:blip r:embed="rId8"/>
+                    <a:blip r:embed="rId13"/>
                     <a:stretch>
                       <a:fillRect/>
                     </a:stretch>
@@ -720,75 +581,68 @@
     </w:p>
     <w:p>
       <w:pPr>
-        <w:pStyle w:val="ImageCaption"/>
-        <w:rPr/>
+        <w:pStyle w:val="imageCaption"/>
       </w:pPr>
       <w:bookmarkStart w:id="8" w:name="fig-quarterdax"/>
       <w:r>
-        <w:rPr/>
         <w:t xml:space="preserve">Fig. </w:t>
       </w:r>
       <w:r>
-        <w:rPr/>
         <w:fldChar w:fldCharType="begin"/>
       </w:r>
       <w:r>
-        <w:rPr/>
-        <w:instrText> SEQ DOCXFIG \* ARABIC </w:instrText>
-      </w:r>
-      <w:r>
-        <w:rPr/>
+        <w:instrText>SEQ DOCXFIG \* ARABIC</w:instrText>
+      </w:r>
+      <w:r>
         <w:fldChar w:fldCharType="separate"/>
       </w:r>
       <w:r>
-        <w:rPr/>
+        <w:rPr>
+          <w:noProof/>
+        </w:rPr>
         <w:t>5</w:t>
       </w:r>
       <w:r>
-        <w:rPr/>
         <w:fldChar w:fldCharType="end"/>
       </w:r>
       <w:bookmarkEnd w:id="8"/>
       <w:r>
-        <w:rPr/>
-        <w:t xml:space="preserve"> quarterdax</w:t>
-      </w:r>
-    </w:p>
-    <w:p>
-      <w:pPr>
-        <w:pStyle w:val="Hh2"/>
+        <w:t xml:space="preserve"> </w:t>
+      </w:r>
+      <w:proofErr w:type="spellStart"/>
+      <w:r>
+        <w:t>quarterdax</w:t>
+      </w:r>
+      <w:proofErr w:type="spellEnd"/>
+    </w:p>
+    <w:p>
+      <w:pPr>
+        <w:pStyle w:val="hh2"/>
         <w:numPr>
           <w:ilvl w:val="0"/>
           <w:numId w:val="2"/>
         </w:numPr>
-        <w:rPr/>
       </w:pPr>
       <w:bookmarkStart w:id="9" w:name="creating-relationship"/>
       <w:r>
-        <w:rPr>
-          <w:b w:val="false"/>
-          <w:bCs w:val="false"/>
-          <w:i w:val="false"/>
-          <w:iCs w:val="false"/>
-          <w:strike w:val="false"/>
-          <w:dstrike w:val="false"/>
-        </w:rPr>
+        <w:lastRenderedPageBreak/>
         <w:t>Creating relationship</w:t>
       </w:r>
       <w:bookmarkEnd w:id="9"/>
     </w:p>
     <w:p>
       <w:pPr>
-        <w:pStyle w:val="Picture1"/>
-        <w:rPr/>
-      </w:pPr>
-      <w:r>
-        <w:rPr/>
+        <w:pStyle w:val="picture1"/>
+      </w:pPr>
+      <w:r>
+        <w:rPr>
+          <w:noProof/>
+        </w:rPr>
         <w:drawing>
-          <wp:inline distT="0" distB="0" distL="0" distR="0">
+          <wp:inline distT="0" distB="0" distL="0" distR="0" wp14:anchorId="1A35C1E6" wp14:editId="1B5C6614">
             <wp:extent cx="4762500" cy="4121150"/>
             <wp:effectExtent l="0" t="0" r="0" b="0"/>
-            <wp:docPr id="6" name="Image6" descr=""/>
+            <wp:docPr id="6" name="Image6"/>
             <wp:cNvGraphicFramePr>
               <a:graphicFrameLocks xmlns:a="http://schemas.openxmlformats.org/drawingml/2006/main" noChangeAspect="1"/>
             </wp:cNvGraphicFramePr>
@@ -796,13 +650,13 @@
               <a:graphicData uri="http://schemas.openxmlformats.org/drawingml/2006/picture">
                 <pic:pic xmlns:pic="http://schemas.openxmlformats.org/drawingml/2006/picture">
                   <pic:nvPicPr>
-                    <pic:cNvPr id="6" name="Image6" descr=""/>
+                    <pic:cNvPr id="6" name="Image6"/>
                     <pic:cNvPicPr>
                       <a:picLocks noChangeAspect="1" noChangeArrowheads="1"/>
                     </pic:cNvPicPr>
                   </pic:nvPicPr>
                   <pic:blipFill>
-                    <a:blip r:embed="rId9"/>
+                    <a:blip r:embed="rId14"/>
                     <a:stretch>
                       <a:fillRect/>
                     </a:stretch>
@@ -825,52 +679,48 @@
     </w:p>
     <w:p>
       <w:pPr>
-        <w:pStyle w:val="ImageCaption"/>
-        <w:rPr/>
+        <w:pStyle w:val="imageCaption"/>
       </w:pPr>
       <w:bookmarkStart w:id="10" w:name="fig-creating-relationship-between-date-t"/>
       <w:r>
-        <w:rPr/>
         <w:t xml:space="preserve">Fig. </w:t>
       </w:r>
       <w:r>
-        <w:rPr/>
         <w:fldChar w:fldCharType="begin"/>
       </w:r>
       <w:r>
-        <w:rPr/>
-        <w:instrText> SEQ DOCXFIG \* ARABIC </w:instrText>
-      </w:r>
-      <w:r>
-        <w:rPr/>
+        <w:instrText>SEQ DOCXFIG \* ARABIC</w:instrText>
+      </w:r>
+      <w:r>
         <w:fldChar w:fldCharType="separate"/>
       </w:r>
       <w:r>
-        <w:rPr/>
+        <w:rPr>
+          <w:noProof/>
+        </w:rPr>
         <w:t>6</w:t>
       </w:r>
       <w:r>
-        <w:rPr/>
         <w:fldChar w:fldCharType="end"/>
       </w:r>
       <w:bookmarkEnd w:id="10"/>
       <w:r>
-        <w:rPr/>
         <w:t xml:space="preserve"> creating relationship between date table and main fact table</w:t>
       </w:r>
     </w:p>
     <w:p>
       <w:pPr>
-        <w:pStyle w:val="Picture1"/>
-        <w:rPr/>
-      </w:pPr>
-      <w:r>
-        <w:rPr/>
+        <w:pStyle w:val="picture1"/>
+      </w:pPr>
+      <w:r>
+        <w:rPr>
+          <w:noProof/>
+        </w:rPr>
         <w:drawing>
-          <wp:inline distT="0" distB="0" distL="0" distR="0">
+          <wp:inline distT="0" distB="0" distL="0" distR="0" wp14:anchorId="42C4D8B8" wp14:editId="14BAE150">
             <wp:extent cx="4762500" cy="2456180"/>
             <wp:effectExtent l="0" t="0" r="0" b="0"/>
-            <wp:docPr id="7" name="Image7" descr=""/>
+            <wp:docPr id="7" name="Image7"/>
             <wp:cNvGraphicFramePr>
               <a:graphicFrameLocks xmlns:a="http://schemas.openxmlformats.org/drawingml/2006/main" noChangeAspect="1"/>
             </wp:cNvGraphicFramePr>
@@ -878,13 +728,13 @@
               <a:graphicData uri="http://schemas.openxmlformats.org/drawingml/2006/picture">
                 <pic:pic xmlns:pic="http://schemas.openxmlformats.org/drawingml/2006/picture">
                   <pic:nvPicPr>
-                    <pic:cNvPr id="7" name="Image7" descr=""/>
+                    <pic:cNvPr id="7" name="Image7"/>
                     <pic:cNvPicPr>
                       <a:picLocks noChangeAspect="1" noChangeArrowheads="1"/>
                     </pic:cNvPicPr>
                   </pic:nvPicPr>
                   <pic:blipFill>
-                    <a:blip r:embed="rId10"/>
+                    <a:blip r:embed="rId15"/>
                     <a:stretch>
                       <a:fillRect/>
                     </a:stretch>
@@ -907,52 +757,49 @@
     </w:p>
     <w:p>
       <w:pPr>
-        <w:pStyle w:val="ImageCaption"/>
-        <w:rPr/>
+        <w:pStyle w:val="imageCaption"/>
       </w:pPr>
       <w:bookmarkStart w:id="11" w:name="fig-star-schema"/>
       <w:r>
-        <w:rPr/>
         <w:t xml:space="preserve">Fig. </w:t>
       </w:r>
       <w:r>
-        <w:rPr/>
         <w:fldChar w:fldCharType="begin"/>
       </w:r>
       <w:r>
-        <w:rPr/>
-        <w:instrText> SEQ DOCXFIG \* ARABIC </w:instrText>
-      </w:r>
-      <w:r>
-        <w:rPr/>
+        <w:instrText>SEQ DOCXFIG \* ARABIC</w:instrText>
+      </w:r>
+      <w:r>
         <w:fldChar w:fldCharType="separate"/>
       </w:r>
       <w:r>
-        <w:rPr/>
+        <w:rPr>
+          <w:noProof/>
+        </w:rPr>
         <w:t>7</w:t>
       </w:r>
       <w:r>
-        <w:rPr/>
         <w:fldChar w:fldCharType="end"/>
       </w:r>
       <w:bookmarkEnd w:id="11"/>
       <w:r>
-        <w:rPr/>
         <w:t xml:space="preserve"> star schema</w:t>
       </w:r>
     </w:p>
     <w:p>
       <w:pPr>
-        <w:pStyle w:val="Picture1"/>
-        <w:rPr/>
-      </w:pPr>
-      <w:r>
-        <w:rPr/>
+        <w:pStyle w:val="picture1"/>
+      </w:pPr>
+      <w:r>
+        <w:rPr>
+          <w:noProof/>
+        </w:rPr>
+        <w:lastRenderedPageBreak/>
         <w:drawing>
-          <wp:inline distT="0" distB="0" distL="0" distR="0">
+          <wp:inline distT="0" distB="0" distL="0" distR="0" wp14:anchorId="60628510" wp14:editId="3E97B032">
             <wp:extent cx="4762500" cy="1671955"/>
             <wp:effectExtent l="0" t="0" r="0" b="0"/>
-            <wp:docPr id="8" name="Image8" descr=""/>
+            <wp:docPr id="8" name="Image8"/>
             <wp:cNvGraphicFramePr>
               <a:graphicFrameLocks xmlns:a="http://schemas.openxmlformats.org/drawingml/2006/main" noChangeAspect="1"/>
             </wp:cNvGraphicFramePr>
@@ -960,13 +807,13 @@
               <a:graphicData uri="http://schemas.openxmlformats.org/drawingml/2006/picture">
                 <pic:pic xmlns:pic="http://schemas.openxmlformats.org/drawingml/2006/picture">
                   <pic:nvPicPr>
-                    <pic:cNvPr id="8" name="Image8" descr=""/>
+                    <pic:cNvPr id="8" name="Image8"/>
                     <pic:cNvPicPr>
                       <a:picLocks noChangeAspect="1" noChangeArrowheads="1"/>
                     </pic:cNvPicPr>
                   </pic:nvPicPr>
                   <pic:blipFill>
-                    <a:blip r:embed="rId11"/>
+                    <a:blip r:embed="rId16"/>
                     <a:stretch>
                       <a:fillRect/>
                     </a:stretch>
@@ -989,75 +836,62 @@
     </w:p>
     <w:p>
       <w:pPr>
-        <w:pStyle w:val="ImageCaption"/>
-        <w:rPr/>
+        <w:pStyle w:val="imageCaption"/>
       </w:pPr>
       <w:bookmarkStart w:id="12" w:name="fig-where-the-new-measures-is"/>
       <w:r>
-        <w:rPr/>
         <w:t xml:space="preserve">Fig. </w:t>
       </w:r>
       <w:r>
-        <w:rPr/>
         <w:fldChar w:fldCharType="begin"/>
       </w:r>
       <w:r>
-        <w:rPr/>
-        <w:instrText> SEQ DOCXFIG \* ARABIC </w:instrText>
-      </w:r>
-      <w:r>
-        <w:rPr/>
+        <w:instrText>SEQ DOCXFIG \* ARABIC</w:instrText>
+      </w:r>
+      <w:r>
         <w:fldChar w:fldCharType="separate"/>
       </w:r>
       <w:r>
-        <w:rPr/>
+        <w:rPr>
+          <w:noProof/>
+        </w:rPr>
         <w:t>8</w:t>
       </w:r>
       <w:r>
-        <w:rPr/>
         <w:fldChar w:fldCharType="end"/>
       </w:r>
       <w:bookmarkEnd w:id="12"/>
       <w:r>
-        <w:rPr/>
         <w:t xml:space="preserve"> where the new measures is</w:t>
       </w:r>
     </w:p>
     <w:p>
       <w:pPr>
-        <w:pStyle w:val="Hh2"/>
+        <w:pStyle w:val="hh2"/>
         <w:numPr>
           <w:ilvl w:val="0"/>
           <w:numId w:val="2"/>
         </w:numPr>
-        <w:rPr/>
       </w:pPr>
       <w:bookmarkStart w:id="13" w:name="measure-1-total-individuals"/>
       <w:r>
-        <w:rPr>
-          <w:b w:val="false"/>
-          <w:bCs w:val="false"/>
-          <w:i w:val="false"/>
-          <w:iCs w:val="false"/>
-          <w:strike w:val="false"/>
-          <w:dstrike w:val="false"/>
-        </w:rPr>
         <w:t>Measure 1: Total individuals</w:t>
       </w:r>
       <w:bookmarkEnd w:id="13"/>
     </w:p>
     <w:p>
       <w:pPr>
-        <w:pStyle w:val="Picture1"/>
-        <w:rPr/>
-      </w:pPr>
-      <w:r>
-        <w:rPr/>
+        <w:pStyle w:val="picture1"/>
+      </w:pPr>
+      <w:r>
+        <w:rPr>
+          <w:noProof/>
+        </w:rPr>
         <w:drawing>
-          <wp:inline distT="0" distB="0" distL="0" distR="0">
+          <wp:inline distT="0" distB="0" distL="0" distR="0" wp14:anchorId="5C4F51E4" wp14:editId="6A058EF6">
             <wp:extent cx="4114800" cy="438150"/>
             <wp:effectExtent l="0" t="0" r="0" b="0"/>
-            <wp:docPr id="9" name="Image9" descr=""/>
+            <wp:docPr id="9" name="Image9"/>
             <wp:cNvGraphicFramePr>
               <a:graphicFrameLocks xmlns:a="http://schemas.openxmlformats.org/drawingml/2006/main" noChangeAspect="1"/>
             </wp:cNvGraphicFramePr>
@@ -1065,13 +899,13 @@
               <a:graphicData uri="http://schemas.openxmlformats.org/drawingml/2006/picture">
                 <pic:pic xmlns:pic="http://schemas.openxmlformats.org/drawingml/2006/picture">
                   <pic:nvPicPr>
-                    <pic:cNvPr id="9" name="Image9" descr=""/>
+                    <pic:cNvPr id="9" name="Image9"/>
                     <pic:cNvPicPr>
                       <a:picLocks noChangeAspect="1" noChangeArrowheads="1"/>
                     </pic:cNvPicPr>
                   </pic:nvPicPr>
                   <pic:blipFill>
-                    <a:blip r:embed="rId12"/>
+                    <a:blip r:embed="rId17"/>
                     <a:stretch>
                       <a:fillRect/>
                     </a:stretch>
@@ -1094,75 +928,72 @@
     </w:p>
     <w:p>
       <w:pPr>
-        <w:pStyle w:val="ImageCaption"/>
-        <w:rPr/>
+        <w:pStyle w:val="imageCaption"/>
       </w:pPr>
       <w:bookmarkStart w:id="14" w:name="fig-total-individuals-dax"/>
       <w:r>
-        <w:rPr/>
         <w:t xml:space="preserve">Fig. </w:t>
       </w:r>
       <w:r>
-        <w:rPr/>
         <w:fldChar w:fldCharType="begin"/>
       </w:r>
       <w:r>
-        <w:rPr/>
-        <w:instrText> SEQ DOCXFIG \* ARABIC </w:instrText>
-      </w:r>
-      <w:r>
-        <w:rPr/>
+        <w:instrText>SEQ DOCXFIG \* ARABIC</w:instrText>
+      </w:r>
+      <w:r>
         <w:fldChar w:fldCharType="separate"/>
       </w:r>
       <w:r>
-        <w:rPr/>
+        <w:rPr>
+          <w:noProof/>
+        </w:rPr>
         <w:t>9</w:t>
       </w:r>
       <w:r>
-        <w:rPr/>
         <w:fldChar w:fldCharType="end"/>
       </w:r>
       <w:bookmarkEnd w:id="14"/>
       <w:r>
-        <w:rPr/>
-        <w:t xml:space="preserve"> total individuals dax</w:t>
-      </w:r>
-    </w:p>
-    <w:p>
-      <w:pPr>
-        <w:pStyle w:val="Hh2"/>
+        <w:t xml:space="preserve"> total individuals </w:t>
+      </w:r>
+      <w:proofErr w:type="spellStart"/>
+      <w:r>
+        <w:t>dax</w:t>
+      </w:r>
+      <w:proofErr w:type="spellEnd"/>
+    </w:p>
+    <w:p>
+      <w:pPr>
+        <w:pStyle w:val="hh2"/>
         <w:numPr>
           <w:ilvl w:val="0"/>
           <w:numId w:val="2"/>
         </w:numPr>
-        <w:rPr/>
       </w:pPr>
       <w:bookmarkStart w:id="15" w:name="measere-2-average-worked-hours"/>
-      <w:r>
-        <w:rPr>
-          <w:b w:val="false"/>
-          <w:bCs w:val="false"/>
-          <w:i w:val="false"/>
-          <w:iCs w:val="false"/>
-          <w:strike w:val="false"/>
-          <w:dstrike w:val="false"/>
-        </w:rPr>
-        <w:t>Measere 2: Average worked hours</w:t>
+      <w:proofErr w:type="spellStart"/>
+      <w:r>
+        <w:t>Measere</w:t>
+      </w:r>
+      <w:proofErr w:type="spellEnd"/>
+      <w:r>
+        <w:t xml:space="preserve"> 2: Average worked hours</w:t>
       </w:r>
       <w:bookmarkEnd w:id="15"/>
     </w:p>
     <w:p>
       <w:pPr>
-        <w:pStyle w:val="Picture1"/>
-        <w:rPr/>
-      </w:pPr>
-      <w:r>
-        <w:rPr/>
+        <w:pStyle w:val="picture1"/>
+      </w:pPr>
+      <w:r>
+        <w:rPr>
+          <w:noProof/>
+        </w:rPr>
         <w:drawing>
-          <wp:inline distT="0" distB="0" distL="0" distR="0">
+          <wp:inline distT="0" distB="0" distL="0" distR="0" wp14:anchorId="724A6C39" wp14:editId="2C26C663">
             <wp:extent cx="4762500" cy="441960"/>
             <wp:effectExtent l="0" t="0" r="0" b="0"/>
-            <wp:docPr id="10" name="Image10" descr=""/>
+            <wp:docPr id="10" name="Image10"/>
             <wp:cNvGraphicFramePr>
               <a:graphicFrameLocks xmlns:a="http://schemas.openxmlformats.org/drawingml/2006/main" noChangeAspect="1"/>
             </wp:cNvGraphicFramePr>
@@ -1170,13 +1001,13 @@
               <a:graphicData uri="http://schemas.openxmlformats.org/drawingml/2006/picture">
                 <pic:pic xmlns:pic="http://schemas.openxmlformats.org/drawingml/2006/picture">
                   <pic:nvPicPr>
-                    <pic:cNvPr id="10" name="Image10" descr=""/>
+                    <pic:cNvPr id="10" name="Image10"/>
                     <pic:cNvPicPr>
                       <a:picLocks noChangeAspect="1" noChangeArrowheads="1"/>
                     </pic:cNvPicPr>
                   </pic:nvPicPr>
                   <pic:blipFill>
-                    <a:blip r:embed="rId13"/>
+                    <a:blip r:embed="rId18"/>
                     <a:stretch>
                       <a:fillRect/>
                     </a:stretch>
@@ -1199,75 +1030,67 @@
     </w:p>
     <w:p>
       <w:pPr>
-        <w:pStyle w:val="ImageCaption"/>
-        <w:rPr/>
+        <w:pStyle w:val="imageCaption"/>
       </w:pPr>
       <w:bookmarkStart w:id="16" w:name="fig-average-worked-hoursdax"/>
       <w:r>
-        <w:rPr/>
         <w:t xml:space="preserve">Fig. </w:t>
       </w:r>
       <w:r>
-        <w:rPr/>
         <w:fldChar w:fldCharType="begin"/>
       </w:r>
       <w:r>
-        <w:rPr/>
-        <w:instrText> SEQ DOCXFIG \* ARABIC </w:instrText>
-      </w:r>
-      <w:r>
-        <w:rPr/>
+        <w:instrText>SEQ DOCXFIG \* ARABIC</w:instrText>
+      </w:r>
+      <w:r>
         <w:fldChar w:fldCharType="separate"/>
       </w:r>
       <w:r>
-        <w:rPr/>
+        <w:rPr>
+          <w:noProof/>
+        </w:rPr>
         <w:t>10</w:t>
       </w:r>
       <w:r>
-        <w:rPr/>
         <w:fldChar w:fldCharType="end"/>
       </w:r>
       <w:bookmarkEnd w:id="16"/>
       <w:r>
-        <w:rPr/>
-        <w:t xml:space="preserve"> average worked hoursdax</w:t>
-      </w:r>
-    </w:p>
-    <w:p>
-      <w:pPr>
-        <w:pStyle w:val="Hh2"/>
+        <w:t xml:space="preserve"> average worked </w:t>
+      </w:r>
+      <w:proofErr w:type="spellStart"/>
+      <w:r>
+        <w:t>hoursdax</w:t>
+      </w:r>
+      <w:proofErr w:type="spellEnd"/>
+    </w:p>
+    <w:p>
+      <w:pPr>
+        <w:pStyle w:val="hh2"/>
         <w:numPr>
           <w:ilvl w:val="0"/>
           <w:numId w:val="2"/>
         </w:numPr>
-        <w:rPr/>
       </w:pPr>
       <w:bookmarkStart w:id="17" w:name="measure-3-high-income-count"/>
       <w:r>
-        <w:rPr>
-          <w:b w:val="false"/>
-          <w:bCs w:val="false"/>
-          <w:i w:val="false"/>
-          <w:iCs w:val="false"/>
-          <w:strike w:val="false"/>
-          <w:dstrike w:val="false"/>
-        </w:rPr>
         <w:t>Measure 3: High Income count</w:t>
       </w:r>
       <w:bookmarkEnd w:id="17"/>
     </w:p>
     <w:p>
       <w:pPr>
-        <w:pStyle w:val="Picture1"/>
-        <w:rPr/>
-      </w:pPr>
-      <w:r>
-        <w:rPr/>
+        <w:pStyle w:val="picture1"/>
+      </w:pPr>
+      <w:r>
+        <w:rPr>
+          <w:noProof/>
+        </w:rPr>
         <w:drawing>
-          <wp:inline distT="0" distB="0" distL="0" distR="0">
+          <wp:inline distT="0" distB="0" distL="0" distR="0" wp14:anchorId="66958B38" wp14:editId="120AD995">
             <wp:extent cx="4762500" cy="412750"/>
             <wp:effectExtent l="0" t="0" r="0" b="0"/>
-            <wp:docPr id="11" name="Image11" descr=""/>
+            <wp:docPr id="11" name="Image11"/>
             <wp:cNvGraphicFramePr>
               <a:graphicFrameLocks xmlns:a="http://schemas.openxmlformats.org/drawingml/2006/main" noChangeAspect="1"/>
             </wp:cNvGraphicFramePr>
@@ -1275,13 +1098,13 @@
               <a:graphicData uri="http://schemas.openxmlformats.org/drawingml/2006/picture">
                 <pic:pic xmlns:pic="http://schemas.openxmlformats.org/drawingml/2006/picture">
                   <pic:nvPicPr>
-                    <pic:cNvPr id="11" name="Image11" descr=""/>
+                    <pic:cNvPr id="11" name="Image11"/>
                     <pic:cNvPicPr>
                       <a:picLocks noChangeAspect="1" noChangeArrowheads="1"/>
                     </pic:cNvPicPr>
                   </pic:nvPicPr>
                   <pic:blipFill>
-                    <a:blip r:embed="rId14"/>
+                    <a:blip r:embed="rId19"/>
                     <a:stretch>
                       <a:fillRect/>
                     </a:stretch>
@@ -1304,75 +1127,72 @@
     </w:p>
     <w:p>
       <w:pPr>
-        <w:pStyle w:val="ImageCaption"/>
-        <w:rPr/>
+        <w:pStyle w:val="imageCaption"/>
       </w:pPr>
       <w:bookmarkStart w:id="18" w:name="fig-high-income-count-dax"/>
       <w:r>
-        <w:rPr/>
         <w:t xml:space="preserve">Fig. </w:t>
       </w:r>
       <w:r>
-        <w:rPr/>
         <w:fldChar w:fldCharType="begin"/>
       </w:r>
       <w:r>
-        <w:rPr/>
-        <w:instrText> SEQ DOCXFIG \* ARABIC </w:instrText>
-      </w:r>
-      <w:r>
-        <w:rPr/>
+        <w:instrText>SEQ DOCXFIG \* ARABIC</w:instrText>
+      </w:r>
+      <w:r>
         <w:fldChar w:fldCharType="separate"/>
       </w:r>
       <w:r>
-        <w:rPr/>
+        <w:rPr>
+          <w:noProof/>
+        </w:rPr>
         <w:t>11</w:t>
       </w:r>
       <w:r>
-        <w:rPr/>
         <w:fldChar w:fldCharType="end"/>
       </w:r>
       <w:bookmarkEnd w:id="18"/>
       <w:r>
-        <w:rPr/>
-        <w:t xml:space="preserve"> high income count dax</w:t>
-      </w:r>
-    </w:p>
-    <w:p>
-      <w:pPr>
-        <w:pStyle w:val="Hh2"/>
+        <w:t xml:space="preserve"> high income count </w:t>
+      </w:r>
+      <w:proofErr w:type="spellStart"/>
+      <w:r>
+        <w:t>dax</w:t>
+      </w:r>
+      <w:proofErr w:type="spellEnd"/>
+    </w:p>
+    <w:p>
+      <w:pPr>
+        <w:pStyle w:val="hh2"/>
         <w:numPr>
           <w:ilvl w:val="0"/>
           <w:numId w:val="2"/>
         </w:numPr>
-        <w:rPr/>
       </w:pPr>
       <w:bookmarkStart w:id="19" w:name="measere-4-high-income-percentage"/>
-      <w:r>
-        <w:rPr>
-          <w:b w:val="false"/>
-          <w:bCs w:val="false"/>
-          <w:i w:val="false"/>
-          <w:iCs w:val="false"/>
-          <w:strike w:val="false"/>
-          <w:dstrike w:val="false"/>
-        </w:rPr>
-        <w:t>Measere 4: High income percentage</w:t>
+      <w:proofErr w:type="spellStart"/>
+      <w:r>
+        <w:t>Measere</w:t>
+      </w:r>
+      <w:proofErr w:type="spellEnd"/>
+      <w:r>
+        <w:t xml:space="preserve"> 4: High income percentage</w:t>
       </w:r>
       <w:bookmarkEnd w:id="19"/>
     </w:p>
     <w:p>
       <w:pPr>
-        <w:pStyle w:val="Picture1"/>
-        <w:rPr/>
-      </w:pPr>
-      <w:r>
-        <w:rPr/>
+        <w:pStyle w:val="picture1"/>
+      </w:pPr>
+      <w:r>
+        <w:rPr>
+          <w:noProof/>
+        </w:rPr>
         <w:drawing>
-          <wp:inline distT="0" distB="0" distL="0" distR="0">
+          <wp:inline distT="0" distB="0" distL="0" distR="0" wp14:anchorId="4549F4BB" wp14:editId="413E8E56">
             <wp:extent cx="4762500" cy="362585"/>
             <wp:effectExtent l="0" t="0" r="0" b="0"/>
-            <wp:docPr id="12" name="Image12" descr=""/>
+            <wp:docPr id="12" name="Image12"/>
             <wp:cNvGraphicFramePr>
               <a:graphicFrameLocks xmlns:a="http://schemas.openxmlformats.org/drawingml/2006/main" noChangeAspect="1"/>
             </wp:cNvGraphicFramePr>
@@ -1380,13 +1200,13 @@
               <a:graphicData uri="http://schemas.openxmlformats.org/drawingml/2006/picture">
                 <pic:pic xmlns:pic="http://schemas.openxmlformats.org/drawingml/2006/picture">
                   <pic:nvPicPr>
-                    <pic:cNvPr id="12" name="Image12" descr=""/>
+                    <pic:cNvPr id="12" name="Image12"/>
                     <pic:cNvPicPr>
                       <a:picLocks noChangeAspect="1" noChangeArrowheads="1"/>
                     </pic:cNvPicPr>
                   </pic:nvPicPr>
                   <pic:blipFill>
-                    <a:blip r:embed="rId15"/>
+                    <a:blip r:embed="rId20"/>
                     <a:stretch>
                       <a:fillRect/>
                     </a:stretch>
@@ -1409,75 +1229,75 @@
     </w:p>
     <w:p>
       <w:pPr>
-        <w:pStyle w:val="ImageCaption"/>
-        <w:rPr/>
+        <w:pStyle w:val="imageCaption"/>
       </w:pPr>
       <w:bookmarkStart w:id="20" w:name="fig-high-income-dax"/>
       <w:r>
-        <w:rPr/>
         <w:t xml:space="preserve">Fig. </w:t>
       </w:r>
       <w:r>
-        <w:rPr/>
         <w:fldChar w:fldCharType="begin"/>
       </w:r>
       <w:r>
-        <w:rPr/>
-        <w:instrText> SEQ DOCXFIG \* ARABIC </w:instrText>
-      </w:r>
-      <w:r>
-        <w:rPr/>
+        <w:instrText>SEQ DOCXFIG \* ARABIC</w:instrText>
+      </w:r>
+      <w:r>
         <w:fldChar w:fldCharType="separate"/>
       </w:r>
       <w:r>
-        <w:rPr/>
+        <w:rPr>
+          <w:noProof/>
+        </w:rPr>
         <w:t>12</w:t>
       </w:r>
       <w:r>
-        <w:rPr/>
         <w:fldChar w:fldCharType="end"/>
       </w:r>
       <w:bookmarkEnd w:id="20"/>
       <w:r>
-        <w:rPr/>
-        <w:t xml:space="preserve"> high income % dax</w:t>
-      </w:r>
-    </w:p>
-    <w:p>
-      <w:pPr>
-        <w:pStyle w:val="Hh2"/>
+        <w:t xml:space="preserve"> high income % </w:t>
+      </w:r>
+      <w:proofErr w:type="spellStart"/>
+      <w:r>
+        <w:t>dax</w:t>
+      </w:r>
+      <w:proofErr w:type="spellEnd"/>
+    </w:p>
+    <w:p>
+      <w:pPr>
+        <w:pStyle w:val="hh2"/>
         <w:numPr>
           <w:ilvl w:val="0"/>
           <w:numId w:val="2"/>
         </w:numPr>
-        <w:rPr/>
       </w:pPr>
       <w:bookmarkStart w:id="21" w:name="measure-5-low-income-count"/>
       <w:r>
-        <w:rPr>
-          <w:b w:val="false"/>
-          <w:bCs w:val="false"/>
-          <w:i w:val="false"/>
-          <w:iCs w:val="false"/>
-          <w:strike w:val="false"/>
-          <w:dstrike w:val="false"/>
-        </w:rPr>
-        <w:t>Measure 5: Low income Count</w:t>
+        <w:t xml:space="preserve">Measure 5: </w:t>
+      </w:r>
+      <w:proofErr w:type="gramStart"/>
+      <w:r>
+        <w:t>Low income</w:t>
+      </w:r>
+      <w:proofErr w:type="gramEnd"/>
+      <w:r>
+        <w:t xml:space="preserve"> Count</w:t>
       </w:r>
       <w:bookmarkEnd w:id="21"/>
     </w:p>
     <w:p>
       <w:pPr>
-        <w:pStyle w:val="Picture1"/>
-        <w:rPr/>
-      </w:pPr>
-      <w:r>
-        <w:rPr/>
+        <w:pStyle w:val="picture1"/>
+      </w:pPr>
+      <w:r>
+        <w:rPr>
+          <w:noProof/>
+        </w:rPr>
         <w:drawing>
-          <wp:inline distT="0" distB="0" distL="0" distR="0">
+          <wp:inline distT="0" distB="0" distL="0" distR="0" wp14:anchorId="17E7625F" wp14:editId="22B583EC">
             <wp:extent cx="4762500" cy="252095"/>
             <wp:effectExtent l="0" t="0" r="0" b="0"/>
-            <wp:docPr id="13" name="Image13" descr=""/>
+            <wp:docPr id="13" name="Image13"/>
             <wp:cNvGraphicFramePr>
               <a:graphicFrameLocks xmlns:a="http://schemas.openxmlformats.org/drawingml/2006/main" noChangeAspect="1"/>
             </wp:cNvGraphicFramePr>
@@ -1485,13 +1305,13 @@
               <a:graphicData uri="http://schemas.openxmlformats.org/drawingml/2006/picture">
                 <pic:pic xmlns:pic="http://schemas.openxmlformats.org/drawingml/2006/picture">
                   <pic:nvPicPr>
-                    <pic:cNvPr id="13" name="Image13" descr=""/>
+                    <pic:cNvPr id="13" name="Image13"/>
                     <pic:cNvPicPr>
                       <a:picLocks noChangeAspect="1" noChangeArrowheads="1"/>
                     </pic:cNvPicPr>
                   </pic:nvPicPr>
                   <pic:blipFill>
-                    <a:blip r:embed="rId16"/>
+                    <a:blip r:embed="rId21"/>
                     <a:stretch>
                       <a:fillRect/>
                     </a:stretch>
@@ -1514,75 +1334,75 @@
     </w:p>
     <w:p>
       <w:pPr>
-        <w:pStyle w:val="ImageCaption"/>
-        <w:rPr/>
+        <w:pStyle w:val="imageCaption"/>
       </w:pPr>
       <w:bookmarkStart w:id="22" w:name="fig-low-income-count-dax"/>
       <w:r>
-        <w:rPr/>
         <w:t xml:space="preserve">Fig. </w:t>
       </w:r>
       <w:r>
-        <w:rPr/>
         <w:fldChar w:fldCharType="begin"/>
       </w:r>
       <w:r>
-        <w:rPr/>
-        <w:instrText> SEQ DOCXFIG \* ARABIC </w:instrText>
-      </w:r>
-      <w:r>
-        <w:rPr/>
+        <w:instrText>SEQ DOCXFIG \* ARABIC</w:instrText>
+      </w:r>
+      <w:r>
         <w:fldChar w:fldCharType="separate"/>
       </w:r>
       <w:r>
-        <w:rPr/>
+        <w:rPr>
+          <w:noProof/>
+        </w:rPr>
         <w:t>13</w:t>
       </w:r>
       <w:r>
-        <w:rPr/>
         <w:fldChar w:fldCharType="end"/>
       </w:r>
       <w:bookmarkEnd w:id="22"/>
       <w:r>
-        <w:rPr/>
-        <w:t xml:space="preserve"> low income count dax</w:t>
-      </w:r>
-    </w:p>
-    <w:p>
-      <w:pPr>
-        <w:pStyle w:val="Hh2"/>
+        <w:t xml:space="preserve"> </w:t>
+      </w:r>
+      <w:proofErr w:type="gramStart"/>
+      <w:r>
+        <w:t>low income</w:t>
+      </w:r>
+      <w:proofErr w:type="gramEnd"/>
+      <w:r>
+        <w:t xml:space="preserve"> count </w:t>
+      </w:r>
+      <w:proofErr w:type="spellStart"/>
+      <w:r>
+        <w:t>dax</w:t>
+      </w:r>
+      <w:proofErr w:type="spellEnd"/>
+    </w:p>
+    <w:p>
+      <w:pPr>
+        <w:pStyle w:val="hh2"/>
         <w:numPr>
           <w:ilvl w:val="0"/>
           <w:numId w:val="2"/>
         </w:numPr>
-        <w:rPr/>
       </w:pPr>
       <w:bookmarkStart w:id="23" w:name="column-1-age-group-classification"/>
       <w:r>
-        <w:rPr>
-          <w:b w:val="false"/>
-          <w:bCs w:val="false"/>
-          <w:i w:val="false"/>
-          <w:iCs w:val="false"/>
-          <w:strike w:val="false"/>
-          <w:dstrike w:val="false"/>
-        </w:rPr>
         <w:t>Column 1:  Age Group Classification</w:t>
       </w:r>
       <w:bookmarkEnd w:id="23"/>
     </w:p>
     <w:p>
       <w:pPr>
-        <w:pStyle w:val="Picture1"/>
-        <w:rPr/>
-      </w:pPr>
-      <w:r>
-        <w:rPr/>
+        <w:pStyle w:val="picture1"/>
+      </w:pPr>
+      <w:r>
+        <w:rPr>
+          <w:noProof/>
+        </w:rPr>
         <w:drawing>
-          <wp:inline distT="0" distB="0" distL="0" distR="0">
+          <wp:inline distT="0" distB="0" distL="0" distR="0" wp14:anchorId="2892AB0F" wp14:editId="1DB92C61">
             <wp:extent cx="4762500" cy="2042160"/>
             <wp:effectExtent l="0" t="0" r="0" b="0"/>
-            <wp:docPr id="14" name="Image14" descr=""/>
+            <wp:docPr id="14" name="Image14"/>
             <wp:cNvGraphicFramePr>
               <a:graphicFrameLocks xmlns:a="http://schemas.openxmlformats.org/drawingml/2006/main" noChangeAspect="1"/>
             </wp:cNvGraphicFramePr>
@@ -1590,13 +1410,13 @@
               <a:graphicData uri="http://schemas.openxmlformats.org/drawingml/2006/picture">
                 <pic:pic xmlns:pic="http://schemas.openxmlformats.org/drawingml/2006/picture">
                   <pic:nvPicPr>
-                    <pic:cNvPr id="14" name="Image14" descr=""/>
+                    <pic:cNvPr id="14" name="Image14"/>
                     <pic:cNvPicPr>
                       <a:picLocks noChangeAspect="1" noChangeArrowheads="1"/>
                     </pic:cNvPicPr>
                   </pic:nvPicPr>
                   <pic:blipFill>
-                    <a:blip r:embed="rId17"/>
+                    <a:blip r:embed="rId22"/>
                     <a:stretch>
                       <a:fillRect/>
                     </a:stretch>
@@ -1619,75 +1439,68 @@
     </w:p>
     <w:p>
       <w:pPr>
-        <w:pStyle w:val="ImageCaption"/>
-        <w:rPr/>
+        <w:pStyle w:val="imageCaption"/>
       </w:pPr>
       <w:bookmarkStart w:id="24" w:name="fig-age-group-dax"/>
       <w:r>
-        <w:rPr/>
         <w:t xml:space="preserve">Fig. </w:t>
       </w:r>
       <w:r>
-        <w:rPr/>
         <w:fldChar w:fldCharType="begin"/>
       </w:r>
       <w:r>
-        <w:rPr/>
-        <w:instrText> SEQ DOCXFIG \* ARABIC </w:instrText>
-      </w:r>
-      <w:r>
-        <w:rPr/>
+        <w:instrText>SEQ DOCXFIG \* ARABIC</w:instrText>
+      </w:r>
+      <w:r>
         <w:fldChar w:fldCharType="separate"/>
       </w:r>
       <w:r>
-        <w:rPr/>
+        <w:rPr>
+          <w:noProof/>
+        </w:rPr>
         <w:t>14</w:t>
       </w:r>
       <w:r>
-        <w:rPr/>
         <w:fldChar w:fldCharType="end"/>
       </w:r>
       <w:bookmarkEnd w:id="24"/>
       <w:r>
-        <w:rPr/>
-        <w:t xml:space="preserve"> age group dax</w:t>
-      </w:r>
-    </w:p>
-    <w:p>
-      <w:pPr>
-        <w:pStyle w:val="Hh2"/>
+        <w:t xml:space="preserve"> age group </w:t>
+      </w:r>
+      <w:proofErr w:type="spellStart"/>
+      <w:r>
+        <w:t>dax</w:t>
+      </w:r>
+      <w:proofErr w:type="spellEnd"/>
+    </w:p>
+    <w:p>
+      <w:pPr>
+        <w:pStyle w:val="hh2"/>
         <w:numPr>
           <w:ilvl w:val="0"/>
           <w:numId w:val="2"/>
         </w:numPr>
-        <w:rPr/>
       </w:pPr>
       <w:bookmarkStart w:id="25" w:name="column-2-work-hours-category"/>
       <w:r>
-        <w:rPr>
-          <w:b w:val="false"/>
-          <w:bCs w:val="false"/>
-          <w:i w:val="false"/>
-          <w:iCs w:val="false"/>
-          <w:strike w:val="false"/>
-          <w:dstrike w:val="false"/>
-        </w:rPr>
+        <w:lastRenderedPageBreak/>
         <w:t>Column 2: Work Hours Category</w:t>
       </w:r>
       <w:bookmarkEnd w:id="25"/>
     </w:p>
     <w:p>
       <w:pPr>
-        <w:pStyle w:val="Picture1"/>
-        <w:rPr/>
-      </w:pPr>
-      <w:r>
-        <w:rPr/>
+        <w:pStyle w:val="picture1"/>
+      </w:pPr>
+      <w:r>
+        <w:rPr>
+          <w:noProof/>
+        </w:rPr>
         <w:drawing>
-          <wp:inline distT="0" distB="0" distL="0" distR="0">
+          <wp:inline distT="0" distB="0" distL="0" distR="0" wp14:anchorId="63E8351E" wp14:editId="5E4A9C5C">
             <wp:extent cx="4762500" cy="1624965"/>
             <wp:effectExtent l="0" t="0" r="0" b="0"/>
-            <wp:docPr id="15" name="Image15" descr=""/>
+            <wp:docPr id="15" name="Image15"/>
             <wp:cNvGraphicFramePr>
               <a:graphicFrameLocks xmlns:a="http://schemas.openxmlformats.org/drawingml/2006/main" noChangeAspect="1"/>
             </wp:cNvGraphicFramePr>
@@ -1695,13 +1508,13 @@
               <a:graphicData uri="http://schemas.openxmlformats.org/drawingml/2006/picture">
                 <pic:pic xmlns:pic="http://schemas.openxmlformats.org/drawingml/2006/picture">
                   <pic:nvPicPr>
-                    <pic:cNvPr id="15" name="Image15" descr=""/>
+                    <pic:cNvPr id="15" name="Image15"/>
                     <pic:cNvPicPr>
                       <a:picLocks noChangeAspect="1" noChangeArrowheads="1"/>
                     </pic:cNvPicPr>
                   </pic:nvPicPr>
                   <pic:blipFill>
-                    <a:blip r:embed="rId18"/>
+                    <a:blip r:embed="rId23"/>
                     <a:stretch>
                       <a:fillRect/>
                     </a:stretch>
@@ -1724,75 +1537,62 @@
     </w:p>
     <w:p>
       <w:pPr>
-        <w:pStyle w:val="ImageCaption"/>
-        <w:rPr/>
+        <w:pStyle w:val="imageCaption"/>
       </w:pPr>
       <w:bookmarkStart w:id="26" w:name="fig-work-hours-category"/>
       <w:r>
-        <w:rPr/>
         <w:t xml:space="preserve">Fig. </w:t>
       </w:r>
       <w:r>
-        <w:rPr/>
         <w:fldChar w:fldCharType="begin"/>
       </w:r>
       <w:r>
-        <w:rPr/>
-        <w:instrText> SEQ DOCXFIG \* ARABIC </w:instrText>
-      </w:r>
-      <w:r>
-        <w:rPr/>
+        <w:instrText>SEQ DOCXFIG \* ARABIC</w:instrText>
+      </w:r>
+      <w:r>
         <w:fldChar w:fldCharType="separate"/>
       </w:r>
       <w:r>
-        <w:rPr/>
+        <w:rPr>
+          <w:noProof/>
+        </w:rPr>
         <w:t>15</w:t>
       </w:r>
       <w:r>
-        <w:rPr/>
         <w:fldChar w:fldCharType="end"/>
       </w:r>
       <w:bookmarkEnd w:id="26"/>
       <w:r>
-        <w:rPr/>
         <w:t xml:space="preserve"> work hours category</w:t>
       </w:r>
     </w:p>
     <w:p>
       <w:pPr>
-        <w:pStyle w:val="Hh2"/>
+        <w:pStyle w:val="hh2"/>
         <w:numPr>
           <w:ilvl w:val="0"/>
           <w:numId w:val="2"/>
         </w:numPr>
-        <w:rPr/>
       </w:pPr>
       <w:bookmarkStart w:id="27" w:name="column-3-education-level-group"/>
       <w:r>
-        <w:rPr>
-          <w:b w:val="false"/>
-          <w:bCs w:val="false"/>
-          <w:i w:val="false"/>
-          <w:iCs w:val="false"/>
-          <w:strike w:val="false"/>
-          <w:dstrike w:val="false"/>
-        </w:rPr>
         <w:t>Column 3:  Education Level Group</w:t>
       </w:r>
       <w:bookmarkEnd w:id="27"/>
     </w:p>
     <w:p>
       <w:pPr>
-        <w:pStyle w:val="Picture1"/>
-        <w:rPr/>
-      </w:pPr>
-      <w:r>
-        <w:rPr/>
+        <w:pStyle w:val="picture1"/>
+      </w:pPr>
+      <w:r>
+        <w:rPr>
+          <w:noProof/>
+        </w:rPr>
         <w:drawing>
-          <wp:inline distT="0" distB="0" distL="0" distR="0">
+          <wp:inline distT="0" distB="0" distL="0" distR="0" wp14:anchorId="6F5D54CE" wp14:editId="6A8B4570">
             <wp:extent cx="4138295" cy="4762500"/>
             <wp:effectExtent l="0" t="0" r="0" b="0"/>
-            <wp:docPr id="16" name="Image16" descr=""/>
+            <wp:docPr id="16" name="Image16"/>
             <wp:cNvGraphicFramePr>
               <a:graphicFrameLocks xmlns:a="http://schemas.openxmlformats.org/drawingml/2006/main" noChangeAspect="1"/>
             </wp:cNvGraphicFramePr>
@@ -1800,13 +1600,13 @@
               <a:graphicData uri="http://schemas.openxmlformats.org/drawingml/2006/picture">
                 <pic:pic xmlns:pic="http://schemas.openxmlformats.org/drawingml/2006/picture">
                   <pic:nvPicPr>
-                    <pic:cNvPr id="16" name="Image16" descr=""/>
+                    <pic:cNvPr id="16" name="Image16"/>
                     <pic:cNvPicPr>
                       <a:picLocks noChangeAspect="1" noChangeArrowheads="1"/>
                     </pic:cNvPicPr>
                   </pic:nvPicPr>
                   <pic:blipFill>
-                    <a:blip r:embed="rId19"/>
+                    <a:blip r:embed="rId24"/>
                     <a:stretch>
                       <a:fillRect/>
                     </a:stretch>
@@ -1829,75 +1629,91 @@
     </w:p>
     <w:p>
       <w:pPr>
-        <w:pStyle w:val="ImageCaption"/>
-        <w:rPr/>
+        <w:pStyle w:val="imageCaption"/>
       </w:pPr>
       <w:bookmarkStart w:id="28" w:name="fig-edu-levl-dax"/>
       <w:r>
-        <w:rPr/>
         <w:t xml:space="preserve">Fig. </w:t>
       </w:r>
       <w:r>
-        <w:rPr/>
         <w:fldChar w:fldCharType="begin"/>
       </w:r>
       <w:r>
-        <w:rPr/>
-        <w:instrText> SEQ DOCXFIG \* ARABIC </w:instrText>
-      </w:r>
-      <w:r>
-        <w:rPr/>
+        <w:instrText>SEQ DOCXFIG \* ARABIC</w:instrText>
+      </w:r>
+      <w:r>
         <w:fldChar w:fldCharType="separate"/>
       </w:r>
       <w:r>
-        <w:rPr/>
+        <w:rPr>
+          <w:noProof/>
+        </w:rPr>
         <w:t>16</w:t>
       </w:r>
       <w:r>
-        <w:rPr/>
         <w:fldChar w:fldCharType="end"/>
       </w:r>
       <w:bookmarkEnd w:id="28"/>
       <w:r>
-        <w:rPr/>
-        <w:t xml:space="preserve"> edu levl dax</w:t>
-      </w:r>
-    </w:p>
-    <w:p>
-      <w:pPr>
-        <w:pStyle w:val="Hh2"/>
+        <w:t xml:space="preserve"> </w:t>
+      </w:r>
+      <w:proofErr w:type="spellStart"/>
+      <w:r>
+        <w:t>edu</w:t>
+      </w:r>
+      <w:proofErr w:type="spellEnd"/>
+      <w:r>
+        <w:t xml:space="preserve"> </w:t>
+      </w:r>
+      <w:proofErr w:type="spellStart"/>
+      <w:r>
+        <w:t>levl</w:t>
+      </w:r>
+      <w:proofErr w:type="spellEnd"/>
+      <w:r>
+        <w:t xml:space="preserve"> </w:t>
+      </w:r>
+      <w:proofErr w:type="spellStart"/>
+      <w:r>
+        <w:t>dax</w:t>
+      </w:r>
+      <w:proofErr w:type="spellEnd"/>
+    </w:p>
+    <w:p>
+      <w:pPr>
+        <w:pStyle w:val="hh2"/>
         <w:numPr>
           <w:ilvl w:val="0"/>
           <w:numId w:val="2"/>
         </w:numPr>
-        <w:rPr/>
       </w:pPr>
       <w:bookmarkStart w:id="29" w:name="measure-1-female-high-income-percentage"/>
       <w:r>
-        <w:rPr>
-          <w:b w:val="false"/>
-          <w:bCs w:val="false"/>
-          <w:i w:val="false"/>
-          <w:iCs w:val="false"/>
-          <w:strike w:val="false"/>
-          <w:dstrike w:val="false"/>
-        </w:rPr>
-        <w:t>Measure 1: Female High Income percentage</w:t>
+        <w:t xml:space="preserve">Measure 1: Female </w:t>
+      </w:r>
+      <w:proofErr w:type="gramStart"/>
+      <w:r>
+        <w:t>High Income</w:t>
+      </w:r>
+      <w:proofErr w:type="gramEnd"/>
+      <w:r>
+        <w:t xml:space="preserve"> percentage</w:t>
       </w:r>
       <w:bookmarkEnd w:id="29"/>
     </w:p>
     <w:p>
       <w:pPr>
-        <w:pStyle w:val="Picture1"/>
-        <w:rPr/>
-      </w:pPr>
-      <w:r>
-        <w:rPr/>
+        <w:pStyle w:val="picture1"/>
+      </w:pPr>
+      <w:r>
+        <w:rPr>
+          <w:noProof/>
+        </w:rPr>
         <w:drawing>
-          <wp:inline distT="0" distB="0" distL="0" distR="0">
+          <wp:inline distT="0" distB="0" distL="0" distR="0" wp14:anchorId="7BF3DB63" wp14:editId="55344EEA">
             <wp:extent cx="4762500" cy="657860"/>
             <wp:effectExtent l="0" t="0" r="0" b="0"/>
-            <wp:docPr id="17" name="Image17" descr=""/>
+            <wp:docPr id="17" name="Image17"/>
             <wp:cNvGraphicFramePr>
               <a:graphicFrameLocks xmlns:a="http://schemas.openxmlformats.org/drawingml/2006/main" noChangeAspect="1"/>
             </wp:cNvGraphicFramePr>
@@ -1905,13 +1721,13 @@
               <a:graphicData uri="http://schemas.openxmlformats.org/drawingml/2006/picture">
                 <pic:pic xmlns:pic="http://schemas.openxmlformats.org/drawingml/2006/picture">
                   <pic:nvPicPr>
-                    <pic:cNvPr id="17" name="Image17" descr=""/>
+                    <pic:cNvPr id="17" name="Image17"/>
                     <pic:cNvPicPr>
                       <a:picLocks noChangeAspect="1" noChangeArrowheads="1"/>
                     </pic:cNvPicPr>
                   </pic:nvPicPr>
                   <pic:blipFill>
-                    <a:blip r:embed="rId20"/>
+                    <a:blip r:embed="rId25"/>
                     <a:stretch>
                       <a:fillRect/>
                     </a:stretch>
@@ -1934,75 +1750,63 @@
     </w:p>
     <w:p>
       <w:pPr>
-        <w:pStyle w:val="ImageCaption"/>
-        <w:rPr/>
+        <w:pStyle w:val="imageCaption"/>
       </w:pPr>
       <w:bookmarkStart w:id="30" w:name="fig-female-high-income-percentage"/>
       <w:r>
-        <w:rPr/>
         <w:t xml:space="preserve">Fig. </w:t>
       </w:r>
       <w:r>
-        <w:rPr/>
         <w:fldChar w:fldCharType="begin"/>
       </w:r>
       <w:r>
-        <w:rPr/>
-        <w:instrText> SEQ DOCXFIG \* ARABIC </w:instrText>
-      </w:r>
-      <w:r>
-        <w:rPr/>
+        <w:instrText>SEQ DOCXFIG \* ARABIC</w:instrText>
+      </w:r>
+      <w:r>
         <w:fldChar w:fldCharType="separate"/>
       </w:r>
       <w:r>
-        <w:rPr/>
+        <w:rPr>
+          <w:noProof/>
+        </w:rPr>
         <w:t>17</w:t>
       </w:r>
       <w:r>
-        <w:rPr/>
         <w:fldChar w:fldCharType="end"/>
       </w:r>
       <w:bookmarkEnd w:id="30"/>
       <w:r>
-        <w:rPr/>
         <w:t xml:space="preserve"> female high income percentage</w:t>
       </w:r>
     </w:p>
     <w:p>
       <w:pPr>
-        <w:pStyle w:val="Hh2"/>
+        <w:pStyle w:val="hh2"/>
         <w:numPr>
           <w:ilvl w:val="0"/>
           <w:numId w:val="2"/>
         </w:numPr>
-        <w:rPr/>
       </w:pPr>
       <w:bookmarkStart w:id="31" w:name="measure-2-percentage-of-national-average"/>
       <w:r>
-        <w:rPr>
-          <w:b w:val="false"/>
-          <w:bCs w:val="false"/>
-          <w:i w:val="false"/>
-          <w:iCs w:val="false"/>
-          <w:strike w:val="false"/>
-          <w:dstrike w:val="false"/>
-        </w:rPr>
+        <w:lastRenderedPageBreak/>
         <w:t>Measure 2: Percentage of National Average</w:t>
       </w:r>
       <w:bookmarkEnd w:id="31"/>
     </w:p>
     <w:p>
       <w:pPr>
-        <w:pStyle w:val="Picture1"/>
-        <w:rPr/>
-      </w:pPr>
-      <w:r>
-        <w:rPr/>
+        <w:pStyle w:val="picture1"/>
+      </w:pPr>
+      <w:r>
+        <w:rPr>
+          <w:noProof/>
+        </w:rPr>
         <w:drawing>
-          <wp:inline distT="0" distB="0" distL="0" distR="0">
+          <wp:inline distT="0" distB="0" distL="0" distR="0" wp14:anchorId="52C43ADA" wp14:editId="4D12A0D9">
             <wp:extent cx="4762500" cy="934085"/>
             <wp:effectExtent l="0" t="0" r="0" b="0"/>
-            <wp:docPr id="18" name="Image18" descr=""/>
+            <wp:docPr id="18" name="Image18"/>
             <wp:cNvGraphicFramePr>
               <a:graphicFrameLocks xmlns:a="http://schemas.openxmlformats.org/drawingml/2006/main" noChangeAspect="1"/>
             </wp:cNvGraphicFramePr>
@@ -2010,13 +1814,13 @@
               <a:graphicData uri="http://schemas.openxmlformats.org/drawingml/2006/picture">
                 <pic:pic xmlns:pic="http://schemas.openxmlformats.org/drawingml/2006/picture">
                   <pic:nvPicPr>
-                    <pic:cNvPr id="18" name="Image18" descr=""/>
+                    <pic:cNvPr id="18" name="Image18"/>
                     <pic:cNvPicPr>
                       <a:picLocks noChangeAspect="1" noChangeArrowheads="1"/>
                     </pic:cNvPicPr>
                   </pic:nvPicPr>
                   <pic:blipFill>
-                    <a:blip r:embed="rId21"/>
+                    <a:blip r:embed="rId26"/>
                     <a:stretch>
                       <a:fillRect/>
                     </a:stretch>
@@ -2039,75 +1843,62 @@
     </w:p>
     <w:p>
       <w:pPr>
-        <w:pStyle w:val="ImageCaption"/>
-        <w:rPr/>
+        <w:pStyle w:val="imageCaption"/>
       </w:pPr>
       <w:bookmarkStart w:id="32" w:name="fig--of-national-income"/>
       <w:r>
-        <w:rPr/>
         <w:t xml:space="preserve">Fig. </w:t>
       </w:r>
       <w:r>
-        <w:rPr/>
         <w:fldChar w:fldCharType="begin"/>
       </w:r>
       <w:r>
-        <w:rPr/>
-        <w:instrText> SEQ DOCXFIG \* ARABIC </w:instrText>
-      </w:r>
-      <w:r>
-        <w:rPr/>
+        <w:instrText>SEQ DOCXFIG \* ARABIC</w:instrText>
+      </w:r>
+      <w:r>
         <w:fldChar w:fldCharType="separate"/>
       </w:r>
       <w:r>
-        <w:rPr/>
+        <w:rPr>
+          <w:noProof/>
+        </w:rPr>
         <w:t>18</w:t>
       </w:r>
       <w:r>
-        <w:rPr/>
         <w:fldChar w:fldCharType="end"/>
       </w:r>
       <w:bookmarkEnd w:id="32"/>
       <w:r>
-        <w:rPr/>
         <w:t xml:space="preserve"> % of national income</w:t>
       </w:r>
     </w:p>
     <w:p>
       <w:pPr>
-        <w:pStyle w:val="Hh2"/>
+        <w:pStyle w:val="hh2"/>
         <w:numPr>
           <w:ilvl w:val="0"/>
           <w:numId w:val="2"/>
         </w:numPr>
-        <w:rPr/>
       </w:pPr>
       <w:bookmarkStart w:id="33" w:name="measure-3-professional-contribution"/>
       <w:r>
-        <w:rPr>
-          <w:b w:val="false"/>
-          <w:bCs w:val="false"/>
-          <w:i w:val="false"/>
-          <w:iCs w:val="false"/>
-          <w:strike w:val="false"/>
-          <w:dstrike w:val="false"/>
-        </w:rPr>
         <w:t>Measure 3: Professional Contribution</w:t>
       </w:r>
       <w:bookmarkEnd w:id="33"/>
     </w:p>
     <w:p>
       <w:pPr>
-        <w:pStyle w:val="Picture1"/>
-        <w:rPr/>
-      </w:pPr>
-      <w:r>
-        <w:rPr/>
+        <w:pStyle w:val="picture1"/>
+      </w:pPr>
+      <w:r>
+        <w:rPr>
+          <w:noProof/>
+        </w:rPr>
         <w:drawing>
-          <wp:inline distT="0" distB="0" distL="0" distR="0">
+          <wp:inline distT="0" distB="0" distL="0" distR="0" wp14:anchorId="5EB19500" wp14:editId="5DADF79E">
             <wp:extent cx="4762500" cy="545465"/>
             <wp:effectExtent l="0" t="0" r="0" b="0"/>
-            <wp:docPr id="19" name="Image19" descr=""/>
+            <wp:docPr id="19" name="Image19"/>
             <wp:cNvGraphicFramePr>
               <a:graphicFrameLocks xmlns:a="http://schemas.openxmlformats.org/drawingml/2006/main" noChangeAspect="1"/>
             </wp:cNvGraphicFramePr>
@@ -2115,13 +1906,13 @@
               <a:graphicData uri="http://schemas.openxmlformats.org/drawingml/2006/picture">
                 <pic:pic xmlns:pic="http://schemas.openxmlformats.org/drawingml/2006/picture">
                   <pic:nvPicPr>
-                    <pic:cNvPr id="19" name="Image19" descr=""/>
+                    <pic:cNvPr id="19" name="Image19"/>
                     <pic:cNvPicPr>
                       <a:picLocks noChangeAspect="1" noChangeArrowheads="1"/>
                     </pic:cNvPicPr>
                   </pic:nvPicPr>
                   <pic:blipFill>
-                    <a:blip r:embed="rId22"/>
+                    <a:blip r:embed="rId27"/>
                     <a:stretch>
                       <a:fillRect/>
                     </a:stretch>
@@ -2144,75 +1935,62 @@
     </w:p>
     <w:p>
       <w:pPr>
-        <w:pStyle w:val="ImageCaption"/>
-        <w:rPr/>
+        <w:pStyle w:val="imageCaption"/>
       </w:pPr>
       <w:bookmarkStart w:id="34" w:name="fig-professional-contribution"/>
       <w:r>
-        <w:rPr/>
         <w:t xml:space="preserve">Fig. </w:t>
       </w:r>
       <w:r>
-        <w:rPr/>
         <w:fldChar w:fldCharType="begin"/>
       </w:r>
       <w:r>
-        <w:rPr/>
-        <w:instrText> SEQ DOCXFIG \* ARABIC </w:instrText>
-      </w:r>
-      <w:r>
-        <w:rPr/>
+        <w:instrText>SEQ DOCXFIG \* ARABIC</w:instrText>
+      </w:r>
+      <w:r>
         <w:fldChar w:fldCharType="separate"/>
       </w:r>
       <w:r>
-        <w:rPr/>
+        <w:rPr>
+          <w:noProof/>
+        </w:rPr>
         <w:t>19</w:t>
       </w:r>
       <w:r>
-        <w:rPr/>
         <w:fldChar w:fldCharType="end"/>
       </w:r>
       <w:bookmarkEnd w:id="34"/>
       <w:r>
-        <w:rPr/>
         <w:t xml:space="preserve"> professional contribution</w:t>
       </w:r>
     </w:p>
     <w:p>
       <w:pPr>
-        <w:pStyle w:val="Hh2"/>
+        <w:pStyle w:val="hh2"/>
         <w:numPr>
           <w:ilvl w:val="0"/>
           <w:numId w:val="2"/>
         </w:numPr>
-        <w:rPr/>
       </w:pPr>
       <w:bookmarkStart w:id="35" w:name="measure-4-gender-gap-analysis"/>
       <w:r>
-        <w:rPr>
-          <w:b w:val="false"/>
-          <w:bCs w:val="false"/>
-          <w:i w:val="false"/>
-          <w:iCs w:val="false"/>
-          <w:strike w:val="false"/>
-          <w:dstrike w:val="false"/>
-        </w:rPr>
         <w:t>Measure 4: Gender Gap Analysis</w:t>
       </w:r>
       <w:bookmarkEnd w:id="35"/>
     </w:p>
     <w:p>
       <w:pPr>
-        <w:pStyle w:val="Picture1"/>
-        <w:rPr/>
-      </w:pPr>
-      <w:r>
-        <w:rPr/>
+        <w:pStyle w:val="picture1"/>
+      </w:pPr>
+      <w:r>
+        <w:rPr>
+          <w:noProof/>
+        </w:rPr>
         <w:drawing>
-          <wp:inline distT="0" distB="0" distL="0" distR="0">
+          <wp:inline distT="0" distB="0" distL="0" distR="0" wp14:anchorId="76014156" wp14:editId="29347163">
             <wp:extent cx="4171950" cy="647700"/>
             <wp:effectExtent l="0" t="0" r="0" b="0"/>
-            <wp:docPr id="20" name="Image20" descr=""/>
+            <wp:docPr id="20" name="Image20"/>
             <wp:cNvGraphicFramePr>
               <a:graphicFrameLocks xmlns:a="http://schemas.openxmlformats.org/drawingml/2006/main" noChangeAspect="1"/>
             </wp:cNvGraphicFramePr>
@@ -2220,13 +1998,13 @@
               <a:graphicData uri="http://schemas.openxmlformats.org/drawingml/2006/picture">
                 <pic:pic xmlns:pic="http://schemas.openxmlformats.org/drawingml/2006/picture">
                   <pic:nvPicPr>
-                    <pic:cNvPr id="20" name="Image20" descr=""/>
+                    <pic:cNvPr id="20" name="Image20"/>
                     <pic:cNvPicPr>
                       <a:picLocks noChangeAspect="1" noChangeArrowheads="1"/>
                     </pic:cNvPicPr>
                   </pic:nvPicPr>
                   <pic:blipFill>
-                    <a:blip r:embed="rId23"/>
+                    <a:blip r:embed="rId28"/>
                     <a:stretch>
                       <a:fillRect/>
                     </a:stretch>
@@ -2249,75 +2027,67 @@
     </w:p>
     <w:p>
       <w:pPr>
-        <w:pStyle w:val="ImageCaption"/>
-        <w:rPr/>
+        <w:pStyle w:val="imageCaption"/>
       </w:pPr>
       <w:bookmarkStart w:id="36" w:name="fig-gender-income-gap-dax"/>
       <w:r>
-        <w:rPr/>
         <w:t xml:space="preserve">Fig. </w:t>
       </w:r>
       <w:r>
-        <w:rPr/>
         <w:fldChar w:fldCharType="begin"/>
       </w:r>
       <w:r>
-        <w:rPr/>
-        <w:instrText> SEQ DOCXFIG \* ARABIC </w:instrText>
-      </w:r>
-      <w:r>
-        <w:rPr/>
+        <w:instrText>SEQ DOCXFIG \* ARABIC</w:instrText>
+      </w:r>
+      <w:r>
         <w:fldChar w:fldCharType="separate"/>
       </w:r>
       <w:r>
-        <w:rPr/>
+        <w:rPr>
+          <w:noProof/>
+        </w:rPr>
         <w:t>20</w:t>
       </w:r>
       <w:r>
-        <w:rPr/>
         <w:fldChar w:fldCharType="end"/>
       </w:r>
       <w:bookmarkEnd w:id="36"/>
       <w:r>
-        <w:rPr/>
-        <w:t xml:space="preserve"> gender income gap dax</w:t>
-      </w:r>
-    </w:p>
-    <w:p>
-      <w:pPr>
-        <w:pStyle w:val="Hh2"/>
+        <w:t xml:space="preserve"> gender income gap </w:t>
+      </w:r>
+      <w:proofErr w:type="spellStart"/>
+      <w:r>
+        <w:t>dax</w:t>
+      </w:r>
+      <w:proofErr w:type="spellEnd"/>
+    </w:p>
+    <w:p>
+      <w:pPr>
+        <w:pStyle w:val="hh2"/>
         <w:numPr>
           <w:ilvl w:val="0"/>
           <w:numId w:val="2"/>
         </w:numPr>
-        <w:rPr/>
       </w:pPr>
       <w:bookmarkStart w:id="37" w:name="total-estimated-income-sumx"/>
       <w:r>
-        <w:rPr>
-          <w:b w:val="false"/>
-          <w:bCs w:val="false"/>
-          <w:i w:val="false"/>
-          <w:iCs w:val="false"/>
-          <w:strike w:val="false"/>
-          <w:dstrike w:val="false"/>
-        </w:rPr>
         <w:t>Total Estimated Income (SUMX)</w:t>
       </w:r>
       <w:bookmarkEnd w:id="37"/>
     </w:p>
     <w:p>
       <w:pPr>
-        <w:pStyle w:val="Picture1"/>
-        <w:rPr/>
-      </w:pPr>
-      <w:r>
-        <w:rPr/>
+        <w:pStyle w:val="picture1"/>
+      </w:pPr>
+      <w:r>
+        <w:rPr>
+          <w:noProof/>
+        </w:rPr>
         <w:drawing>
-          <wp:inline distT="0" distB="0" distL="0" distR="0">
+          <wp:inline distT="0" distB="0" distL="0" distR="0" wp14:anchorId="5BEEA13B" wp14:editId="6CAC2C19">
             <wp:extent cx="3943350" cy="1238250"/>
             <wp:effectExtent l="0" t="0" r="0" b="0"/>
-            <wp:docPr id="21" name="Image21" descr=""/>
+            <wp:docPr id="21" name="Image21"/>
             <wp:cNvGraphicFramePr>
               <a:graphicFrameLocks xmlns:a="http://schemas.openxmlformats.org/drawingml/2006/main" noChangeAspect="1"/>
             </wp:cNvGraphicFramePr>
@@ -2325,13 +2095,13 @@
               <a:graphicData uri="http://schemas.openxmlformats.org/drawingml/2006/picture">
                 <pic:pic xmlns:pic="http://schemas.openxmlformats.org/drawingml/2006/picture">
                   <pic:nvPicPr>
-                    <pic:cNvPr id="21" name="Image21" descr=""/>
+                    <pic:cNvPr id="21" name="Image21"/>
                     <pic:cNvPicPr>
                       <a:picLocks noChangeAspect="1" noChangeArrowheads="1"/>
                     </pic:cNvPicPr>
                   </pic:nvPicPr>
                   <pic:blipFill>
-                    <a:blip r:embed="rId24"/>
+                    <a:blip r:embed="rId29"/>
                     <a:stretch>
                       <a:fillRect/>
                     </a:stretch>
@@ -2354,75 +2124,67 @@
     </w:p>
     <w:p>
       <w:pPr>
-        <w:pStyle w:val="ImageCaption"/>
-        <w:rPr/>
+        <w:pStyle w:val="imageCaption"/>
       </w:pPr>
       <w:bookmarkStart w:id="38" w:name="fig-sumx-dax"/>
       <w:r>
-        <w:rPr/>
         <w:t xml:space="preserve">Fig. </w:t>
       </w:r>
       <w:r>
-        <w:rPr/>
         <w:fldChar w:fldCharType="begin"/>
       </w:r>
       <w:r>
-        <w:rPr/>
-        <w:instrText> SEQ DOCXFIG \* ARABIC </w:instrText>
-      </w:r>
-      <w:r>
-        <w:rPr/>
+        <w:instrText>SEQ DOCXFIG \* ARABIC</w:instrText>
+      </w:r>
+      <w:r>
         <w:fldChar w:fldCharType="separate"/>
       </w:r>
       <w:r>
-        <w:rPr/>
+        <w:rPr>
+          <w:noProof/>
+        </w:rPr>
         <w:t>21</w:t>
       </w:r>
       <w:r>
-        <w:rPr/>
         <w:fldChar w:fldCharType="end"/>
       </w:r>
       <w:bookmarkEnd w:id="38"/>
       <w:r>
-        <w:rPr/>
-        <w:t xml:space="preserve"> SUMX dax</w:t>
-      </w:r>
-    </w:p>
-    <w:p>
-      <w:pPr>
-        <w:pStyle w:val="Hh2"/>
+        <w:t xml:space="preserve"> SUMX </w:t>
+      </w:r>
+      <w:proofErr w:type="spellStart"/>
+      <w:r>
+        <w:t>dax</w:t>
+      </w:r>
+      <w:proofErr w:type="spellEnd"/>
+    </w:p>
+    <w:p>
+      <w:pPr>
+        <w:pStyle w:val="hh2"/>
         <w:numPr>
           <w:ilvl w:val="0"/>
           <w:numId w:val="2"/>
         </w:numPr>
-        <w:rPr/>
       </w:pPr>
       <w:bookmarkStart w:id="39" w:name="average-education-level-by-occupation-av"/>
       <w:r>
-        <w:rPr>
-          <w:b w:val="false"/>
-          <w:bCs w:val="false"/>
-          <w:i w:val="false"/>
-          <w:iCs w:val="false"/>
-          <w:strike w:val="false"/>
-          <w:dstrike w:val="false"/>
-        </w:rPr>
         <w:t>Average Education Level by Occupation (AVERAGEX)</w:t>
       </w:r>
       <w:bookmarkEnd w:id="39"/>
     </w:p>
     <w:p>
       <w:pPr>
-        <w:pStyle w:val="Picture1"/>
-        <w:rPr/>
-      </w:pPr>
-      <w:r>
-        <w:rPr/>
+        <w:pStyle w:val="picture1"/>
+      </w:pPr>
+      <w:r>
+        <w:rPr>
+          <w:noProof/>
+        </w:rPr>
         <w:drawing>
-          <wp:inline distT="0" distB="0" distL="0" distR="0">
+          <wp:inline distT="0" distB="0" distL="0" distR="0" wp14:anchorId="2424A8DB" wp14:editId="2D6E9115">
             <wp:extent cx="3724275" cy="1276350"/>
             <wp:effectExtent l="0" t="0" r="0" b="0"/>
-            <wp:docPr id="22" name="Image22" descr=""/>
+            <wp:docPr id="22" name="Image22"/>
             <wp:cNvGraphicFramePr>
               <a:graphicFrameLocks xmlns:a="http://schemas.openxmlformats.org/drawingml/2006/main" noChangeAspect="1"/>
             </wp:cNvGraphicFramePr>
@@ -2430,13 +2192,13 @@
               <a:graphicData uri="http://schemas.openxmlformats.org/drawingml/2006/picture">
                 <pic:pic xmlns:pic="http://schemas.openxmlformats.org/drawingml/2006/picture">
                   <pic:nvPicPr>
-                    <pic:cNvPr id="22" name="Image22" descr=""/>
+                    <pic:cNvPr id="22" name="Image22"/>
                     <pic:cNvPicPr>
                       <a:picLocks noChangeAspect="1" noChangeArrowheads="1"/>
                     </pic:cNvPicPr>
                   </pic:nvPicPr>
                   <pic:blipFill>
-                    <a:blip r:embed="rId25"/>
+                    <a:blip r:embed="rId30"/>
                     <a:stretch>
                       <a:fillRect/>
                     </a:stretch>
@@ -2459,75 +2221,68 @@
     </w:p>
     <w:p>
       <w:pPr>
-        <w:pStyle w:val="ImageCaption"/>
-        <w:rPr/>
+        <w:pStyle w:val="imageCaption"/>
       </w:pPr>
       <w:bookmarkStart w:id="40" w:name="fig-averagexdax"/>
       <w:r>
-        <w:rPr/>
         <w:t xml:space="preserve">Fig. </w:t>
       </w:r>
       <w:r>
-        <w:rPr/>
         <w:fldChar w:fldCharType="begin"/>
       </w:r>
       <w:r>
-        <w:rPr/>
-        <w:instrText> SEQ DOCXFIG \* ARABIC </w:instrText>
-      </w:r>
-      <w:r>
-        <w:rPr/>
+        <w:instrText>SEQ DOCXFIG \* ARABIC</w:instrText>
+      </w:r>
+      <w:r>
         <w:fldChar w:fldCharType="separate"/>
       </w:r>
       <w:r>
-        <w:rPr/>
+        <w:rPr>
+          <w:noProof/>
+        </w:rPr>
         <w:t>22</w:t>
       </w:r>
       <w:r>
-        <w:rPr/>
         <w:fldChar w:fldCharType="end"/>
       </w:r>
       <w:bookmarkEnd w:id="40"/>
       <w:r>
-        <w:rPr/>
-        <w:t xml:space="preserve"> averagexdax</w:t>
-      </w:r>
-    </w:p>
-    <w:p>
-      <w:pPr>
-        <w:pStyle w:val="Hh2"/>
+        <w:t xml:space="preserve"> </w:t>
+      </w:r>
+      <w:proofErr w:type="spellStart"/>
+      <w:r>
+        <w:t>averagexdax</w:t>
+      </w:r>
+      <w:proofErr w:type="spellEnd"/>
+    </w:p>
+    <w:p>
+      <w:pPr>
+        <w:pStyle w:val="hh2"/>
         <w:numPr>
           <w:ilvl w:val="0"/>
           <w:numId w:val="2"/>
         </w:numPr>
-        <w:rPr/>
       </w:pPr>
       <w:bookmarkStart w:id="41" w:name="total-capital-activity-sumx-with-multipl"/>
       <w:r>
-        <w:rPr>
-          <w:b w:val="false"/>
-          <w:bCs w:val="false"/>
-          <w:i w:val="false"/>
-          <w:iCs w:val="false"/>
-          <w:strike w:val="false"/>
-          <w:dstrike w:val="false"/>
-        </w:rPr>
+        <w:lastRenderedPageBreak/>
         <w:t>Total Capital Activity (SUMX with multiple columns)</w:t>
       </w:r>
       <w:bookmarkEnd w:id="41"/>
     </w:p>
     <w:p>
       <w:pPr>
-        <w:pStyle w:val="Picture1"/>
-        <w:rPr/>
-      </w:pPr>
-      <w:r>
-        <w:rPr/>
+        <w:pStyle w:val="picture1"/>
+      </w:pPr>
+      <w:r>
+        <w:rPr>
+          <w:noProof/>
+        </w:rPr>
         <w:drawing>
-          <wp:inline distT="0" distB="0" distL="0" distR="0">
+          <wp:inline distT="0" distB="0" distL="0" distR="0" wp14:anchorId="05C09CF6" wp14:editId="49524409">
             <wp:extent cx="4762500" cy="1235075"/>
             <wp:effectExtent l="0" t="0" r="0" b="0"/>
-            <wp:docPr id="23" name="Image23" descr=""/>
+            <wp:docPr id="23" name="Image23"/>
             <wp:cNvGraphicFramePr>
               <a:graphicFrameLocks xmlns:a="http://schemas.openxmlformats.org/drawingml/2006/main" noChangeAspect="1"/>
             </wp:cNvGraphicFramePr>
@@ -2535,13 +2290,13 @@
               <a:graphicData uri="http://schemas.openxmlformats.org/drawingml/2006/picture">
                 <pic:pic xmlns:pic="http://schemas.openxmlformats.org/drawingml/2006/picture">
                   <pic:nvPicPr>
-                    <pic:cNvPr id="23" name="Image23" descr=""/>
+                    <pic:cNvPr id="23" name="Image23"/>
                     <pic:cNvPicPr>
                       <a:picLocks noChangeAspect="1" noChangeArrowheads="1"/>
                     </pic:cNvPicPr>
                   </pic:nvPicPr>
                   <pic:blipFill>
-                    <a:blip r:embed="rId26"/>
+                    <a:blip r:embed="rId31"/>
                     <a:stretch>
                       <a:fillRect/>
                     </a:stretch>
@@ -2564,75 +2319,67 @@
     </w:p>
     <w:p>
       <w:pPr>
-        <w:pStyle w:val="ImageCaption"/>
-        <w:rPr/>
+        <w:pStyle w:val="imageCaption"/>
       </w:pPr>
       <w:bookmarkStart w:id="42" w:name="fig-sumxmultidax"/>
       <w:r>
-        <w:rPr/>
         <w:t xml:space="preserve">Fig. </w:t>
       </w:r>
       <w:r>
-        <w:rPr/>
         <w:fldChar w:fldCharType="begin"/>
       </w:r>
       <w:r>
-        <w:rPr/>
-        <w:instrText> SEQ DOCXFIG \* ARABIC </w:instrText>
-      </w:r>
-      <w:r>
-        <w:rPr/>
+        <w:instrText>SEQ DOCXFIG \* ARABIC</w:instrText>
+      </w:r>
+      <w:r>
         <w:fldChar w:fldCharType="separate"/>
       </w:r>
       <w:r>
-        <w:rPr/>
+        <w:rPr>
+          <w:noProof/>
+        </w:rPr>
         <w:t>23</w:t>
       </w:r>
       <w:r>
-        <w:rPr/>
         <w:fldChar w:fldCharType="end"/>
       </w:r>
       <w:bookmarkEnd w:id="42"/>
       <w:r>
-        <w:rPr/>
-        <w:t xml:space="preserve"> sumxMultiDAX</w:t>
-      </w:r>
-    </w:p>
-    <w:p>
-      <w:pPr>
-        <w:pStyle w:val="Hh2"/>
+        <w:t xml:space="preserve"> </w:t>
+      </w:r>
+      <w:proofErr w:type="spellStart"/>
+      <w:r>
+        <w:t>sumxMultiDAX</w:t>
+      </w:r>
+      <w:proofErr w:type="spellEnd"/>
+    </w:p>
+    <w:p>
+      <w:pPr>
+        <w:pStyle w:val="hh2"/>
         <w:numPr>
           <w:ilvl w:val="0"/>
           <w:numId w:val="2"/>
         </w:numPr>
-        <w:rPr/>
       </w:pPr>
       <w:bookmarkStart w:id="43" w:name="measure-1-year-to-date-individuals"/>
       <w:r>
-        <w:rPr>
-          <w:b w:val="false"/>
-          <w:bCs w:val="false"/>
-          <w:i w:val="false"/>
-          <w:iCs w:val="false"/>
-          <w:strike w:val="false"/>
-          <w:dstrike w:val="false"/>
-        </w:rPr>
         <w:t>Measure 1: Year-to-Date Individuals</w:t>
       </w:r>
       <w:bookmarkEnd w:id="43"/>
     </w:p>
     <w:p>
       <w:pPr>
-        <w:pStyle w:val="Picture1"/>
-        <w:rPr/>
-      </w:pPr>
-      <w:r>
-        <w:rPr/>
+        <w:pStyle w:val="picture1"/>
+      </w:pPr>
+      <w:r>
+        <w:rPr>
+          <w:noProof/>
+        </w:rPr>
         <w:drawing>
-          <wp:inline distT="0" distB="0" distL="0" distR="0">
+          <wp:inline distT="0" distB="0" distL="0" distR="0" wp14:anchorId="7408EFB9" wp14:editId="15E17FF9">
             <wp:extent cx="4762500" cy="558800"/>
             <wp:effectExtent l="0" t="0" r="0" b="0"/>
-            <wp:docPr id="24" name="Image24" descr=""/>
+            <wp:docPr id="24" name="Image24"/>
             <wp:cNvGraphicFramePr>
               <a:graphicFrameLocks xmlns:a="http://schemas.openxmlformats.org/drawingml/2006/main" noChangeAspect="1"/>
             </wp:cNvGraphicFramePr>
@@ -2640,13 +2387,13 @@
               <a:graphicData uri="http://schemas.openxmlformats.org/drawingml/2006/picture">
                 <pic:pic xmlns:pic="http://schemas.openxmlformats.org/drawingml/2006/picture">
                   <pic:nvPicPr>
-                    <pic:cNvPr id="24" name="Image24" descr=""/>
+                    <pic:cNvPr id="24" name="Image24"/>
                     <pic:cNvPicPr>
                       <a:picLocks noChangeAspect="1" noChangeArrowheads="1"/>
                     </pic:cNvPicPr>
                   </pic:nvPicPr>
                   <pic:blipFill>
-                    <a:blip r:embed="rId27"/>
+                    <a:blip r:embed="rId32"/>
                     <a:stretch>
                       <a:fillRect/>
                     </a:stretch>
@@ -2669,75 +2416,70 @@
     </w:p>
     <w:p>
       <w:pPr>
-        <w:pStyle w:val="ImageCaption"/>
-        <w:rPr/>
+        <w:pStyle w:val="imageCaption"/>
       </w:pPr>
       <w:bookmarkStart w:id="44" w:name="fig-time-intel-dax-1"/>
       <w:r>
-        <w:rPr/>
         <w:t xml:space="preserve">Fig. </w:t>
       </w:r>
       <w:r>
-        <w:rPr/>
         <w:fldChar w:fldCharType="begin"/>
       </w:r>
       <w:r>
-        <w:rPr/>
-        <w:instrText> SEQ DOCXFIG \* ARABIC </w:instrText>
-      </w:r>
-      <w:r>
-        <w:rPr/>
+        <w:instrText>SEQ DOCXFIG \* ARABIC</w:instrText>
+      </w:r>
+      <w:r>
         <w:fldChar w:fldCharType="separate"/>
       </w:r>
       <w:r>
-        <w:rPr/>
+        <w:rPr>
+          <w:noProof/>
+        </w:rPr>
         <w:t>24</w:t>
       </w:r>
       <w:r>
-        <w:rPr/>
         <w:fldChar w:fldCharType="end"/>
       </w:r>
       <w:bookmarkEnd w:id="44"/>
       <w:r>
-        <w:rPr/>
-        <w:t xml:space="preserve"> time intel dax 1</w:t>
-      </w:r>
-    </w:p>
-    <w:p>
-      <w:pPr>
-        <w:pStyle w:val="Hh2"/>
+        <w:t xml:space="preserve"> time intel </w:t>
+      </w:r>
+      <w:proofErr w:type="spellStart"/>
+      <w:r>
+        <w:t>dax</w:t>
+      </w:r>
+      <w:proofErr w:type="spellEnd"/>
+      <w:r>
+        <w:t xml:space="preserve"> 1</w:t>
+      </w:r>
+    </w:p>
+    <w:p>
+      <w:pPr>
+        <w:pStyle w:val="hh2"/>
         <w:numPr>
           <w:ilvl w:val="0"/>
           <w:numId w:val="2"/>
         </w:numPr>
-        <w:rPr/>
       </w:pPr>
       <w:bookmarkStart w:id="45" w:name="measure-2-previous-quarter-comparing-to-"/>
       <w:r>
-        <w:rPr>
-          <w:b w:val="false"/>
-          <w:bCs w:val="false"/>
-          <w:i w:val="false"/>
-          <w:iCs w:val="false"/>
-          <w:strike w:val="false"/>
-          <w:dstrike w:val="false"/>
-        </w:rPr>
         <w:t>Measure 2: Previous Quarter (comparing to last period)</w:t>
       </w:r>
       <w:bookmarkEnd w:id="45"/>
     </w:p>
     <w:p>
       <w:pPr>
-        <w:pStyle w:val="Picture1"/>
-        <w:rPr/>
-      </w:pPr>
-      <w:r>
-        <w:rPr/>
+        <w:pStyle w:val="picture1"/>
+      </w:pPr>
+      <w:r>
+        <w:rPr>
+          <w:noProof/>
+        </w:rPr>
         <w:drawing>
-          <wp:inline distT="0" distB="0" distL="0" distR="0">
+          <wp:inline distT="0" distB="0" distL="0" distR="0" wp14:anchorId="06F73F5D" wp14:editId="56468656">
             <wp:extent cx="4762500" cy="427990"/>
             <wp:effectExtent l="0" t="0" r="0" b="0"/>
-            <wp:docPr id="25" name="Image25" descr=""/>
+            <wp:docPr id="25" name="Image25"/>
             <wp:cNvGraphicFramePr>
               <a:graphicFrameLocks xmlns:a="http://schemas.openxmlformats.org/drawingml/2006/main" noChangeAspect="1"/>
             </wp:cNvGraphicFramePr>
@@ -2745,13 +2487,13 @@
               <a:graphicData uri="http://schemas.openxmlformats.org/drawingml/2006/picture">
                 <pic:pic xmlns:pic="http://schemas.openxmlformats.org/drawingml/2006/picture">
                   <pic:nvPicPr>
-                    <pic:cNvPr id="25" name="Image25" descr=""/>
+                    <pic:cNvPr id="25" name="Image25"/>
                     <pic:cNvPicPr>
                       <a:picLocks noChangeAspect="1" noChangeArrowheads="1"/>
                     </pic:cNvPicPr>
                   </pic:nvPicPr>
                   <pic:blipFill>
-                    <a:blip r:embed="rId28"/>
+                    <a:blip r:embed="rId33"/>
                     <a:stretch>
                       <a:fillRect/>
                     </a:stretch>
@@ -2774,75 +2516,70 @@
     </w:p>
     <w:p>
       <w:pPr>
-        <w:pStyle w:val="ImageCaption"/>
-        <w:rPr/>
+        <w:pStyle w:val="imageCaption"/>
       </w:pPr>
       <w:bookmarkStart w:id="46" w:name="fig-time-intel-dax-2"/>
       <w:r>
-        <w:rPr/>
         <w:t xml:space="preserve">Fig. </w:t>
       </w:r>
       <w:r>
-        <w:rPr/>
         <w:fldChar w:fldCharType="begin"/>
       </w:r>
       <w:r>
-        <w:rPr/>
-        <w:instrText> SEQ DOCXFIG \* ARABIC </w:instrText>
-      </w:r>
-      <w:r>
-        <w:rPr/>
+        <w:instrText>SEQ DOCXFIG \* ARABIC</w:instrText>
+      </w:r>
+      <w:r>
         <w:fldChar w:fldCharType="separate"/>
       </w:r>
       <w:r>
-        <w:rPr/>
+        <w:rPr>
+          <w:noProof/>
+        </w:rPr>
         <w:t>25</w:t>
       </w:r>
       <w:r>
-        <w:rPr/>
         <w:fldChar w:fldCharType="end"/>
       </w:r>
       <w:bookmarkEnd w:id="46"/>
       <w:r>
-        <w:rPr/>
-        <w:t xml:space="preserve"> time intel dax 2</w:t>
-      </w:r>
-    </w:p>
-    <w:p>
-      <w:pPr>
-        <w:pStyle w:val="Hh2"/>
+        <w:t xml:space="preserve"> time intel </w:t>
+      </w:r>
+      <w:proofErr w:type="spellStart"/>
+      <w:r>
+        <w:t>dax</w:t>
+      </w:r>
+      <w:proofErr w:type="spellEnd"/>
+      <w:r>
+        <w:t xml:space="preserve"> 2</w:t>
+      </w:r>
+    </w:p>
+    <w:p>
+      <w:pPr>
+        <w:pStyle w:val="hh2"/>
         <w:numPr>
           <w:ilvl w:val="0"/>
           <w:numId w:val="2"/>
         </w:numPr>
-        <w:rPr/>
       </w:pPr>
       <w:bookmarkStart w:id="47" w:name="measure-3-quarter-over-quarter-growth-pe"/>
       <w:r>
-        <w:rPr>
-          <w:b w:val="false"/>
-          <w:bCs w:val="false"/>
-          <w:i w:val="false"/>
-          <w:iCs w:val="false"/>
-          <w:strike w:val="false"/>
-          <w:dstrike w:val="false"/>
-        </w:rPr>
         <w:t>Measure 3: Quarter-over-Quarter Growth percentage</w:t>
       </w:r>
       <w:bookmarkEnd w:id="47"/>
     </w:p>
     <w:p>
       <w:pPr>
-        <w:pStyle w:val="Picture1"/>
-        <w:rPr/>
-      </w:pPr>
-      <w:r>
-        <w:rPr/>
+        <w:pStyle w:val="picture1"/>
+      </w:pPr>
+      <w:r>
+        <w:rPr>
+          <w:noProof/>
+        </w:rPr>
         <w:drawing>
-          <wp:inline distT="0" distB="0" distL="0" distR="0">
+          <wp:inline distT="0" distB="0" distL="0" distR="0" wp14:anchorId="6A9C69E1" wp14:editId="0D96D860">
             <wp:extent cx="4762500" cy="982980"/>
             <wp:effectExtent l="0" t="0" r="0" b="0"/>
-            <wp:docPr id="26" name="Image26" descr=""/>
+            <wp:docPr id="26" name="Image26"/>
             <wp:cNvGraphicFramePr>
               <a:graphicFrameLocks xmlns:a="http://schemas.openxmlformats.org/drawingml/2006/main" noChangeAspect="1"/>
             </wp:cNvGraphicFramePr>
@@ -2850,13 +2587,13 @@
               <a:graphicData uri="http://schemas.openxmlformats.org/drawingml/2006/picture">
                 <pic:pic xmlns:pic="http://schemas.openxmlformats.org/drawingml/2006/picture">
                   <pic:nvPicPr>
-                    <pic:cNvPr id="26" name="Image26" descr=""/>
+                    <pic:cNvPr id="26" name="Image26"/>
                     <pic:cNvPicPr>
                       <a:picLocks noChangeAspect="1" noChangeArrowheads="1"/>
                     </pic:cNvPicPr>
                   </pic:nvPicPr>
                   <pic:blipFill>
-                    <a:blip r:embed="rId29"/>
+                    <a:blip r:embed="rId34"/>
                     <a:stretch>
                       <a:fillRect/>
                     </a:stretch>
@@ -2879,75 +2616,70 @@
     </w:p>
     <w:p>
       <w:pPr>
-        <w:pStyle w:val="ImageCaption"/>
-        <w:rPr/>
+        <w:pStyle w:val="imageCaption"/>
       </w:pPr>
       <w:bookmarkStart w:id="48" w:name="fig-time-intel-dax-3"/>
       <w:r>
-        <w:rPr/>
         <w:t xml:space="preserve">Fig. </w:t>
       </w:r>
       <w:r>
-        <w:rPr/>
         <w:fldChar w:fldCharType="begin"/>
       </w:r>
       <w:r>
-        <w:rPr/>
-        <w:instrText> SEQ DOCXFIG \* ARABIC </w:instrText>
-      </w:r>
-      <w:r>
-        <w:rPr/>
+        <w:instrText>SEQ DOCXFIG \* ARABIC</w:instrText>
+      </w:r>
+      <w:r>
         <w:fldChar w:fldCharType="separate"/>
       </w:r>
       <w:r>
-        <w:rPr/>
+        <w:rPr>
+          <w:noProof/>
+        </w:rPr>
         <w:t>26</w:t>
       </w:r>
       <w:r>
-        <w:rPr/>
         <w:fldChar w:fldCharType="end"/>
       </w:r>
       <w:bookmarkEnd w:id="48"/>
       <w:r>
-        <w:rPr/>
-        <w:t xml:space="preserve"> time intel dax 3</w:t>
-      </w:r>
-    </w:p>
-    <w:p>
-      <w:pPr>
-        <w:pStyle w:val="Hh2"/>
+        <w:t xml:space="preserve"> time intel </w:t>
+      </w:r>
+      <w:proofErr w:type="spellStart"/>
+      <w:r>
+        <w:t>dax</w:t>
+      </w:r>
+      <w:proofErr w:type="spellEnd"/>
+      <w:r>
+        <w:t xml:space="preserve"> 3</w:t>
+      </w:r>
+    </w:p>
+    <w:p>
+      <w:pPr>
+        <w:pStyle w:val="hh2"/>
         <w:numPr>
           <w:ilvl w:val="0"/>
           <w:numId w:val="2"/>
         </w:numPr>
-        <w:rPr/>
       </w:pPr>
       <w:bookmarkStart w:id="49" w:name="measure-4-same-period-last-year"/>
       <w:r>
-        <w:rPr>
-          <w:b w:val="false"/>
-          <w:bCs w:val="false"/>
-          <w:i w:val="false"/>
-          <w:iCs w:val="false"/>
-          <w:strike w:val="false"/>
-          <w:dstrike w:val="false"/>
-        </w:rPr>
         <w:t>Measure 4: Same Period Last Year</w:t>
       </w:r>
       <w:bookmarkEnd w:id="49"/>
     </w:p>
     <w:p>
       <w:pPr>
-        <w:pStyle w:val="Picture1"/>
-        <w:rPr/>
-      </w:pPr>
-      <w:r>
-        <w:rPr/>
+        <w:pStyle w:val="picture1"/>
+      </w:pPr>
+      <w:r>
+        <w:rPr>
+          <w:noProof/>
+        </w:rPr>
         <w:drawing>
-          <wp:inline distT="0" distB="0" distL="0" distR="0">
+          <wp:inline distT="0" distB="0" distL="0" distR="0" wp14:anchorId="6EF7831C" wp14:editId="286DB7C5">
             <wp:extent cx="4762500" cy="419735"/>
             <wp:effectExtent l="0" t="0" r="0" b="0"/>
-            <wp:docPr id="27" name="Image27" descr=""/>
+            <wp:docPr id="27" name="Image27"/>
             <wp:cNvGraphicFramePr>
               <a:graphicFrameLocks xmlns:a="http://schemas.openxmlformats.org/drawingml/2006/main" noChangeAspect="1"/>
             </wp:cNvGraphicFramePr>
@@ -2955,13 +2687,13 @@
               <a:graphicData uri="http://schemas.openxmlformats.org/drawingml/2006/picture">
                 <pic:pic xmlns:pic="http://schemas.openxmlformats.org/drawingml/2006/picture">
                   <pic:nvPicPr>
-                    <pic:cNvPr id="27" name="Image27" descr=""/>
+                    <pic:cNvPr id="27" name="Image27"/>
                     <pic:cNvPicPr>
                       <a:picLocks noChangeAspect="1" noChangeArrowheads="1"/>
                     </pic:cNvPicPr>
                   </pic:nvPicPr>
                   <pic:blipFill>
-                    <a:blip r:embed="rId30"/>
+                    <a:blip r:embed="rId35"/>
                     <a:stretch>
                       <a:fillRect/>
                     </a:stretch>
@@ -2984,52 +2716,57 @@
     </w:p>
     <w:p>
       <w:pPr>
-        <w:pStyle w:val="ImageCaption"/>
-        <w:rPr/>
+        <w:pStyle w:val="imageCaption"/>
       </w:pPr>
       <w:bookmarkStart w:id="50" w:name="fig-time-intel-dax-4"/>
       <w:r>
-        <w:rPr/>
         <w:t xml:space="preserve">Fig. </w:t>
       </w:r>
       <w:r>
-        <w:rPr/>
         <w:fldChar w:fldCharType="begin"/>
       </w:r>
       <w:r>
-        <w:rPr/>
-        <w:instrText> SEQ DOCXFIG \* ARABIC </w:instrText>
-      </w:r>
-      <w:r>
-        <w:rPr/>
+        <w:instrText>SEQ DOCXFIG \* ARABIC</w:instrText>
+      </w:r>
+      <w:r>
         <w:fldChar w:fldCharType="separate"/>
       </w:r>
       <w:r>
-        <w:rPr/>
+        <w:rPr>
+          <w:noProof/>
+        </w:rPr>
         <w:t>27</w:t>
       </w:r>
       <w:r>
-        <w:rPr/>
         <w:fldChar w:fldCharType="end"/>
       </w:r>
       <w:bookmarkEnd w:id="50"/>
       <w:r>
-        <w:rPr/>
-        <w:t xml:space="preserve"> time intel dax 4</w:t>
-      </w:r>
-    </w:p>
-    <w:p>
-      <w:pPr>
-        <w:pStyle w:val="Picture1"/>
-        <w:rPr/>
-      </w:pPr>
-      <w:r>
-        <w:rPr/>
+        <w:t xml:space="preserve"> time intel </w:t>
+      </w:r>
+      <w:proofErr w:type="spellStart"/>
+      <w:r>
+        <w:t>dax</w:t>
+      </w:r>
+      <w:proofErr w:type="spellEnd"/>
+      <w:r>
+        <w:t xml:space="preserve"> 4</w:t>
+      </w:r>
+    </w:p>
+    <w:p>
+      <w:pPr>
+        <w:pStyle w:val="picture1"/>
+      </w:pPr>
+      <w:r>
+        <w:rPr>
+          <w:noProof/>
+        </w:rPr>
+        <w:lastRenderedPageBreak/>
         <w:drawing>
-          <wp:inline distT="0" distB="0" distL="0" distR="0">
+          <wp:inline distT="0" distB="0" distL="0" distR="0" wp14:anchorId="142FB7F1" wp14:editId="05B054F2">
             <wp:extent cx="4762500" cy="2698115"/>
             <wp:effectExtent l="0" t="0" r="0" b="0"/>
-            <wp:docPr id="28" name="Image28" descr=""/>
+            <wp:docPr id="28" name="Image28"/>
             <wp:cNvGraphicFramePr>
               <a:graphicFrameLocks xmlns:a="http://schemas.openxmlformats.org/drawingml/2006/main" noChangeAspect="1"/>
             </wp:cNvGraphicFramePr>
@@ -3037,13 +2774,13 @@
               <a:graphicData uri="http://schemas.openxmlformats.org/drawingml/2006/picture">
                 <pic:pic xmlns:pic="http://schemas.openxmlformats.org/drawingml/2006/picture">
                   <pic:nvPicPr>
-                    <pic:cNvPr id="28" name="Image28" descr=""/>
+                    <pic:cNvPr id="28" name="Image28"/>
                     <pic:cNvPicPr>
                       <a:picLocks noChangeAspect="1" noChangeArrowheads="1"/>
                     </pic:cNvPicPr>
                   </pic:nvPicPr>
                   <pic:blipFill>
-                    <a:blip r:embed="rId31"/>
+                    <a:blip r:embed="rId36"/>
                     <a:stretch>
                       <a:fillRect/>
                     </a:stretch>
@@ -3066,52 +2803,48 @@
     </w:p>
     <w:p>
       <w:pPr>
-        <w:pStyle w:val="ImageCaption"/>
-        <w:rPr/>
+        <w:pStyle w:val="imageCaption"/>
       </w:pPr>
       <w:bookmarkStart w:id="51" w:name="fig-visual"/>
       <w:r>
-        <w:rPr/>
         <w:t xml:space="preserve">Fig. </w:t>
       </w:r>
       <w:r>
-        <w:rPr/>
         <w:fldChar w:fldCharType="begin"/>
       </w:r>
       <w:r>
-        <w:rPr/>
-        <w:instrText> SEQ DOCXFIG \* ARABIC </w:instrText>
-      </w:r>
-      <w:r>
-        <w:rPr/>
+        <w:instrText>SEQ DOCXFIG \* ARABIC</w:instrText>
+      </w:r>
+      <w:r>
         <w:fldChar w:fldCharType="separate"/>
       </w:r>
       <w:r>
-        <w:rPr/>
+        <w:rPr>
+          <w:noProof/>
+        </w:rPr>
         <w:t>28</w:t>
       </w:r>
       <w:r>
-        <w:rPr/>
         <w:fldChar w:fldCharType="end"/>
       </w:r>
       <w:bookmarkEnd w:id="51"/>
       <w:r>
-        <w:rPr/>
         <w:t xml:space="preserve"> visual</w:t>
       </w:r>
     </w:p>
     <w:p>
       <w:pPr>
-        <w:pStyle w:val="Picture1"/>
-        <w:rPr/>
-      </w:pPr>
-      <w:r>
-        <w:rPr/>
+        <w:pStyle w:val="picture1"/>
+      </w:pPr>
+      <w:r>
+        <w:rPr>
+          <w:noProof/>
+        </w:rPr>
         <w:drawing>
-          <wp:inline distT="0" distB="0" distL="0" distR="0">
+          <wp:inline distT="0" distB="0" distL="0" distR="0" wp14:anchorId="58B78AD3" wp14:editId="1455A25D">
             <wp:extent cx="4762500" cy="2668270"/>
             <wp:effectExtent l="0" t="0" r="0" b="0"/>
-            <wp:docPr id="29" name="Image29" descr=""/>
+            <wp:docPr id="29" name="Image29"/>
             <wp:cNvGraphicFramePr>
               <a:graphicFrameLocks xmlns:a="http://schemas.openxmlformats.org/drawingml/2006/main" noChangeAspect="1"/>
             </wp:cNvGraphicFramePr>
@@ -3119,13 +2852,13 @@
               <a:graphicData uri="http://schemas.openxmlformats.org/drawingml/2006/picture">
                 <pic:pic xmlns:pic="http://schemas.openxmlformats.org/drawingml/2006/picture">
                   <pic:nvPicPr>
-                    <pic:cNvPr id="29" name="Image29" descr=""/>
+                    <pic:cNvPr id="29" name="Image29"/>
                     <pic:cNvPicPr>
                       <a:picLocks noChangeAspect="1" noChangeArrowheads="1"/>
                     </pic:cNvPicPr>
                   </pic:nvPicPr>
                   <pic:blipFill>
-                    <a:blip r:embed="rId32"/>
+                    <a:blip r:embed="rId37"/>
                     <a:stretch>
                       <a:fillRect/>
                     </a:stretch>
@@ -3148,90 +2881,96 @@
     </w:p>
     <w:p>
       <w:pPr>
-        <w:pStyle w:val="ImageCaption"/>
-        <w:rPr/>
+        <w:pStyle w:val="imageCaption"/>
       </w:pPr>
       <w:bookmarkStart w:id="52" w:name="fig-alt-text"/>
       <w:r>
-        <w:rPr/>
         <w:t xml:space="preserve">Fig. </w:t>
       </w:r>
       <w:r>
-        <w:rPr/>
         <w:fldChar w:fldCharType="begin"/>
       </w:r>
       <w:r>
-        <w:rPr/>
-        <w:instrText> SEQ DOCXFIG \* ARABIC </w:instrText>
-      </w:r>
-      <w:r>
-        <w:rPr/>
+        <w:instrText>SEQ DOCXFIG \* ARABIC</w:instrText>
+      </w:r>
+      <w:r>
         <w:fldChar w:fldCharType="separate"/>
       </w:r>
       <w:r>
-        <w:rPr/>
+        <w:rPr>
+          <w:noProof/>
+        </w:rPr>
         <w:t>29</w:t>
       </w:r>
       <w:r>
-        <w:rPr/>
         <w:fldChar w:fldCharType="end"/>
       </w:r>
       <w:bookmarkEnd w:id="52"/>
       <w:r>
-        <w:rPr/>
         <w:t xml:space="preserve"> alt text</w:t>
       </w:r>
     </w:p>
     <w:sectPr>
-      <w:headerReference w:type="default" r:id="rId33"/>
-      <w:footerReference w:type="default" r:id="rId34"/>
-      <w:type w:val="nextPage"/>
+      <w:headerReference w:type="default" r:id="rId38"/>
+      <w:footerReference w:type="default" r:id="rId39"/>
       <w:pgSz w:w="11906" w:h="16838"/>
-      <w:pgMar w:left="1134" w:right="1133" w:header="426" w:top="1276" w:footer="0" w:bottom="709" w:gutter="0"/>
-      <w:pgNumType w:fmt="decimal"/>
-      <w:formProt w:val="false"/>
-      <w:textDirection w:val="lrTb"/>
+      <w:pgMar w:top="1276" w:right="1133" w:bottom="709" w:left="1134" w:header="426" w:footer="0" w:gutter="0"/>
+      <w:cols w:space="720"/>
+      <w:formProt w:val="0"/>
       <w:docGrid w:type="lines" w:linePitch="360" w:charSpace="6143"/>
     </w:sectPr>
   </w:body>
 </w:document>
 </file>
 
+<file path=word/endnotes.xml><?xml version="1.0" encoding="utf-8"?>
+<w:endnotes xmlns:wpc="http://schemas.microsoft.com/office/word/2010/wordprocessingCanvas" xmlns:cx="http://schemas.microsoft.com/office/drawing/2014/chartex" xmlns:cx1="http://schemas.microsoft.com/office/drawing/2015/9/8/chartex" xmlns:cx2="http://schemas.microsoft.com/office/drawing/2015/10/21/chartex" xmlns:cx3="http://schemas.microsoft.com/office/drawing/2016/5/9/chartex" xmlns:cx4="http://schemas.microsoft.com/office/drawing/2016/5/10/chartex" xmlns:cx5="http://schemas.microsoft.com/office/drawing/2016/5/11/chartex" xmlns:cx6="http://schemas.microsoft.com/office/drawing/2016/5/12/chartex" xmlns:cx7="http://schemas.microsoft.com/office/drawing/2016/5/13/chartex" xmlns:cx8="http://schemas.microsoft.com/office/drawing/2016/5/14/chartex" xmlns:mc="http://schemas.openxmlformats.org/markup-compatibility/2006" xmlns:aink="http://schemas.microsoft.com/office/drawing/2016/ink" xmlns:am3d="http://schemas.microsoft.com/office/drawing/2017/model3d" xmlns:o="urn:schemas-microsoft-com:office:office" xmlns:oel="http://schemas.microsoft.com/office/2019/extlst" xmlns:r="http://schemas.openxmlformats.org/officeDocument/2006/relationships" xmlns:m="http://schemas.openxmlformats.org/officeDocument/2006/math" xmlns:v="urn:schemas-microsoft-com:vml" xmlns:wp14="http://schemas.microsoft.com/office/word/2010/wordprocessingDrawing" xmlns:wp="http://schemas.openxmlformats.org/drawingml/2006/wordprocessingDrawing" xmlns:w10="urn:schemas-microsoft-com:office:word" xmlns:w="http://schemas.openxmlformats.org/wordprocessingml/2006/main" xmlns:w14="http://schemas.microsoft.com/office/word/2010/wordml" xmlns:w15="http://schemas.microsoft.com/office/word/2012/wordml" xmlns:w16cex="http://schemas.microsoft.com/office/word/2018/wordml/cex" xmlns:w16cid="http://schemas.microsoft.com/office/word/2016/wordml/cid" xmlns:w16="http://schemas.microsoft.com/office/word/2018/wordml" xmlns:w16du="http://schemas.microsoft.com/office/word/2023/wordml/word16du" xmlns:w16sdtdh="http://schemas.microsoft.com/office/word/2020/wordml/sdtdatahash" xmlns:w16sdtfl="http://schemas.microsoft.com/office/word/2024/wordml/sdtformatlock" xmlns:w16se="http://schemas.microsoft.com/office/word/2015/wordml/symex" xmlns:wpg="http://schemas.microsoft.com/office/word/2010/wordprocessingGroup" xmlns:wpi="http://schemas.microsoft.com/office/word/2010/wordprocessingInk" xmlns:wne="http://schemas.microsoft.com/office/word/2006/wordml" xmlns:wps="http://schemas.microsoft.com/office/word/2010/wordprocessingShape" mc:Ignorable="w14 w15 w16se w16cid w16 w16cex w16sdtdh w16sdtfl w16du wp14">
+  <w:endnote w:type="separator" w:id="-1">
+    <w:p>
+      <w:r>
+        <w:separator/>
+      </w:r>
+    </w:p>
+  </w:endnote>
+  <w:endnote w:type="continuationSeparator" w:id="0">
+    <w:p>
+      <w:r>
+        <w:continuationSeparator/>
+      </w:r>
+    </w:p>
+  </w:endnote>
+</w:endnotes>
+</file>
+
 <file path=word/footer1.xml><?xml version="1.0" encoding="utf-8"?>
-<w:ftr xmlns:o="urn:schemas-microsoft-com:office:office" xmlns:r="http://schemas.openxmlformats.org/officeDocument/2006/relationships" xmlns:v="urn:schemas-microsoft-com:vml" xmlns:w="http://schemas.openxmlformats.org/wordprocessingml/2006/main" xmlns:w10="urn:schemas-microsoft-com:office:word" xmlns:wp="http://schemas.openxmlformats.org/drawingml/2006/wordprocessingDrawing" xmlns:wps="http://schemas.microsoft.com/office/word/2010/wordprocessingShape" xmlns:wpg="http://schemas.microsoft.com/office/word/2010/wordprocessingGroup" xmlns:mc="http://schemas.openxmlformats.org/markup-compatibility/2006" xmlns:wp14="http://schemas.microsoft.com/office/word/2010/wordprocessingDrawing" xmlns:w14="http://schemas.microsoft.com/office/word/2010/wordml" mc:Ignorable="w14 wp14">
+<w:ftr xmlns:wpc="http://schemas.microsoft.com/office/word/2010/wordprocessingCanvas" xmlns:cx="http://schemas.microsoft.com/office/drawing/2014/chartex" xmlns:cx1="http://schemas.microsoft.com/office/drawing/2015/9/8/chartex" xmlns:cx2="http://schemas.microsoft.com/office/drawing/2015/10/21/chartex" xmlns:cx3="http://schemas.microsoft.com/office/drawing/2016/5/9/chartex" xmlns:cx4="http://schemas.microsoft.com/office/drawing/2016/5/10/chartex" xmlns:cx5="http://schemas.microsoft.com/office/drawing/2016/5/11/chartex" xmlns:cx6="http://schemas.microsoft.com/office/drawing/2016/5/12/chartex" xmlns:cx7="http://schemas.microsoft.com/office/drawing/2016/5/13/chartex" xmlns:cx8="http://schemas.microsoft.com/office/drawing/2016/5/14/chartex" xmlns:mc="http://schemas.openxmlformats.org/markup-compatibility/2006" xmlns:aink="http://schemas.microsoft.com/office/drawing/2016/ink" xmlns:am3d="http://schemas.microsoft.com/office/drawing/2017/model3d" xmlns:o="urn:schemas-microsoft-com:office:office" xmlns:oel="http://schemas.microsoft.com/office/2019/extlst" xmlns:r="http://schemas.openxmlformats.org/officeDocument/2006/relationships" xmlns:m="http://schemas.openxmlformats.org/officeDocument/2006/math" xmlns:v="urn:schemas-microsoft-com:vml" xmlns:wp14="http://schemas.microsoft.com/office/word/2010/wordprocessingDrawing" xmlns:wp="http://schemas.openxmlformats.org/drawingml/2006/wordprocessingDrawing" xmlns:w10="urn:schemas-microsoft-com:office:word" xmlns:w="http://schemas.openxmlformats.org/wordprocessingml/2006/main" xmlns:w14="http://schemas.microsoft.com/office/word/2010/wordml" xmlns:w15="http://schemas.microsoft.com/office/word/2012/wordml" xmlns:w16cex="http://schemas.microsoft.com/office/word/2018/wordml/cex" xmlns:w16cid="http://schemas.microsoft.com/office/word/2016/wordml/cid" xmlns:w16="http://schemas.microsoft.com/office/word/2018/wordml" xmlns:w16du="http://schemas.microsoft.com/office/word/2023/wordml/word16du" xmlns:w16sdtdh="http://schemas.microsoft.com/office/word/2020/wordml/sdtdatahash" xmlns:w16sdtfl="http://schemas.microsoft.com/office/word/2024/wordml/sdtformatlock" xmlns:w16se="http://schemas.microsoft.com/office/word/2015/wordml/symex" xmlns:wpg="http://schemas.microsoft.com/office/word/2010/wordprocessingGroup" xmlns:wpi="http://schemas.microsoft.com/office/word/2010/wordprocessingInk" xmlns:wne="http://schemas.microsoft.com/office/word/2006/wordml" xmlns:wps="http://schemas.microsoft.com/office/word/2010/wordprocessingShape" mc:Ignorable="w14 w15 w16se w16cid w16 w16cex w16sdtdh w16sdtfl w16du wp14">
   <w:sdt>
     <w:sdtPr>
+      <w:id w:val="142843973"/>
       <w:docPartObj>
         <w:docPartGallery w:val="Page Numbers (Bottom of Page)"/>
-        <w:docPartUnique w:val="true"/>
+        <w:docPartUnique/>
       </w:docPartObj>
-      <w:id w:val="142843973"/>
     </w:sdtPr>
     <w:sdtContent>
       <w:p>
         <w:pPr>
           <w:pStyle w:val="Footer"/>
           <w:jc w:val="center"/>
-          <w:rPr/>
         </w:pPr>
         <w:r>
-          <w:rPr/>
           <w:fldChar w:fldCharType="begin"/>
         </w:r>
         <w:r>
-          <w:rPr/>
-          <w:instrText> PAGE </w:instrText>
+          <w:instrText>PAGE</w:instrText>
         </w:r>
         <w:r>
-          <w:rPr/>
           <w:fldChar w:fldCharType="separate"/>
         </w:r>
         <w:r>
-          <w:rPr/>
           <w:t>8</w:t>
         </w:r>
         <w:r>
-          <w:rPr/>
           <w:fldChar w:fldCharType="end"/>
         </w:r>
       </w:p>
@@ -3240,30 +2979,38 @@
   <w:p>
     <w:pPr>
       <w:pStyle w:val="Footer"/>
-      <w:rPr/>
-    </w:pPr>
-    <w:r>
-      <w:rPr/>
-    </w:r>
+    </w:pPr>
   </w:p>
 </w:ftr>
 </file>
 
+<file path=word/footnotes.xml><?xml version="1.0" encoding="utf-8"?>
+<w:footnotes xmlns:wpc="http://schemas.microsoft.com/office/word/2010/wordprocessingCanvas" xmlns:cx="http://schemas.microsoft.com/office/drawing/2014/chartex" xmlns:cx1="http://schemas.microsoft.com/office/drawing/2015/9/8/chartex" xmlns:cx2="http://schemas.microsoft.com/office/drawing/2015/10/21/chartex" xmlns:cx3="http://schemas.microsoft.com/office/drawing/2016/5/9/chartex" xmlns:cx4="http://schemas.microsoft.com/office/drawing/2016/5/10/chartex" xmlns:cx5="http://schemas.microsoft.com/office/drawing/2016/5/11/chartex" xmlns:cx6="http://schemas.microsoft.com/office/drawing/2016/5/12/chartex" xmlns:cx7="http://schemas.microsoft.com/office/drawing/2016/5/13/chartex" xmlns:cx8="http://schemas.microsoft.com/office/drawing/2016/5/14/chartex" xmlns:mc="http://schemas.openxmlformats.org/markup-compatibility/2006" xmlns:aink="http://schemas.microsoft.com/office/drawing/2016/ink" xmlns:am3d="http://schemas.microsoft.com/office/drawing/2017/model3d" xmlns:o="urn:schemas-microsoft-com:office:office" xmlns:oel="http://schemas.microsoft.com/office/2019/extlst" xmlns:r="http://schemas.openxmlformats.org/officeDocument/2006/relationships" xmlns:m="http://schemas.openxmlformats.org/officeDocument/2006/math" xmlns:v="urn:schemas-microsoft-com:vml" xmlns:wp14="http://schemas.microsoft.com/office/word/2010/wordprocessingDrawing" xmlns:wp="http://schemas.openxmlformats.org/drawingml/2006/wordprocessingDrawing" xmlns:w10="urn:schemas-microsoft-com:office:word" xmlns:w="http://schemas.openxmlformats.org/wordprocessingml/2006/main" xmlns:w14="http://schemas.microsoft.com/office/word/2010/wordml" xmlns:w15="http://schemas.microsoft.com/office/word/2012/wordml" xmlns:w16cex="http://schemas.microsoft.com/office/word/2018/wordml/cex" xmlns:w16cid="http://schemas.microsoft.com/office/word/2016/wordml/cid" xmlns:w16="http://schemas.microsoft.com/office/word/2018/wordml" xmlns:w16du="http://schemas.microsoft.com/office/word/2023/wordml/word16du" xmlns:w16sdtdh="http://schemas.microsoft.com/office/word/2020/wordml/sdtdatahash" xmlns:w16sdtfl="http://schemas.microsoft.com/office/word/2024/wordml/sdtformatlock" xmlns:w16se="http://schemas.microsoft.com/office/word/2015/wordml/symex" xmlns:wpg="http://schemas.microsoft.com/office/word/2010/wordprocessingGroup" xmlns:wpi="http://schemas.microsoft.com/office/word/2010/wordprocessingInk" xmlns:wne="http://schemas.microsoft.com/office/word/2006/wordml" xmlns:wps="http://schemas.microsoft.com/office/word/2010/wordprocessingShape" mc:Ignorable="w14 w15 w16se w16cid w16 w16cex w16sdtdh w16sdtfl w16du wp14">
+  <w:footnote w:type="separator" w:id="-1">
+    <w:p>
+      <w:r>
+        <w:separator/>
+      </w:r>
+    </w:p>
+  </w:footnote>
+  <w:footnote w:type="continuationSeparator" w:id="0">
+    <w:p>
+      <w:r>
+        <w:continuationSeparator/>
+      </w:r>
+    </w:p>
+  </w:footnote>
+</w:footnotes>
+</file>
+
 <file path=word/header1.xml><?xml version="1.0" encoding="utf-8"?>
-<w:hdr xmlns:o="urn:schemas-microsoft-com:office:office" xmlns:r="http://schemas.openxmlformats.org/officeDocument/2006/relationships" xmlns:v="urn:schemas-microsoft-com:vml" xmlns:w="http://schemas.openxmlformats.org/wordprocessingml/2006/main" xmlns:w10="urn:schemas-microsoft-com:office:word" xmlns:wp="http://schemas.openxmlformats.org/drawingml/2006/wordprocessingDrawing" xmlns:wps="http://schemas.microsoft.com/office/word/2010/wordprocessingShape" xmlns:wpg="http://schemas.microsoft.com/office/word/2010/wordprocessingGroup" xmlns:mc="http://schemas.openxmlformats.org/markup-compatibility/2006" xmlns:wp14="http://schemas.microsoft.com/office/word/2010/wordprocessingDrawing" xmlns:w14="http://schemas.microsoft.com/office/word/2010/wordml" mc:Ignorable="w14 wp14">
+<w:hdr xmlns:wpc="http://schemas.microsoft.com/office/word/2010/wordprocessingCanvas" xmlns:cx="http://schemas.microsoft.com/office/drawing/2014/chartex" xmlns:cx1="http://schemas.microsoft.com/office/drawing/2015/9/8/chartex" xmlns:cx2="http://schemas.microsoft.com/office/drawing/2015/10/21/chartex" xmlns:cx3="http://schemas.microsoft.com/office/drawing/2016/5/9/chartex" xmlns:cx4="http://schemas.microsoft.com/office/drawing/2016/5/10/chartex" xmlns:cx5="http://schemas.microsoft.com/office/drawing/2016/5/11/chartex" xmlns:cx6="http://schemas.microsoft.com/office/drawing/2016/5/12/chartex" xmlns:cx7="http://schemas.microsoft.com/office/drawing/2016/5/13/chartex" xmlns:cx8="http://schemas.microsoft.com/office/drawing/2016/5/14/chartex" xmlns:mc="http://schemas.openxmlformats.org/markup-compatibility/2006" xmlns:aink="http://schemas.microsoft.com/office/drawing/2016/ink" xmlns:am3d="http://schemas.microsoft.com/office/drawing/2017/model3d" xmlns:o="urn:schemas-microsoft-com:office:office" xmlns:oel="http://schemas.microsoft.com/office/2019/extlst" xmlns:r="http://schemas.openxmlformats.org/officeDocument/2006/relationships" xmlns:m="http://schemas.openxmlformats.org/officeDocument/2006/math" xmlns:v="urn:schemas-microsoft-com:vml" xmlns:wp14="http://schemas.microsoft.com/office/word/2010/wordprocessingDrawing" xmlns:wp="http://schemas.openxmlformats.org/drawingml/2006/wordprocessingDrawing" xmlns:w10="urn:schemas-microsoft-com:office:word" xmlns:w="http://schemas.openxmlformats.org/wordprocessingml/2006/main" xmlns:w14="http://schemas.microsoft.com/office/word/2010/wordml" xmlns:w15="http://schemas.microsoft.com/office/word/2012/wordml" xmlns:w16cex="http://schemas.microsoft.com/office/word/2018/wordml/cex" xmlns:w16cid="http://schemas.microsoft.com/office/word/2016/wordml/cid" xmlns:w16="http://schemas.microsoft.com/office/word/2018/wordml" xmlns:w16du="http://schemas.microsoft.com/office/word/2023/wordml/word16du" xmlns:w16sdtdh="http://schemas.microsoft.com/office/word/2020/wordml/sdtdatahash" xmlns:w16sdtfl="http://schemas.microsoft.com/office/word/2024/wordml/sdtformatlock" xmlns:w16se="http://schemas.microsoft.com/office/word/2015/wordml/symex" xmlns:wpg="http://schemas.microsoft.com/office/word/2010/wordprocessingGroup" xmlns:wpi="http://schemas.microsoft.com/office/word/2010/wordprocessingInk" xmlns:wne="http://schemas.microsoft.com/office/word/2006/wordml" xmlns:wps="http://schemas.microsoft.com/office/word/2010/wordprocessingShape" mc:Ignorable="w14 w15 w16se w16cid w16 w16cex w16sdtdh w16sdtfl w16du wp14">
   <w:tbl>
     <w:tblPr>
       <w:tblStyle w:val="TableGrid"/>
       <w:tblW w:w="9639" w:type="dxa"/>
-      <w:jc w:val="left"/>
       <w:tblInd w:w="-5" w:type="dxa"/>
-      <w:tblCellMar>
-        <w:top w:w="0" w:type="dxa"/>
-        <w:left w:w="108" w:type="dxa"/>
-        <w:bottom w:w="0" w:type="dxa"/>
-        <w:right w:w="108" w:type="dxa"/>
-      </w:tblCellMar>
-      <w:tblLook w:firstRow="1" w:noVBand="1" w:lastRow="0" w:firstColumn="1" w:lastColumn="0" w:noHBand="0" w:val="04a0"/>
+      <w:tblLook w:val="04A0" w:firstRow="1" w:lastRow="0" w:firstColumn="1" w:lastColumn="0" w:noHBand="0" w:noVBand="1"/>
     </w:tblPr>
     <w:tblGrid>
       <w:gridCol w:w="4535"/>
@@ -3272,7 +3019,7 @@
     </w:tblGrid>
     <w:tr>
       <w:trPr>
-        <w:trHeight w:val="558" w:hRule="atLeast"/>
+        <w:trHeight w:val="558"/>
       </w:trPr>
       <w:tc>
         <w:tcPr>
@@ -3283,29 +3030,20 @@
             <w:bottom w:val="nil"/>
             <w:right w:val="nil"/>
           </w:tcBorders>
-          <w:shd w:fill="auto" w:val="clear"/>
         </w:tcPr>
         <w:p>
           <w:pPr>
             <w:pStyle w:val="Header"/>
-            <w:rPr/>
           </w:pPr>
           <w:r>
-            <w:rPr/>
-            <w:t xml:space="preserve">🚗 </w:t>
-          </w:r>
-          <w:r>
-            <w:rPr/>
-            <w:t>Adult Income Dataset (1994)</w:t>
+            <w:t>🚗 Adult Income Dataset (1994)</w:t>
           </w:r>
         </w:p>
         <w:p>
           <w:pPr>
             <w:pStyle w:val="Header"/>
-            <w:rPr/>
           </w:pPr>
           <w:r>
-            <w:rPr/>
             <w:t>Tanveer Omar 670752</w:t>
           </w:r>
         </w:p>
@@ -3319,16 +3057,11 @@
             <w:bottom w:val="nil"/>
             <w:right w:val="nil"/>
           </w:tcBorders>
-          <w:shd w:fill="auto" w:val="clear"/>
         </w:tcPr>
         <w:p>
           <w:pPr>
             <w:pStyle w:val="Header"/>
-            <w:rPr/>
           </w:pPr>
-          <w:r>
-            <w:rPr/>
-          </w:r>
         </w:p>
       </w:tc>
       <w:tc>
@@ -3340,17 +3073,12 @@
             <w:bottom w:val="nil"/>
             <w:right w:val="nil"/>
           </w:tcBorders>
-          <w:shd w:fill="auto" w:val="clear"/>
         </w:tcPr>
         <w:p>
           <w:pPr>
             <w:pStyle w:val="Header"/>
             <w:jc w:val="right"/>
-            <w:rPr/>
           </w:pPr>
-          <w:r>
-            <w:rPr/>
-          </w:r>
         </w:p>
       </w:tc>
     </w:tr>
@@ -3358,216 +3086,27 @@
   <w:p>
     <w:pPr>
       <w:pStyle w:val="Header"/>
-      <w:rPr/>
-    </w:pPr>
-    <w:r>
-      <w:rPr/>
-    </w:r>
+    </w:pPr>
   </w:p>
 </w:hdr>
 </file>
 
 <file path=word/numbering.xml><?xml version="1.0" encoding="utf-8"?>
-<w:numbering xmlns:w="http://schemas.openxmlformats.org/wordprocessingml/2006/main" xmlns:o="urn:schemas-microsoft-com:office:office" xmlns:r="http://schemas.openxmlformats.org/officeDocument/2006/relationships" xmlns:v="urn:schemas-microsoft-com:vml">
+<w:numbering xmlns:wpc="http://schemas.microsoft.com/office/word/2010/wordprocessingCanvas" xmlns:cx="http://schemas.microsoft.com/office/drawing/2014/chartex" xmlns:cx1="http://schemas.microsoft.com/office/drawing/2015/9/8/chartex" xmlns:cx2="http://schemas.microsoft.com/office/drawing/2015/10/21/chartex" xmlns:cx3="http://schemas.microsoft.com/office/drawing/2016/5/9/chartex" xmlns:cx4="http://schemas.microsoft.com/office/drawing/2016/5/10/chartex" xmlns:cx5="http://schemas.microsoft.com/office/drawing/2016/5/11/chartex" xmlns:cx6="http://schemas.microsoft.com/office/drawing/2016/5/12/chartex" xmlns:cx7="http://schemas.microsoft.com/office/drawing/2016/5/13/chartex" xmlns:cx8="http://schemas.microsoft.com/office/drawing/2016/5/14/chartex" xmlns:mc="http://schemas.openxmlformats.org/markup-compatibility/2006" xmlns:aink="http://schemas.microsoft.com/office/drawing/2016/ink" xmlns:am3d="http://schemas.microsoft.com/office/drawing/2017/model3d" xmlns:o="urn:schemas-microsoft-com:office:office" xmlns:oel="http://schemas.microsoft.com/office/2019/extlst" xmlns:r="http://schemas.openxmlformats.org/officeDocument/2006/relationships" xmlns:m="http://schemas.openxmlformats.org/officeDocument/2006/math" xmlns:v="urn:schemas-microsoft-com:vml" xmlns:wp14="http://schemas.microsoft.com/office/word/2010/wordprocessingDrawing" xmlns:wp="http://schemas.openxmlformats.org/drawingml/2006/wordprocessingDrawing" xmlns:w10="urn:schemas-microsoft-com:office:word" xmlns:w="http://schemas.openxmlformats.org/wordprocessingml/2006/main" xmlns:w14="http://schemas.microsoft.com/office/word/2010/wordml" xmlns:w15="http://schemas.microsoft.com/office/word/2012/wordml" xmlns:w16cex="http://schemas.microsoft.com/office/word/2018/wordml/cex" xmlns:w16cid="http://schemas.microsoft.com/office/word/2016/wordml/cid" xmlns:w16="http://schemas.microsoft.com/office/word/2018/wordml" xmlns:w16du="http://schemas.microsoft.com/office/word/2023/wordml/word16du" xmlns:w16sdtdh="http://schemas.microsoft.com/office/word/2020/wordml/sdtdatahash" xmlns:w16sdtfl="http://schemas.microsoft.com/office/word/2024/wordml/sdtformatlock" xmlns:w16se="http://schemas.microsoft.com/office/word/2015/wordml/symex" xmlns:wpg="http://schemas.microsoft.com/office/word/2010/wordprocessingGroup" xmlns:wpi="http://schemas.microsoft.com/office/word/2010/wordprocessingInk" xmlns:wne="http://schemas.microsoft.com/office/word/2006/wordml" xmlns:wps="http://schemas.microsoft.com/office/word/2010/wordprocessingShape" mc:Ignorable="w14 w15 w16se w16cid w16 w16cex w16sdtdh w16sdtfl w16du wp14">
   <w:numPicBullet w:numPicBulletId="0">
     <w:pict>
-      <v:shape style="width:74.25pt;height:26.25pt" o:bullet="t">
+      <v:shape id="_x0000_i1025" style="width:74.45pt;height:25.9pt" coordsize="" o:spt="100" o:bullet="t" adj="0,,0" path="" stroked="f">
+        <v:stroke joinstyle="miter"/>
         <v:imagedata r:id="rId1" o:title=""/>
+        <v:formulas/>
+        <v:path o:connecttype="segments"/>
       </v:shape>
     </w:pict>
   </w:numPicBullet>
-  <w:abstractNum w:abstractNumId="1">
-    <w:lvl w:ilvl="0">
-      <w:start w:val="1"/>
-      <w:pStyle w:val="Heading1"/>
-      <w:numFmt w:val="decimal"/>
-      <w:lvlText w:val="%1"/>
-      <w:lvlJc w:val="left"/>
-      <w:pPr>
-        <w:tabs>
-          <w:tab w:val="num" w:pos="567"/>
-        </w:tabs>
-        <w:ind w:left="0" w:hanging="0"/>
-      </w:pPr>
-    </w:lvl>
-    <w:lvl w:ilvl="1">
-      <w:start w:val="1"/>
-      <w:pStyle w:val="Heading2"/>
-      <w:numFmt w:val="decimal"/>
-      <w:lvlText w:val="%1.%2"/>
-      <w:lvlJc w:val="left"/>
-      <w:pPr>
-        <w:ind w:left="0" w:hanging="0"/>
-      </w:pPr>
-    </w:lvl>
-    <w:lvl w:ilvl="2">
-      <w:start w:val="1"/>
-      <w:pStyle w:val="Heading3"/>
-      <w:numFmt w:val="decimal"/>
-      <w:lvlText w:val="%1.%2.%3"/>
-      <w:lvlJc w:val="left"/>
-      <w:pPr>
-        <w:ind w:left="0" w:hanging="0"/>
-      </w:pPr>
-    </w:lvl>
-    <w:lvl w:ilvl="3">
-      <w:start w:val="1"/>
-      <w:pStyle w:val="Heading4"/>
-      <w:numFmt w:val="decimal"/>
-      <w:lvlText w:val="%1.%2.%3.%4"/>
-      <w:lvlJc w:val="left"/>
-      <w:pPr>
-        <w:ind w:left="0" w:hanging="0"/>
-      </w:pPr>
-    </w:lvl>
-    <w:lvl w:ilvl="4">
-      <w:start w:val="1"/>
-      <w:pStyle w:val="Heading5"/>
-      <w:numFmt w:val="none"/>
-      <w:suff w:val="nothing"/>
-      <w:lvlText w:val=""/>
-      <w:lvlJc w:val="left"/>
-      <w:pPr>
-        <w:tabs>
-          <w:tab w:val="num" w:pos="1871"/>
-        </w:tabs>
-        <w:ind w:left="0" w:hanging="0"/>
-      </w:pPr>
-    </w:lvl>
-    <w:lvl w:ilvl="5">
-      <w:start w:val="3"/>
-      <w:pStyle w:val="Heading6"/>
-      <w:numFmt w:val="none"/>
-      <w:suff w:val="nothing"/>
-      <w:lvlText w:val=""/>
-      <w:lvlJc w:val="left"/>
-      <w:pPr>
-        <w:ind w:left="0" w:hanging="0"/>
-      </w:pPr>
-    </w:lvl>
-    <w:lvl w:ilvl="6">
-      <w:start w:val="1"/>
-      <w:numFmt w:val="none"/>
-      <w:suff w:val="nothing"/>
-      <w:lvlText w:val=""/>
-      <w:lvlJc w:val="left"/>
-      <w:pPr>
-        <w:ind w:left="0" w:hanging="0"/>
-      </w:pPr>
-    </w:lvl>
-    <w:lvl w:ilvl="7">
-      <w:start w:val="1"/>
-      <w:numFmt w:val="none"/>
-      <w:suff w:val="nothing"/>
-      <w:lvlText w:val=""/>
-      <w:lvlJc w:val="left"/>
-      <w:pPr>
-        <w:ind w:left="0" w:hanging="0"/>
-      </w:pPr>
-    </w:lvl>
-    <w:lvl w:ilvl="8">
-      <w:start w:val="1"/>
-      <w:numFmt w:val="none"/>
-      <w:suff w:val="nothing"/>
-      <w:lvlText w:val=""/>
-      <w:lvlJc w:val="left"/>
-      <w:pPr>
-        <w:ind w:left="0" w:hanging="0"/>
-      </w:pPr>
-    </w:lvl>
-  </w:abstractNum>
-  <w:abstractNum w:abstractNumId="2">
-    <w:lvl w:ilvl="0">
-      <w:start w:val="1"/>
-      <w:numFmt w:val="decimal"/>
-      <w:lvlText w:val="%1"/>
-      <w:lvlJc w:val="left"/>
-      <w:pPr>
-        <w:tabs>
-          <w:tab w:val="num" w:pos="567"/>
-        </w:tabs>
-        <w:ind w:left="0" w:hanging="0"/>
-      </w:pPr>
-    </w:lvl>
-    <w:lvl w:ilvl="1">
-      <w:start w:val="1"/>
-      <w:numFmt w:val="decimal"/>
-      <w:lvlText w:val="%1.%2"/>
-      <w:lvlJc w:val="left"/>
-      <w:pPr>
-        <w:ind w:left="0" w:hanging="0"/>
-      </w:pPr>
-    </w:lvl>
-    <w:lvl w:ilvl="2">
-      <w:start w:val="1"/>
-      <w:numFmt w:val="decimal"/>
-      <w:lvlText w:val="%1.%2.%3"/>
-      <w:lvlJc w:val="left"/>
-      <w:pPr>
-        <w:ind w:left="0" w:hanging="0"/>
-      </w:pPr>
-    </w:lvl>
-    <w:lvl w:ilvl="3">
-      <w:start w:val="1"/>
-      <w:numFmt w:val="decimal"/>
-      <w:lvlText w:val="%1.%2.%3.%4"/>
-      <w:lvlJc w:val="left"/>
-      <w:pPr>
-        <w:ind w:left="0" w:hanging="0"/>
-      </w:pPr>
-    </w:lvl>
-    <w:lvl w:ilvl="4">
-      <w:start w:val="1"/>
-      <w:numFmt w:val="none"/>
-      <w:suff w:val="nothing"/>
-      <w:lvlText w:val=""/>
-      <w:lvlJc w:val="left"/>
-      <w:pPr>
-        <w:tabs>
-          <w:tab w:val="num" w:pos="1871"/>
-        </w:tabs>
-        <w:ind w:left="0" w:hanging="0"/>
-      </w:pPr>
-    </w:lvl>
-    <w:lvl w:ilvl="5">
-      <w:start w:val="1"/>
-      <w:numFmt w:val="none"/>
-      <w:suff w:val="nothing"/>
-      <w:lvlText w:val=""/>
-      <w:lvlJc w:val="left"/>
-      <w:pPr>
-        <w:ind w:left="0" w:hanging="0"/>
-      </w:pPr>
-    </w:lvl>
-    <w:lvl w:ilvl="6">
-      <w:start w:val="1"/>
-      <w:numFmt w:val="decimal"/>
-      <w:lvlText w:val="%7"/>
-      <w:lvlJc w:val="left"/>
-      <w:pPr>
-        <w:ind w:left="1418" w:hanging="284"/>
-      </w:pPr>
-    </w:lvl>
-    <w:lvl w:ilvl="7">
-      <w:start w:val="1"/>
-      <w:numFmt w:val="decimal"/>
-      <w:lvlText w:val="%8"/>
-      <w:lvlJc w:val="left"/>
-      <w:pPr>
-        <w:ind w:left="1701" w:hanging="283"/>
-      </w:pPr>
-    </w:lvl>
-    <w:lvl w:ilvl="8">
-      <w:start w:val="1"/>
-      <w:numFmt w:val="decimal"/>
-      <w:lvlText w:val="%9"/>
-      <w:lvlJc w:val="left"/>
-      <w:pPr>
-        <w:ind w:left="1985" w:hanging="284"/>
-      </w:pPr>
-    </w:lvl>
-  </w:abstractNum>
-  <w:abstractNum w:abstractNumId="3">
+  <w:abstractNum w:abstractNumId="0" w15:restartNumberingAfterBreak="0">
+    <w:nsid w:val="0534408C"/>
+    <w:multiLevelType w:val="multilevel"/>
+    <w:tmpl w:val="E8B898C2"/>
     <w:lvl w:ilvl="0">
       <w:start w:val="1"/>
       <w:numFmt w:val="bullet"/>
@@ -3677,45 +3216,240 @@
       </w:rPr>
     </w:lvl>
   </w:abstractNum>
-  <w:num w:numId="1">
+  <w:abstractNum w:abstractNumId="1" w15:restartNumberingAfterBreak="0">
+    <w:nsid w:val="2FD95999"/>
+    <w:multiLevelType w:val="multilevel"/>
+    <w:tmpl w:val="20664EF6"/>
+    <w:lvl w:ilvl="0">
+      <w:start w:val="1"/>
+      <w:numFmt w:val="decimal"/>
+      <w:lvlText w:val="%1"/>
+      <w:lvlJc w:val="left"/>
+      <w:pPr>
+        <w:tabs>
+          <w:tab w:val="num" w:pos="567"/>
+        </w:tabs>
+        <w:ind w:left="0" w:firstLine="0"/>
+      </w:pPr>
+    </w:lvl>
+    <w:lvl w:ilvl="1">
+      <w:start w:val="1"/>
+      <w:numFmt w:val="decimal"/>
+      <w:lvlText w:val="%1.%2"/>
+      <w:lvlJc w:val="left"/>
+      <w:pPr>
+        <w:ind w:left="0" w:firstLine="0"/>
+      </w:pPr>
+    </w:lvl>
+    <w:lvl w:ilvl="2">
+      <w:start w:val="1"/>
+      <w:numFmt w:val="decimal"/>
+      <w:lvlText w:val="%1.%2.%3"/>
+      <w:lvlJc w:val="left"/>
+      <w:pPr>
+        <w:ind w:left="0" w:firstLine="0"/>
+      </w:pPr>
+    </w:lvl>
+    <w:lvl w:ilvl="3">
+      <w:start w:val="1"/>
+      <w:numFmt w:val="decimal"/>
+      <w:lvlText w:val="%1.%2.%3.%4"/>
+      <w:lvlJc w:val="left"/>
+      <w:pPr>
+        <w:ind w:left="0" w:firstLine="0"/>
+      </w:pPr>
+    </w:lvl>
+    <w:lvl w:ilvl="4">
+      <w:start w:val="1"/>
+      <w:numFmt w:val="none"/>
+      <w:suff w:val="nothing"/>
+      <w:lvlText w:val=""/>
+      <w:lvlJc w:val="left"/>
+      <w:pPr>
+        <w:tabs>
+          <w:tab w:val="num" w:pos="1871"/>
+        </w:tabs>
+        <w:ind w:left="0" w:firstLine="0"/>
+      </w:pPr>
+    </w:lvl>
+    <w:lvl w:ilvl="5">
+      <w:start w:val="1"/>
+      <w:numFmt w:val="none"/>
+      <w:suff w:val="nothing"/>
+      <w:lvlText w:val=""/>
+      <w:lvlJc w:val="left"/>
+      <w:pPr>
+        <w:ind w:left="0" w:firstLine="0"/>
+      </w:pPr>
+    </w:lvl>
+    <w:lvl w:ilvl="6">
+      <w:start w:val="1"/>
+      <w:numFmt w:val="decimal"/>
+      <w:lvlText w:val="%7"/>
+      <w:lvlJc w:val="left"/>
+      <w:pPr>
+        <w:ind w:left="1418" w:hanging="284"/>
+      </w:pPr>
+    </w:lvl>
+    <w:lvl w:ilvl="7">
+      <w:start w:val="1"/>
+      <w:numFmt w:val="decimal"/>
+      <w:lvlText w:val="%8"/>
+      <w:lvlJc w:val="left"/>
+      <w:pPr>
+        <w:ind w:left="1701" w:hanging="283"/>
+      </w:pPr>
+    </w:lvl>
+    <w:lvl w:ilvl="8">
+      <w:start w:val="1"/>
+      <w:numFmt w:val="decimal"/>
+      <w:lvlText w:val="%9"/>
+      <w:lvlJc w:val="left"/>
+      <w:pPr>
+        <w:ind w:left="1985" w:hanging="284"/>
+      </w:pPr>
+    </w:lvl>
+  </w:abstractNum>
+  <w:abstractNum w:abstractNumId="2" w15:restartNumberingAfterBreak="0">
+    <w:nsid w:val="3C263A27"/>
+    <w:multiLevelType w:val="multilevel"/>
+    <w:tmpl w:val="7674D04A"/>
+    <w:lvl w:ilvl="0">
+      <w:start w:val="1"/>
+      <w:numFmt w:val="decimal"/>
+      <w:pStyle w:val="Heading1"/>
+      <w:lvlText w:val="%1"/>
+      <w:lvlJc w:val="left"/>
+      <w:pPr>
+        <w:tabs>
+          <w:tab w:val="num" w:pos="567"/>
+        </w:tabs>
+        <w:ind w:left="0" w:firstLine="0"/>
+      </w:pPr>
+    </w:lvl>
+    <w:lvl w:ilvl="1">
+      <w:start w:val="1"/>
+      <w:numFmt w:val="decimal"/>
+      <w:pStyle w:val="Heading2"/>
+      <w:lvlText w:val="%1.%2"/>
+      <w:lvlJc w:val="left"/>
+      <w:pPr>
+        <w:ind w:left="0" w:firstLine="0"/>
+      </w:pPr>
+    </w:lvl>
+    <w:lvl w:ilvl="2">
+      <w:start w:val="1"/>
+      <w:numFmt w:val="decimal"/>
+      <w:pStyle w:val="Heading3"/>
+      <w:lvlText w:val="%1.%2.%3"/>
+      <w:lvlJc w:val="left"/>
+      <w:pPr>
+        <w:ind w:left="0" w:firstLine="0"/>
+      </w:pPr>
+    </w:lvl>
+    <w:lvl w:ilvl="3">
+      <w:start w:val="1"/>
+      <w:numFmt w:val="decimal"/>
+      <w:pStyle w:val="Heading4"/>
+      <w:lvlText w:val="%1.%2.%3.%4"/>
+      <w:lvlJc w:val="left"/>
+      <w:pPr>
+        <w:ind w:left="0" w:firstLine="0"/>
+      </w:pPr>
+    </w:lvl>
+    <w:lvl w:ilvl="4">
+      <w:start w:val="1"/>
+      <w:numFmt w:val="none"/>
+      <w:pStyle w:val="Heading5"/>
+      <w:suff w:val="nothing"/>
+      <w:lvlText w:val=""/>
+      <w:lvlJc w:val="left"/>
+      <w:pPr>
+        <w:tabs>
+          <w:tab w:val="num" w:pos="1871"/>
+        </w:tabs>
+        <w:ind w:left="0" w:firstLine="0"/>
+      </w:pPr>
+    </w:lvl>
+    <w:lvl w:ilvl="5">
+      <w:start w:val="3"/>
+      <w:numFmt w:val="none"/>
+      <w:pStyle w:val="Heading6"/>
+      <w:suff w:val="nothing"/>
+      <w:lvlText w:val=""/>
+      <w:lvlJc w:val="left"/>
+      <w:pPr>
+        <w:ind w:left="0" w:firstLine="0"/>
+      </w:pPr>
+    </w:lvl>
+    <w:lvl w:ilvl="6">
+      <w:start w:val="1"/>
+      <w:numFmt w:val="none"/>
+      <w:suff w:val="nothing"/>
+      <w:lvlText w:val=""/>
+      <w:lvlJc w:val="left"/>
+      <w:pPr>
+        <w:ind w:left="0" w:firstLine="0"/>
+      </w:pPr>
+    </w:lvl>
+    <w:lvl w:ilvl="7">
+      <w:start w:val="1"/>
+      <w:numFmt w:val="none"/>
+      <w:suff w:val="nothing"/>
+      <w:lvlText w:val=""/>
+      <w:lvlJc w:val="left"/>
+      <w:pPr>
+        <w:ind w:left="0" w:firstLine="0"/>
+      </w:pPr>
+    </w:lvl>
+    <w:lvl w:ilvl="8">
+      <w:start w:val="1"/>
+      <w:numFmt w:val="none"/>
+      <w:suff w:val="nothing"/>
+      <w:lvlText w:val=""/>
+      <w:lvlJc w:val="left"/>
+      <w:pPr>
+        <w:ind w:left="0" w:firstLine="0"/>
+      </w:pPr>
+    </w:lvl>
+  </w:abstractNum>
+  <w:num w:numId="1" w16cid:durableId="950549446">
+    <w:abstractNumId w:val="2"/>
+  </w:num>
+  <w:num w:numId="2" w16cid:durableId="1142429377">
     <w:abstractNumId w:val="1"/>
   </w:num>
-  <w:num w:numId="2">
-    <w:abstractNumId w:val="2"/>
-  </w:num>
-  <w:num w:numId="3">
-    <w:abstractNumId w:val="3"/>
+  <w:num w:numId="3" w16cid:durableId="1022825513">
+    <w:abstractNumId w:val="0"/>
   </w:num>
 </w:numbering>
 </file>
 
 <file path=word/styles.xml><?xml version="1.0" encoding="utf-8"?>
-<w:styles xmlns:w="http://schemas.openxmlformats.org/wordprocessingml/2006/main" xmlns:w14="http://schemas.microsoft.com/office/word/2010/wordml" xmlns:mc="http://schemas.openxmlformats.org/markup-compatibility/2006" mc:Ignorable="w14">
+<w:styles xmlns:mc="http://schemas.openxmlformats.org/markup-compatibility/2006" xmlns:r="http://schemas.openxmlformats.org/officeDocument/2006/relationships" xmlns:w="http://schemas.openxmlformats.org/wordprocessingml/2006/main" xmlns:w14="http://schemas.microsoft.com/office/word/2010/wordml" xmlns:w15="http://schemas.microsoft.com/office/word/2012/wordml" xmlns:w16cex="http://schemas.microsoft.com/office/word/2018/wordml/cex" xmlns:w16cid="http://schemas.microsoft.com/office/word/2016/wordml/cid" xmlns:w16="http://schemas.microsoft.com/office/word/2018/wordml" xmlns:w16du="http://schemas.microsoft.com/office/word/2023/wordml/word16du" xmlns:w16sdtdh="http://schemas.microsoft.com/office/word/2020/wordml/sdtdatahash" xmlns:w16sdtfl="http://schemas.microsoft.com/office/word/2024/wordml/sdtformatlock" xmlns:w16se="http://schemas.microsoft.com/office/word/2015/wordml/symex" mc:Ignorable="w14 w15 w16se w16cid w16 w16cex w16sdtdh w16sdtfl w16du">
   <w:docDefaults>
     <w:rPrDefault>
       <w:rPr>
-        <w:rFonts w:ascii="Century" w:hAnsi="Century" w:eastAsia="游明朝" w:cs="" w:asciiTheme="minorHAnsi" w:cstheme="minorBidi" w:eastAsiaTheme="minorEastAsia" w:hAnsiTheme="minorHAnsi"/>
+        <w:rFonts w:asciiTheme="minorHAnsi" w:eastAsiaTheme="minorEastAsia" w:hAnsiTheme="minorHAnsi" w:cstheme="minorBidi"/>
         <w:kern w:val="2"/>
         <w:sz w:val="21"/>
         <w:szCs w:val="21"/>
         <w:lang w:val="en-US" w:eastAsia="ja-JP" w:bidi="ar-SA"/>
       </w:rPr>
     </w:rPrDefault>
-    <w:pPrDefault>
-      <w:pPr/>
-    </w:pPrDefault>
+    <w:pPrDefault/>
   </w:docDefaults>
   <w:latentStyles w:defLockedState="0" w:defUIPriority="99" w:defSemiHidden="0" w:defUnhideWhenUsed="0" w:defQFormat="0" w:count="376">
     <w:lsdException w:name="Normal" w:uiPriority="0" w:qFormat="1"/>
     <w:lsdException w:name="heading 1" w:uiPriority="9" w:qFormat="1"/>
-    <w:lsdException w:name="heading 2" w:uiPriority="9" w:semiHidden="1" w:unhideWhenUsed="1" w:qFormat="1"/>
-    <w:lsdException w:name="heading 3" w:uiPriority="9" w:semiHidden="1" w:unhideWhenUsed="1" w:qFormat="1"/>
-    <w:lsdException w:name="heading 4" w:uiPriority="9" w:semiHidden="1" w:unhideWhenUsed="1" w:qFormat="1"/>
-    <w:lsdException w:name="heading 5" w:uiPriority="9" w:semiHidden="1" w:unhideWhenUsed="1" w:qFormat="1"/>
-    <w:lsdException w:name="heading 6" w:uiPriority="9" w:semiHidden="1" w:unhideWhenUsed="1" w:qFormat="1"/>
-    <w:lsdException w:name="heading 7" w:uiPriority="9" w:semiHidden="1" w:unhideWhenUsed="1" w:qFormat="1"/>
-    <w:lsdException w:name="heading 8" w:uiPriority="9" w:semiHidden="1" w:unhideWhenUsed="1" w:qFormat="1"/>
-    <w:lsdException w:name="heading 9" w:uiPriority="9" w:semiHidden="1" w:unhideWhenUsed="1" w:qFormat="1"/>
+    <w:lsdException w:name="heading 2" w:semiHidden="1" w:uiPriority="9" w:unhideWhenUsed="1" w:qFormat="1"/>
+    <w:lsdException w:name="heading 3" w:semiHidden="1" w:uiPriority="9" w:unhideWhenUsed="1" w:qFormat="1"/>
+    <w:lsdException w:name="heading 4" w:semiHidden="1" w:uiPriority="9" w:unhideWhenUsed="1" w:qFormat="1"/>
+    <w:lsdException w:name="heading 5" w:semiHidden="1" w:uiPriority="9" w:unhideWhenUsed="1" w:qFormat="1"/>
+    <w:lsdException w:name="heading 6" w:semiHidden="1" w:uiPriority="9" w:unhideWhenUsed="1" w:qFormat="1"/>
+    <w:lsdException w:name="heading 7" w:semiHidden="1" w:uiPriority="9" w:unhideWhenUsed="1" w:qFormat="1"/>
+    <w:lsdException w:name="heading 8" w:semiHidden="1" w:uiPriority="9" w:unhideWhenUsed="1" w:qFormat="1"/>
+    <w:lsdException w:name="heading 9" w:semiHidden="1" w:uiPriority="9" w:unhideWhenUsed="1" w:qFormat="1"/>
     <w:lsdException w:name="index 1" w:semiHidden="1" w:unhideWhenUsed="1"/>
     <w:lsdException w:name="index 2" w:semiHidden="1" w:unhideWhenUsed="1"/>
     <w:lsdException w:name="index 3" w:semiHidden="1" w:unhideWhenUsed="1"/>
@@ -3725,22 +3459,22 @@
     <w:lsdException w:name="index 7" w:semiHidden="1" w:unhideWhenUsed="1"/>
     <w:lsdException w:name="index 8" w:semiHidden="1" w:unhideWhenUsed="1"/>
     <w:lsdException w:name="index 9" w:semiHidden="1" w:unhideWhenUsed="1"/>
-    <w:lsdException w:name="toc 1" w:uiPriority="39" w:semiHidden="1" w:unhideWhenUsed="1"/>
-    <w:lsdException w:name="toc 2" w:uiPriority="39" w:semiHidden="1" w:unhideWhenUsed="1"/>
-    <w:lsdException w:name="toc 3" w:uiPriority="39" w:semiHidden="1" w:unhideWhenUsed="1"/>
-    <w:lsdException w:name="toc 4" w:uiPriority="39" w:semiHidden="1" w:unhideWhenUsed="1"/>
-    <w:lsdException w:name="toc 5" w:uiPriority="39" w:semiHidden="1" w:unhideWhenUsed="1"/>
-    <w:lsdException w:name="toc 6" w:uiPriority="39" w:semiHidden="1" w:unhideWhenUsed="1"/>
-    <w:lsdException w:name="toc 7" w:uiPriority="39" w:semiHidden="1" w:unhideWhenUsed="1"/>
-    <w:lsdException w:name="toc 8" w:uiPriority="39" w:semiHidden="1" w:unhideWhenUsed="1"/>
-    <w:lsdException w:name="toc 9" w:uiPriority="39" w:semiHidden="1" w:unhideWhenUsed="1"/>
+    <w:lsdException w:name="toc 1" w:semiHidden="1" w:uiPriority="39" w:unhideWhenUsed="1"/>
+    <w:lsdException w:name="toc 2" w:semiHidden="1" w:uiPriority="39" w:unhideWhenUsed="1"/>
+    <w:lsdException w:name="toc 3" w:semiHidden="1" w:uiPriority="39" w:unhideWhenUsed="1"/>
+    <w:lsdException w:name="toc 4" w:semiHidden="1" w:uiPriority="39" w:unhideWhenUsed="1"/>
+    <w:lsdException w:name="toc 5" w:semiHidden="1" w:uiPriority="39" w:unhideWhenUsed="1"/>
+    <w:lsdException w:name="toc 6" w:semiHidden="1" w:uiPriority="39" w:unhideWhenUsed="1"/>
+    <w:lsdException w:name="toc 7" w:semiHidden="1" w:uiPriority="39" w:unhideWhenUsed="1"/>
+    <w:lsdException w:name="toc 8" w:semiHidden="1" w:uiPriority="39" w:unhideWhenUsed="1"/>
+    <w:lsdException w:name="toc 9" w:semiHidden="1" w:uiPriority="39" w:unhideWhenUsed="1"/>
     <w:lsdException w:name="Normal Indent" w:semiHidden="1" w:unhideWhenUsed="1"/>
     <w:lsdException w:name="footnote text" w:semiHidden="1" w:unhideWhenUsed="1"/>
     <w:lsdException w:name="annotation text" w:semiHidden="1" w:unhideWhenUsed="1"/>
     <w:lsdException w:name="header" w:semiHidden="1" w:unhideWhenUsed="1"/>
     <w:lsdException w:name="footer" w:semiHidden="1" w:unhideWhenUsed="1"/>
     <w:lsdException w:name="index heading" w:semiHidden="1" w:unhideWhenUsed="1"/>
-    <w:lsdException w:name="caption" w:uiPriority="35" w:semiHidden="1" w:unhideWhenUsed="1" w:qFormat="1"/>
+    <w:lsdException w:name="caption" w:semiHidden="1" w:uiPriority="35" w:unhideWhenUsed="1" w:qFormat="1"/>
     <w:lsdException w:name="table of figures" w:semiHidden="1" w:unhideWhenUsed="1"/>
     <w:lsdException w:name="envelope address" w:semiHidden="1" w:unhideWhenUsed="1"/>
     <w:lsdException w:name="envelope return" w:semiHidden="1" w:unhideWhenUsed="1"/>
@@ -3771,7 +3505,7 @@
     <w:lsdException w:name="Title" w:uiPriority="10" w:qFormat="1"/>
     <w:lsdException w:name="Closing" w:semiHidden="1" w:unhideWhenUsed="1"/>
     <w:lsdException w:name="Signature" w:semiHidden="1" w:unhideWhenUsed="1"/>
-    <w:lsdException w:name="Default Paragraph Font" w:uiPriority="1" w:semiHidden="1" w:unhideWhenUsed="1"/>
+    <w:lsdException w:name="Default Paragraph Font" w:semiHidden="1" w:uiPriority="1" w:unhideWhenUsed="1"/>
     <w:lsdException w:name="Body Text" w:semiHidden="1" w:unhideWhenUsed="1"/>
     <w:lsdException w:name="Body Text Indent" w:semiHidden="1" w:unhideWhenUsed="1"/>
     <w:lsdException w:name="List Continue" w:semiHidden="1" w:unhideWhenUsed="1"/>
@@ -3971,8 +3705,8 @@
     <w:lsdException w:name="Subtle Reference" w:uiPriority="31" w:qFormat="1"/>
     <w:lsdException w:name="Intense Reference" w:uiPriority="32" w:qFormat="1"/>
     <w:lsdException w:name="Book Title" w:uiPriority="33" w:qFormat="1"/>
-    <w:lsdException w:name="Bibliography" w:uiPriority="37" w:semiHidden="1" w:unhideWhenUsed="1"/>
-    <w:lsdException w:name="TOC Heading" w:uiPriority="39" w:semiHidden="1" w:unhideWhenUsed="1" w:qFormat="1"/>
+    <w:lsdException w:name="Bibliography" w:semiHidden="1" w:uiPriority="37" w:unhideWhenUsed="1"/>
+    <w:lsdException w:name="TOC Heading" w:semiHidden="1" w:uiPriority="39" w:unhideWhenUsed="1" w:qFormat="1"/>
     <w:lsdException w:name="Plain Table 1" w:uiPriority="41"/>
     <w:lsdException w:name="Plain Table 2" w:uiPriority="42"/>
     <w:lsdException w:name="Plain Table 3" w:uiPriority="43"/>
@@ -4083,1302 +3817,175 @@
     <w:lsdException w:name="Unresolved Mention" w:semiHidden="1" w:unhideWhenUsed="1"/>
     <w:lsdException w:name="Smart Link" w:semiHidden="1" w:unhideWhenUsed="1"/>
   </w:latentStyles>
-  <w:style w:type="paragraph" w:styleId="Normal" w:default="1">
+  <w:style w:type="paragraph" w:default="1" w:styleId="Normal">
     <w:name w:val="Normal"/>
     <w:qFormat/>
-    <w:rsid w:val="009e383c"/>
-    <w:pPr>
-      <w:widowControl w:val="false"/>
-      <w:bidi w:val="0"/>
+    <w:rsid w:val="009E383C"/>
+    <w:pPr>
+      <w:widowControl w:val="0"/>
       <w:jc w:val="both"/>
     </w:pPr>
-    <w:rPr>
-      <w:rFonts w:ascii="Century" w:hAnsi="Century" w:eastAsia="游明朝" w:cs="" w:asciiTheme="minorHAnsi" w:cstheme="minorBidi" w:eastAsiaTheme="minorEastAsia" w:hAnsiTheme="minorHAnsi"/>
-      <w:color w:val="auto"/>
-      <w:kern w:val="2"/>
-      <w:sz w:val="21"/>
-      <w:szCs w:val="21"/>
-      <w:lang w:val="en-US" w:eastAsia="ja-JP" w:bidi="ar-SA"/>
-    </w:rPr>
   </w:style>
   <w:style w:type="paragraph" w:styleId="Heading1">
-    <w:name w:val="Heading 1"/>
+    <w:name w:val="heading 1"/>
     <w:next w:val="Normal"/>
     <w:link w:val="Heading1Char"/>
     <w:uiPriority w:val="9"/>
     <w:qFormat/>
-    <w:rsid w:val="005169db"/>
-    <w:pPr>
-      <w:keepNext w:val="true"/>
-      <w:widowControl/>
+    <w:rsid w:val="005169DB"/>
+    <w:pPr>
+      <w:keepNext/>
       <w:numPr>
-        <w:ilvl w:val="0"/>
         <w:numId w:val="1"/>
       </w:numPr>
       <w:pBdr>
         <w:bottom w:val="single" w:sz="4" w:space="1" w:color="000000"/>
       </w:pBdr>
-      <w:bidi w:val="0"/>
       <w:spacing w:before="180" w:after="180"/>
-      <w:jc w:val="left"/>
       <w:outlineLvl w:val="0"/>
     </w:pPr>
     <w:rPr>
-      <w:rFonts w:ascii="Century" w:hAnsi="Century" w:eastAsia="游明朝" w:cs="" w:asciiTheme="minorHAnsi" w:cstheme="minorBidi" w:eastAsiaTheme="minorEastAsia" w:hAnsiTheme="minorHAnsi"/>
-      <w:color w:val="auto"/>
-      <w:kern w:val="2"/>
       <w:sz w:val="28"/>
-      <w:szCs w:val="21"/>
-      <w:lang w:val="en-US" w:eastAsia="ja-JP" w:bidi="ar-SA"/>
     </w:rPr>
   </w:style>
   <w:style w:type="paragraph" w:styleId="Heading2">
-    <w:name w:val="Heading 2"/>
+    <w:name w:val="heading 2"/>
     <w:next w:val="Normal"/>
     <w:link w:val="Heading2Char"/>
     <w:uiPriority w:val="9"/>
     <w:unhideWhenUsed/>
     <w:qFormat/>
-    <w:rsid w:val="0083626b"/>
-    <w:pPr>
-      <w:keepNext w:val="true"/>
-      <w:widowControl/>
+    <w:rsid w:val="0083626B"/>
+    <w:pPr>
+      <w:keepNext/>
       <w:numPr>
         <w:ilvl w:val="1"/>
         <w:numId w:val="1"/>
       </w:numPr>
-      <w:bidi w:val="0"/>
-      <w:jc w:val="left"/>
       <w:outlineLvl w:val="1"/>
     </w:pPr>
     <w:rPr>
-      <w:rFonts w:ascii="Century" w:hAnsi="Century" w:eastAsia="游明朝" w:cs="" w:asciiTheme="minorHAnsi" w:cstheme="minorBidi" w:eastAsiaTheme="minorEastAsia" w:hAnsiTheme="minorHAnsi"/>
-      <w:color w:val="auto"/>
-      <w:kern w:val="2"/>
       <w:sz w:val="24"/>
-      <w:szCs w:val="21"/>
-      <w:lang w:val="en-US" w:eastAsia="ja-JP" w:bidi="ar-SA"/>
     </w:rPr>
   </w:style>
   <w:style w:type="paragraph" w:styleId="Heading3">
-    <w:name w:val="Heading 3"/>
+    <w:name w:val="heading 3"/>
     <w:next w:val="Normal"/>
     <w:link w:val="Heading3Char"/>
     <w:uiPriority w:val="9"/>
     <w:unhideWhenUsed/>
     <w:qFormat/>
-    <w:rsid w:val="0083626b"/>
-    <w:pPr>
-      <w:keepNext w:val="true"/>
-      <w:widowControl/>
+    <w:rsid w:val="0083626B"/>
+    <w:pPr>
+      <w:keepNext/>
       <w:numPr>
         <w:ilvl w:val="2"/>
         <w:numId w:val="1"/>
       </w:numPr>
-      <w:bidi w:val="0"/>
-      <w:jc w:val="left"/>
       <w:outlineLvl w:val="2"/>
     </w:pPr>
     <w:rPr>
-      <w:rFonts w:ascii="Century" w:hAnsi="Century" w:eastAsia="游明朝" w:cs="" w:asciiTheme="minorHAnsi" w:cstheme="minorBidi" w:eastAsiaTheme="minorEastAsia" w:hAnsiTheme="minorHAnsi"/>
-      <w:color w:val="auto"/>
-      <w:kern w:val="2"/>
       <w:sz w:val="22"/>
-      <w:szCs w:val="21"/>
-      <w:lang w:val="en-US" w:eastAsia="ja-JP" w:bidi="ar-SA"/>
     </w:rPr>
   </w:style>
   <w:style w:type="paragraph" w:styleId="Heading4">
-    <w:name w:val="Heading 4"/>
+    <w:name w:val="heading 4"/>
     <w:next w:val="Normal"/>
     <w:link w:val="Heading4Char"/>
     <w:uiPriority w:val="9"/>
     <w:unhideWhenUsed/>
     <w:qFormat/>
-    <w:rsid w:val="0083626b"/>
-    <w:pPr>
-      <w:keepNext w:val="true"/>
-      <w:widowControl/>
+    <w:rsid w:val="0083626B"/>
+    <w:pPr>
+      <w:keepNext/>
       <w:numPr>
         <w:ilvl w:val="3"/>
         <w:numId w:val="1"/>
       </w:numPr>
-      <w:bidi w:val="0"/>
-      <w:jc w:val="left"/>
       <w:outlineLvl w:val="3"/>
     </w:pPr>
     <w:rPr>
-      <w:rFonts w:ascii="Century" w:hAnsi="Century" w:eastAsia="游明朝" w:cs="" w:asciiTheme="minorHAnsi" w:cstheme="minorBidi" w:eastAsiaTheme="minorEastAsia" w:hAnsiTheme="minorHAnsi"/>
-      <w:color w:val="auto"/>
-      <w:kern w:val="2"/>
       <w:sz w:val="22"/>
-      <w:szCs w:val="21"/>
-      <w:lang w:val="en-US" w:eastAsia="ja-JP" w:bidi="ar-SA"/>
     </w:rPr>
   </w:style>
   <w:style w:type="paragraph" w:styleId="Heading5">
-    <w:name w:val="Heading 5"/>
+    <w:name w:val="heading 5"/>
     <w:next w:val="Normal"/>
     <w:link w:val="Heading5Char"/>
     <w:uiPriority w:val="9"/>
     <w:unhideWhenUsed/>
     <w:qFormat/>
-    <w:rsid w:val="005169db"/>
-    <w:pPr>
-      <w:keepNext w:val="true"/>
-      <w:widowControl/>
+    <w:rsid w:val="005169DB"/>
+    <w:pPr>
+      <w:keepNext/>
       <w:numPr>
         <w:ilvl w:val="4"/>
         <w:numId w:val="1"/>
       </w:numPr>
-      <w:tabs>
-        <w:tab w:val="clear" w:pos="840"/>
-      </w:tabs>
-      <w:bidi w:val="0"/>
-      <w:ind w:left="850" w:hanging="0"/>
-      <w:jc w:val="left"/>
+      <w:ind w:left="850"/>
       <w:outlineLvl w:val="4"/>
     </w:pPr>
-    <w:rPr>
-      <w:rFonts w:ascii="Century" w:hAnsi="Century" w:eastAsia="游明朝" w:cs="" w:asciiTheme="minorHAnsi" w:cstheme="minorBidi" w:eastAsiaTheme="minorEastAsia" w:hAnsiTheme="minorHAnsi"/>
-      <w:color w:val="auto"/>
-      <w:kern w:val="2"/>
-      <w:sz w:val="21"/>
-      <w:szCs w:val="21"/>
-      <w:lang w:val="en-US" w:eastAsia="ja-JP" w:bidi="ar-SA"/>
-    </w:rPr>
   </w:style>
   <w:style w:type="paragraph" w:styleId="Heading6">
-    <w:name w:val="Heading 6"/>
+    <w:name w:val="heading 6"/>
     <w:basedOn w:val="Heading5"/>
     <w:next w:val="Normal"/>
     <w:link w:val="Heading6Char"/>
     <w:uiPriority w:val="9"/>
     <w:unhideWhenUsed/>
     <w:qFormat/>
-    <w:rsid w:val="00f607fb"/>
+    <w:rsid w:val="00F607FB"/>
     <w:pPr>
       <w:numPr>
         <w:ilvl w:val="5"/>
-        <w:numId w:val="1"/>
       </w:numPr>
-      <w:ind w:left="850" w:hanging="0"/>
+      <w:ind w:left="850"/>
       <w:outlineLvl w:val="5"/>
     </w:pPr>
-    <w:rPr/>
   </w:style>
   <w:style w:type="paragraph" w:styleId="Heading7">
-    <w:name w:val="Heading 7"/>
+    <w:name w:val="heading 7"/>
     <w:basedOn w:val="Normal"/>
     <w:link w:val="Heading7Char"/>
     <w:uiPriority w:val="9"/>
     <w:unhideWhenUsed/>
     <w:qFormat/>
-    <w:rsid w:val="000f0629"/>
-    <w:pPr>
-      <w:keepNext w:val="true"/>
+    <w:rsid w:val="000F0629"/>
+    <w:pPr>
+      <w:keepNext/>
       <w:outlineLvl w:val="6"/>
     </w:pPr>
-    <w:rPr/>
   </w:style>
   <w:style w:type="paragraph" w:styleId="Heading8">
-    <w:name w:val="Heading 8"/>
+    <w:name w:val="heading 8"/>
     <w:basedOn w:val="Normal"/>
     <w:link w:val="Heading8Char"/>
     <w:uiPriority w:val="9"/>
     <w:unhideWhenUsed/>
     <w:qFormat/>
-    <w:rsid w:val="001f30f6"/>
+    <w:rsid w:val="001F30F6"/>
     <w:pPr>
       <w:outlineLvl w:val="7"/>
     </w:pPr>
-    <w:rPr/>
   </w:style>
   <w:style w:type="paragraph" w:styleId="Heading9">
-    <w:name w:val="Heading 9"/>
+    <w:name w:val="heading 9"/>
     <w:basedOn w:val="Normal"/>
     <w:next w:val="Normal"/>
     <w:link w:val="Heading9Char"/>
     <w:uiPriority w:val="9"/>
     <w:unhideWhenUsed/>
     <w:qFormat/>
-    <w:rsid w:val="00836db8"/>
+    <w:rsid w:val="00836DB8"/>
     <w:pPr>
       <w:outlineLvl w:val="8"/>
     </w:pPr>
-    <w:rPr/>
-  </w:style>
-  <w:style w:type="character" w:styleId="DefaultParagraphFont" w:default="1">
+  </w:style>
+  <w:style w:type="character" w:default="1" w:styleId="DefaultParagraphFont">
     <w:name w:val="Default Paragraph Font"/>
     <w:uiPriority w:val="1"/>
     <w:semiHidden/>
     <w:unhideWhenUsed/>
-    <w:qFormat/>
-    <w:rPr/>
-  </w:style>
-  <w:style w:type="character" w:styleId="Heading1Char" w:customStyle="1">
-    <w:name w:val="Heading 1 Char"/>
-    <w:basedOn w:val="DefaultParagraphFont"/>
-    <w:link w:val="Heading1"/>
-    <w:uiPriority w:val="9"/>
-    <w:qFormat/>
-    <w:rsid w:val="005169db"/>
-    <w:rPr>
-      <w:rFonts w:ascii="Arial" w:hAnsi="Arial" w:eastAsia="游ゴシック" w:asciiTheme="majorHAnsi" w:eastAsiaTheme="majorEastAsia" w:hAnsiTheme="majorHAnsi"/>
-      <w:sz w:val="28"/>
-    </w:rPr>
-  </w:style>
-  <w:style w:type="character" w:styleId="Heading2Char" w:customStyle="1">
-    <w:name w:val="Heading 2 Char"/>
-    <w:basedOn w:val="DefaultParagraphFont"/>
-    <w:link w:val="Heading2"/>
-    <w:uiPriority w:val="9"/>
-    <w:qFormat/>
-    <w:rsid w:val="0083626b"/>
-    <w:rPr>
-      <w:rFonts w:ascii="Arial" w:hAnsi="Arial" w:eastAsia="游ゴシック" w:asciiTheme="majorHAnsi" w:eastAsiaTheme="majorEastAsia" w:hAnsiTheme="majorHAnsi"/>
-      <w:sz w:val="24"/>
-    </w:rPr>
-  </w:style>
-  <w:style w:type="character" w:styleId="Heading3Char" w:customStyle="1">
-    <w:name w:val="Heading 3 Char"/>
-    <w:basedOn w:val="DefaultParagraphFont"/>
-    <w:link w:val="Heading3"/>
-    <w:uiPriority w:val="9"/>
-    <w:qFormat/>
-    <w:rsid w:val="0083626b"/>
-    <w:rPr>
-      <w:rFonts w:ascii="Arial" w:hAnsi="Arial" w:eastAsia="游ゴシック" w:asciiTheme="majorHAnsi" w:eastAsiaTheme="majorEastAsia" w:hAnsiTheme="majorHAnsi"/>
-      <w:sz w:val="22"/>
-    </w:rPr>
-  </w:style>
-  <w:style w:type="character" w:styleId="Heading4Char" w:customStyle="1">
-    <w:name w:val="Heading 4 Char"/>
-    <w:basedOn w:val="DefaultParagraphFont"/>
-    <w:link w:val="Heading4"/>
-    <w:uiPriority w:val="9"/>
-    <w:qFormat/>
-    <w:rsid w:val="0083626b"/>
-    <w:rPr>
-      <w:rFonts w:ascii="Arial" w:hAnsi="Arial" w:eastAsia="游ゴシック" w:asciiTheme="majorHAnsi" w:eastAsiaTheme="majorEastAsia" w:hAnsiTheme="majorHAnsi"/>
-      <w:sz w:val="22"/>
-    </w:rPr>
-  </w:style>
-  <w:style w:type="character" w:styleId="Heading5Char" w:customStyle="1">
-    <w:name w:val="Heading 5 Char"/>
-    <w:basedOn w:val="DefaultParagraphFont"/>
-    <w:link w:val="Heading5"/>
-    <w:uiPriority w:val="9"/>
-    <w:qFormat/>
-    <w:rsid w:val="005169db"/>
-    <w:rPr>
-      <w:rFonts w:ascii="Arial" w:hAnsi="Arial" w:eastAsia="游ゴシック" w:asciiTheme="majorHAnsi" w:eastAsiaTheme="majorEastAsia" w:hAnsiTheme="majorHAnsi"/>
-    </w:rPr>
-  </w:style>
-  <w:style w:type="character" w:styleId="Heading6Char" w:customStyle="1">
-    <w:name w:val="Heading 6 Char"/>
-    <w:basedOn w:val="DefaultParagraphFont"/>
-    <w:link w:val="Heading6"/>
-    <w:uiPriority w:val="9"/>
-    <w:qFormat/>
-    <w:rsid w:val="00f607fb"/>
-    <w:rPr>
-      <w:rFonts w:ascii="Arial" w:hAnsi="Arial" w:eastAsia="游ゴシック" w:asciiTheme="majorHAnsi" w:eastAsiaTheme="majorEastAsia" w:hAnsiTheme="majorHAnsi"/>
-    </w:rPr>
-  </w:style>
-  <w:style w:type="character" w:styleId="Heading7Char" w:customStyle="1">
-    <w:name w:val="Heading 7 Char"/>
-    <w:basedOn w:val="DefaultParagraphFont"/>
-    <w:link w:val="Heading7"/>
-    <w:uiPriority w:val="9"/>
-    <w:qFormat/>
-    <w:rsid w:val="000f0629"/>
-    <w:rPr/>
-  </w:style>
-  <w:style w:type="character" w:styleId="Heading8Char" w:customStyle="1">
-    <w:name w:val="Heading 8 Char"/>
-    <w:basedOn w:val="DefaultParagraphFont"/>
-    <w:link w:val="Heading8"/>
-    <w:uiPriority w:val="9"/>
-    <w:qFormat/>
-    <w:rsid w:val="001f30f6"/>
-    <w:rPr/>
-  </w:style>
-  <w:style w:type="character" w:styleId="Heading9Char" w:customStyle="1">
-    <w:name w:val="Heading 9 Char"/>
-    <w:basedOn w:val="DefaultParagraphFont"/>
-    <w:link w:val="Heading9"/>
-    <w:uiPriority w:val="9"/>
-    <w:qFormat/>
-    <w:rsid w:val="00836db8"/>
-    <w:rPr/>
-  </w:style>
-  <w:style w:type="character" w:styleId="Emphasis">
-    <w:name w:val="Emphasis"/>
-    <w:basedOn w:val="DefaultParagraphFont"/>
-    <w:uiPriority w:val="20"/>
-    <w:qFormat/>
-    <w:rsid w:val="00884bc6"/>
-    <w:rPr>
-      <w:i/>
-      <w:iCs/>
-    </w:rPr>
-  </w:style>
-  <w:style w:type="character" w:styleId="IntenseEmphasis">
-    <w:name w:val="Intense Emphasis"/>
-    <w:basedOn w:val="DefaultParagraphFont"/>
-    <w:uiPriority w:val="21"/>
-    <w:qFormat/>
-    <w:rsid w:val="00884bc6"/>
-    <w:rPr>
-      <w:i/>
-      <w:iCs/>
-      <w:color w:val="4472C4" w:themeColor="accent1"/>
-    </w:rPr>
-  </w:style>
-  <w:style w:type="character" w:styleId="Strong">
-    <w:name w:val="Strong"/>
-    <w:basedOn w:val="DefaultParagraphFont"/>
-    <w:uiPriority w:val="22"/>
-    <w:qFormat/>
-    <w:rsid w:val="00884bc6"/>
-    <w:rPr>
-      <w:b/>
-      <w:bCs/>
-    </w:rPr>
-  </w:style>
-  <w:style w:type="character" w:styleId="HeaderChar" w:customStyle="1">
-    <w:name w:val="Header Char"/>
-    <w:basedOn w:val="DefaultParagraphFont"/>
-    <w:link w:val="Header"/>
-    <w:uiPriority w:val="99"/>
-    <w:qFormat/>
-    <w:rsid w:val="00d41b14"/>
-    <w:rPr/>
-  </w:style>
-  <w:style w:type="character" w:styleId="FooterChar" w:customStyle="1">
-    <w:name w:val="Footer Char"/>
-    <w:basedOn w:val="DefaultParagraphFont"/>
-    <w:link w:val="Footer"/>
-    <w:uiPriority w:val="99"/>
-    <w:qFormat/>
-    <w:rsid w:val="00d41b14"/>
-    <w:rPr/>
-  </w:style>
-  <w:style w:type="character" w:styleId="TitleChar" w:customStyle="1">
-    <w:name w:val="Title Char"/>
-    <w:basedOn w:val="DefaultParagraphFont"/>
-    <w:link w:val="Title"/>
-    <w:uiPriority w:val="10"/>
-    <w:qFormat/>
-    <w:rsid w:val="006970d4"/>
-    <w:rPr>
-      <w:rFonts w:ascii="Arial" w:hAnsi="Arial" w:eastAsia="游ゴシック" w:cs="" w:asciiTheme="majorHAnsi" w:cstheme="majorBidi" w:eastAsiaTheme="majorEastAsia" w:hAnsiTheme="majorHAnsi"/>
-      <w:sz w:val="32"/>
-      <w:szCs w:val="32"/>
-    </w:rPr>
-  </w:style>
-  <w:style w:type="character" w:styleId="SubtitleChar" w:customStyle="1">
-    <w:name w:val="Subtitle Char"/>
-    <w:basedOn w:val="DefaultParagraphFont"/>
-    <w:link w:val="Subtitle"/>
-    <w:uiPriority w:val="11"/>
-    <w:qFormat/>
-    <w:rsid w:val="006970d4"/>
-    <w:rPr>
-      <w:sz w:val="24"/>
-      <w:szCs w:val="24"/>
-    </w:rPr>
-  </w:style>
-  <w:style w:type="character" w:styleId="QuoteChar" w:customStyle="1">
-    <w:name w:val="Quote Char"/>
-    <w:basedOn w:val="DefaultParagraphFont"/>
-    <w:link w:val="Quote"/>
-    <w:uiPriority w:val="29"/>
-    <w:qFormat/>
-    <w:rsid w:val="00f5390e"/>
-    <w:rPr>
-      <w:i/>
-      <w:iCs/>
-      <w:color w:val="404040" w:themeColor="text1" w:themeTint="bf"/>
-    </w:rPr>
-  </w:style>
-  <w:style w:type="character" w:styleId="IntenseQuoteChar" w:customStyle="1">
-    <w:name w:val="Intense Quote Char"/>
-    <w:basedOn w:val="DefaultParagraphFont"/>
-    <w:link w:val="IntenseQuote"/>
-    <w:uiPriority w:val="30"/>
-    <w:qFormat/>
-    <w:rsid w:val="00f5390e"/>
-    <w:rPr>
-      <w:i/>
-      <w:iCs/>
-      <w:color w:val="4472C4" w:themeColor="accent1"/>
-    </w:rPr>
-  </w:style>
-  <w:style w:type="character" w:styleId="HTMLTypewriter">
-    <w:name w:val="HTML Typewriter"/>
-    <w:basedOn w:val="DefaultParagraphFont"/>
-    <w:uiPriority w:val="99"/>
-    <w:unhideWhenUsed/>
-    <w:qFormat/>
-    <w:rsid w:val="00f5390e"/>
-    <w:rPr>
-      <w:rFonts w:ascii="Courier New" w:hAnsi="Courier New" w:cs="Courier New"/>
-      <w:sz w:val="20"/>
-      <w:szCs w:val="20"/>
-    </w:rPr>
-  </w:style>
-  <w:style w:type="character" w:styleId="MacroTextChar" w:customStyle="1">
-    <w:name w:val="Macro Text Char"/>
-    <w:basedOn w:val="DefaultParagraphFont"/>
-    <w:link w:val="MacroText"/>
-    <w:uiPriority w:val="99"/>
-    <w:qFormat/>
-    <w:rsid w:val="00f5390e"/>
-    <w:rPr>
-      <w:rFonts w:ascii="Courier New" w:hAnsi="Courier New" w:eastAsia="ＭＳ 明朝" w:cs="Courier New"/>
-      <w:sz w:val="18"/>
-      <w:szCs w:val="18"/>
-    </w:rPr>
-  </w:style>
-  <w:style w:type="character" w:styleId="HTMLKeyboard">
-    <w:name w:val="HTML Keyboard"/>
-    <w:basedOn w:val="DefaultParagraphFont"/>
-    <w:uiPriority w:val="99"/>
-    <w:unhideWhenUsed/>
-    <w:qFormat/>
-    <w:rsid w:val="00f5390e"/>
-    <w:rPr>
-      <w:rFonts w:ascii="Courier New" w:hAnsi="Courier New" w:cs="Courier New"/>
-      <w:sz w:val="20"/>
-      <w:szCs w:val="20"/>
-    </w:rPr>
-  </w:style>
-  <w:style w:type="character" w:styleId="Codespan" w:customStyle="1">
-    <w:name w:val="codespan"/>
-    <w:basedOn w:val="DefaultParagraphFont"/>
-    <w:uiPriority w:val="1"/>
-    <w:qFormat/>
-    <w:rsid w:val="00ee4b3e"/>
-    <w:rPr>
-      <w:rFonts w:ascii="Cascadia Mono Light" w:hAnsi="Cascadia Mono Light"/>
-      <w:sz w:val="18"/>
-      <w:shd w:fill="E7E6E6" w:val="clear"/>
-    </w:rPr>
-  </w:style>
-  <w:style w:type="character" w:styleId="InternetLink">
-    <w:name w:val="Internet Link"/>
-    <w:basedOn w:val="DefaultParagraphFont"/>
-    <w:uiPriority w:val="99"/>
-    <w:unhideWhenUsed/>
-    <w:rsid w:val="00d10cf2"/>
-    <w:rPr>
-      <w:color w:val="0563C1" w:themeColor="hyperlink"/>
-      <w:u w:val="single"/>
-    </w:rPr>
-  </w:style>
-  <w:style w:type="character" w:styleId="UnresolvedMention">
-    <w:name w:val="Unresolved Mention"/>
-    <w:basedOn w:val="DefaultParagraphFont"/>
-    <w:uiPriority w:val="99"/>
-    <w:semiHidden/>
-    <w:unhideWhenUsed/>
-    <w:qFormat/>
-    <w:rsid w:val="00034e1a"/>
-    <w:rPr>
-      <w:color w:val="605E5C"/>
-      <w:shd w:fill="E1DFDD" w:val="clear"/>
-    </w:rPr>
-  </w:style>
-  <w:style w:type="character" w:styleId="PlaceholderText">
-    <w:name w:val="Placeholder Text"/>
-    <w:basedOn w:val="DefaultParagraphFont"/>
-    <w:uiPriority w:val="99"/>
-    <w:semiHidden/>
-    <w:qFormat/>
-    <w:rsid w:val="009e6a1d"/>
-    <w:rPr>
-      <w:color w:val="808080"/>
-    </w:rPr>
-  </w:style>
-  <w:style w:type="character" w:styleId="ListLabel1">
-    <w:name w:val="ListLabel 1"/>
-    <w:qFormat/>
-    <w:rPr>
-      <w:color w:val="auto"/>
-    </w:rPr>
-  </w:style>
-  <w:style w:type="character" w:styleId="ListLabel2">
-    <w:name w:val="ListLabel 2"/>
-    <w:qFormat/>
-    <w:rPr>
-      <w:color w:val="auto"/>
-    </w:rPr>
-  </w:style>
-  <w:style w:type="character" w:styleId="ListLabel3">
-    <w:name w:val="ListLabel 3"/>
-    <w:qFormat/>
-    <w:rPr>
-      <w:color w:val="auto"/>
-    </w:rPr>
-  </w:style>
-  <w:style w:type="character" w:styleId="ListLabel4">
-    <w:name w:val="ListLabel 4"/>
-    <w:qFormat/>
-    <w:rPr>
-      <w:rFonts w:eastAsia="ＭＳ 明朝"/>
-      <w:b/>
-      <w:i w:val="false"/>
-      <w:color w:val="000000"/>
-      <w:sz w:val="24"/>
-    </w:rPr>
-  </w:style>
-  <w:style w:type="character" w:styleId="ListLabel5">
-    <w:name w:val="ListLabel 5"/>
-    <w:qFormat/>
-    <w:rPr>
-      <w:b/>
-      <w:i w:val="false"/>
-      <w:sz w:val="24"/>
-    </w:rPr>
-  </w:style>
-  <w:style w:type="character" w:styleId="ListLabel6">
-    <w:name w:val="ListLabel 6"/>
-    <w:qFormat/>
-    <w:rPr/>
-  </w:style>
-  <w:style w:type="paragraph" w:styleId="Heading">
-    <w:name w:val="Heading"/>
-    <w:basedOn w:val="Normal"/>
-    <w:next w:val="TextBody"/>
-    <w:qFormat/>
-    <w:pPr>
-      <w:keepNext w:val="true"/>
-      <w:spacing w:before="240" w:after="120"/>
-    </w:pPr>
-    <w:rPr>
-      <w:rFonts w:ascii="Arial" w:hAnsi="Arial" w:eastAsia="Microsoft YaHei" w:cs="Arial"/>
-      <w:sz w:val="28"/>
-      <w:szCs w:val="28"/>
-    </w:rPr>
-  </w:style>
-  <w:style w:type="paragraph" w:styleId="TextBody">
-    <w:name w:val="Body Text"/>
-    <w:basedOn w:val="Normal"/>
-    <w:pPr>
-      <w:spacing w:lineRule="auto" w:line="276" w:before="0" w:after="140"/>
-    </w:pPr>
-    <w:rPr/>
-  </w:style>
-  <w:style w:type="paragraph" w:styleId="List">
-    <w:name w:val="List"/>
-    <w:basedOn w:val="TextBody"/>
-    <w:pPr/>
-    <w:rPr>
-      <w:rFonts w:cs="Arial"/>
-    </w:rPr>
-  </w:style>
-  <w:style w:type="paragraph" w:styleId="Caption">
-    <w:name w:val="Caption"/>
-    <w:basedOn w:val="Normal"/>
-    <w:qFormat/>
-    <w:pPr>
-      <w:suppressLineNumbers/>
-      <w:spacing w:before="120" w:after="120"/>
-    </w:pPr>
-    <w:rPr>
-      <w:rFonts w:cs="Arial"/>
-      <w:i/>
-      <w:iCs/>
-      <w:sz w:val="24"/>
-      <w:szCs w:val="24"/>
-    </w:rPr>
-  </w:style>
-  <w:style w:type="paragraph" w:styleId="Index">
-    <w:name w:val="Index"/>
-    <w:basedOn w:val="Normal"/>
-    <w:qFormat/>
-    <w:pPr>
-      <w:suppressLineNumbers/>
-    </w:pPr>
-    <w:rPr>
-      <w:rFonts w:cs="Arial"/>
-    </w:rPr>
-  </w:style>
-  <w:style w:type="paragraph" w:styleId="ListParagraph">
-    <w:name w:val="List Paragraph"/>
-    <w:basedOn w:val="Normal"/>
-    <w:uiPriority w:val="34"/>
-    <w:qFormat/>
-    <w:rsid w:val="0040069c"/>
-    <w:pPr>
-      <w:ind w:left="840" w:hanging="0"/>
-    </w:pPr>
-    <w:rPr/>
-  </w:style>
-  <w:style w:type="paragraph" w:styleId="Header">
-    <w:name w:val="Header"/>
-    <w:basedOn w:val="Normal"/>
-    <w:link w:val="HeaderChar"/>
-    <w:uiPriority w:val="99"/>
-    <w:unhideWhenUsed/>
-    <w:rsid w:val="00d41b14"/>
-    <w:pPr>
-      <w:tabs>
-        <w:tab w:val="clear" w:pos="840"/>
-        <w:tab w:val="center" w:pos="4252" w:leader="none"/>
-        <w:tab w:val="right" w:pos="8504" w:leader="none"/>
-      </w:tabs>
-      <w:snapToGrid w:val="false"/>
-    </w:pPr>
-    <w:rPr/>
-  </w:style>
-  <w:style w:type="paragraph" w:styleId="Footer">
-    <w:name w:val="Footer"/>
-    <w:basedOn w:val="Normal"/>
-    <w:link w:val="FooterChar"/>
-    <w:uiPriority w:val="99"/>
-    <w:unhideWhenUsed/>
-    <w:rsid w:val="00d41b14"/>
-    <w:pPr>
-      <w:tabs>
-        <w:tab w:val="clear" w:pos="840"/>
-        <w:tab w:val="center" w:pos="4252" w:leader="none"/>
-        <w:tab w:val="right" w:pos="8504" w:leader="none"/>
-      </w:tabs>
-      <w:snapToGrid w:val="false"/>
-    </w:pPr>
-    <w:rPr/>
-  </w:style>
-  <w:style w:type="paragraph" w:styleId="Body1" w:customStyle="1">
-    <w:name w:val="body1"/>
-    <w:basedOn w:val="Normal"/>
-    <w:qFormat/>
-    <w:rsid w:val="00c579da"/>
-    <w:pPr>
-      <w:spacing w:before="108" w:after="72"/>
-      <w:ind w:left="850" w:hanging="0"/>
-    </w:pPr>
-    <w:rPr/>
-  </w:style>
-  <w:style w:type="paragraph" w:styleId="Title">
-    <w:name w:val="Title"/>
-    <w:basedOn w:val="Normal"/>
-    <w:next w:val="Normal"/>
-    <w:link w:val="TitleChar"/>
-    <w:uiPriority w:val="10"/>
-    <w:qFormat/>
-    <w:rsid w:val="006970d4"/>
-    <w:pPr>
-      <w:spacing w:before="240" w:after="120"/>
-      <w:jc w:val="center"/>
-    </w:pPr>
-    <w:rPr>
-      <w:rFonts w:ascii="Arial" w:hAnsi="Arial" w:eastAsia="游ゴシック" w:cs="" w:asciiTheme="majorHAnsi" w:cstheme="majorBidi" w:eastAsiaTheme="majorEastAsia" w:hAnsiTheme="majorHAnsi"/>
-      <w:sz w:val="32"/>
-      <w:szCs w:val="32"/>
-    </w:rPr>
-  </w:style>
-  <w:style w:type="paragraph" w:styleId="Subtitle">
-    <w:name w:val="Subtitle"/>
-    <w:basedOn w:val="Normal"/>
-    <w:next w:val="Normal"/>
-    <w:link w:val="SubtitleChar"/>
-    <w:uiPriority w:val="11"/>
-    <w:qFormat/>
-    <w:rsid w:val="006970d4"/>
-    <w:pPr>
-      <w:jc w:val="center"/>
-    </w:pPr>
-    <w:rPr>
-      <w:sz w:val="24"/>
-      <w:szCs w:val="24"/>
-    </w:rPr>
-  </w:style>
-  <w:style w:type="paragraph" w:styleId="NList1" w:customStyle="1">
-    <w:name w:val="nList1"/>
-    <w:basedOn w:val="ListParagraph"/>
-    <w:qFormat/>
-    <w:rsid w:val="00a411d5"/>
-    <w:pPr>
-      <w:ind w:left="1418" w:hanging="278"/>
-    </w:pPr>
-    <w:rPr/>
-  </w:style>
-  <w:style w:type="paragraph" w:styleId="NList2" w:customStyle="1">
-    <w:name w:val="nList2"/>
-    <w:basedOn w:val="NList1"/>
-    <w:qFormat/>
-    <w:rsid w:val="00ed0462"/>
-    <w:pPr>
-      <w:ind w:left="1843" w:hanging="278"/>
-    </w:pPr>
-    <w:rPr/>
-  </w:style>
-  <w:style w:type="paragraph" w:styleId="Note1" w:customStyle="1">
-    <w:name w:val="note1"/>
-    <w:basedOn w:val="ListParagraph"/>
-    <w:qFormat/>
-    <w:rsid w:val="00c52d34"/>
-    <w:pPr>
-      <w:shd w:val="pct10" w:color="auto" w:fill="auto"/>
-      <w:tabs>
-        <w:tab w:val="clear" w:pos="840"/>
-        <w:tab w:val="left" w:pos="1843" w:leader="none"/>
-      </w:tabs>
-      <w:ind w:left="992" w:hanging="0"/>
-    </w:pPr>
-    <w:rPr/>
-  </w:style>
-  <w:style w:type="paragraph" w:styleId="BlockText">
-    <w:name w:val="Block Text"/>
-    <w:basedOn w:val="Normal"/>
-    <w:uiPriority w:val="99"/>
-    <w:unhideWhenUsed/>
-    <w:qFormat/>
-    <w:rsid w:val="009e383c"/>
-    <w:pPr>
-      <w:ind w:left="1440" w:right="1440" w:hanging="0"/>
-    </w:pPr>
-    <w:rPr/>
-  </w:style>
-  <w:style w:type="paragraph" w:styleId="BlockA" w:customStyle="1">
-    <w:name w:val="blockA"/>
-    <w:basedOn w:val="BlockText"/>
-    <w:qFormat/>
-    <w:rsid w:val="009e383c"/>
-    <w:pPr>
-      <w:ind w:left="850" w:right="0" w:hanging="0"/>
-    </w:pPr>
-    <w:rPr/>
-  </w:style>
-  <w:style w:type="paragraph" w:styleId="NList3" w:customStyle="1">
-    <w:name w:val="nList3"/>
-    <w:basedOn w:val="NList2"/>
-    <w:next w:val="Body1"/>
-    <w:qFormat/>
-    <w:rsid w:val="0038118e"/>
-    <w:pPr>
-      <w:ind w:left="1985" w:hanging="283"/>
-    </w:pPr>
-    <w:rPr/>
-  </w:style>
-  <w:style w:type="paragraph" w:styleId="Quote">
-    <w:name w:val="Quote"/>
-    <w:basedOn w:val="Normal"/>
-    <w:next w:val="Normal"/>
-    <w:link w:val="QuoteChar"/>
-    <w:uiPriority w:val="29"/>
-    <w:qFormat/>
-    <w:rsid w:val="00f5390e"/>
-    <w:pPr>
-      <w:spacing w:before="200" w:after="160"/>
-      <w:ind w:left="864" w:right="864" w:hanging="0"/>
-      <w:jc w:val="center"/>
-    </w:pPr>
-    <w:rPr>
-      <w:i/>
-      <w:iCs/>
-      <w:color w:val="404040" w:themeColor="text1" w:themeTint="bf"/>
-    </w:rPr>
-  </w:style>
-  <w:style w:type="paragraph" w:styleId="IntenseQuote">
-    <w:name w:val="Intense Quote"/>
-    <w:basedOn w:val="Normal"/>
-    <w:next w:val="Normal"/>
-    <w:link w:val="IntenseQuoteChar"/>
-    <w:uiPriority w:val="30"/>
-    <w:qFormat/>
-    <w:rsid w:val="00f5390e"/>
-    <w:pPr>
-      <w:pBdr>
-        <w:top w:val="single" w:sz="4" w:space="10" w:color="4472C4"/>
-        <w:bottom w:val="single" w:sz="4" w:space="10" w:color="4472C4"/>
-      </w:pBdr>
-      <w:spacing w:before="360" w:after="360"/>
-      <w:ind w:left="864" w:right="864" w:hanging="0"/>
-      <w:jc w:val="center"/>
-    </w:pPr>
-    <w:rPr>
-      <w:i/>
-      <w:iCs/>
-      <w:color w:val="4472C4" w:themeColor="accent1"/>
-    </w:rPr>
-  </w:style>
-  <w:style w:type="paragraph" w:styleId="Macro">
-    <w:name w:val="macro"/>
-    <w:link w:val="MacroTextChar"/>
-    <w:uiPriority w:val="99"/>
-    <w:unhideWhenUsed/>
-    <w:qFormat/>
-    <w:rsid w:val="00f5390e"/>
-    <w:pPr>
-      <w:widowControl w:val="false"/>
-      <w:tabs>
-        <w:tab w:val="clear" w:pos="840"/>
-        <w:tab w:val="left" w:pos="425" w:leader="none"/>
-        <w:tab w:val="left" w:pos="851" w:leader="none"/>
-        <w:tab w:val="left" w:pos="1276" w:leader="none"/>
-        <w:tab w:val="left" w:pos="1701" w:leader="none"/>
-        <w:tab w:val="left" w:pos="2126" w:leader="none"/>
-        <w:tab w:val="left" w:pos="2551" w:leader="none"/>
-        <w:tab w:val="left" w:pos="2976" w:leader="none"/>
-        <w:tab w:val="left" w:pos="3402" w:leader="none"/>
-        <w:tab w:val="left" w:pos="3827" w:leader="none"/>
-        <w:tab w:val="left" w:pos="4252" w:leader="none"/>
-        <w:tab w:val="left" w:pos="4677" w:leader="none"/>
-        <w:tab w:val="left" w:pos="5102" w:leader="none"/>
-      </w:tabs>
-      <w:overflowPunct w:val="true"/>
-      <w:bidi w:val="0"/>
-      <w:snapToGrid w:val="false"/>
-      <w:jc w:val="left"/>
-    </w:pPr>
-    <w:rPr>
-      <w:rFonts w:ascii="Courier New" w:hAnsi="Courier New" w:eastAsia="ＭＳ 明朝" w:cs="Courier New"/>
-      <w:color w:val="auto"/>
-      <w:kern w:val="2"/>
-      <w:sz w:val="18"/>
-      <w:szCs w:val="18"/>
-      <w:lang w:val="en-US" w:eastAsia="ja-JP" w:bidi="ar-SA"/>
-    </w:rPr>
-  </w:style>
-  <w:style w:type="paragraph" w:styleId="Code" w:customStyle="1">
-    <w:name w:val="code"/>
-    <w:basedOn w:val="Normal"/>
-    <w:qFormat/>
-    <w:rsid w:val="00ee4b3e"/>
-    <w:pPr>
-      <w:shd w:val="pct10" w:color="auto" w:fill="auto"/>
-      <w:snapToGrid w:val="false"/>
-      <w:ind w:left="1134" w:hanging="0"/>
-      <w:jc w:val="left"/>
-    </w:pPr>
-    <w:rPr>
-      <w:rFonts w:ascii="Cascadia Mono Light" w:hAnsi="Cascadia Mono Light" w:eastAsia="ＭＳ ゴシック" w:cs="ＭＳ ゴシック"/>
-      <w:kern w:val="0"/>
-      <w:sz w:val="20"/>
-      <w14:numSpacing w14:val="tabular"/>
-    </w:rPr>
-  </w:style>
-  <w:style w:type="paragraph" w:styleId="Warn1" w:customStyle="1">
-    <w:name w:val="warn1"/>
-    <w:basedOn w:val="ListParagraph"/>
-    <w:qFormat/>
-    <w:rsid w:val="00c52d34"/>
-    <w:pPr>
-      <w:shd w:val="pct10" w:color="auto" w:fill="auto"/>
-      <w:tabs>
-        <w:tab w:val="clear" w:pos="840"/>
-        <w:tab w:val="left" w:pos="1843" w:leader="none"/>
-      </w:tabs>
-      <w:ind w:left="992" w:hanging="0"/>
-    </w:pPr>
-    <w:rPr/>
-  </w:style>
-  <w:style w:type="paragraph" w:styleId="Body2" w:customStyle="1">
-    <w:name w:val="body2"/>
-    <w:basedOn w:val="Body1"/>
-    <w:qFormat/>
-    <w:rsid w:val="005c1d18"/>
-    <w:pPr>
-      <w:ind w:left="1275" w:hanging="0"/>
-    </w:pPr>
-    <w:rPr/>
-  </w:style>
-  <w:style w:type="paragraph" w:styleId="Body3" w:customStyle="1">
-    <w:name w:val="body3"/>
-    <w:basedOn w:val="Body1"/>
-    <w:qFormat/>
-    <w:rsid w:val="005c1d18"/>
-    <w:pPr>
-      <w:ind w:left="1701" w:hanging="0"/>
-    </w:pPr>
-    <w:rPr/>
-  </w:style>
-  <w:style w:type="paragraph" w:styleId="Contents1">
-    <w:name w:val="TOC 1"/>
-    <w:basedOn w:val="Normal"/>
-    <w:next w:val="Normal"/>
-    <w:autoRedefine/>
-    <w:uiPriority w:val="39"/>
-    <w:unhideWhenUsed/>
-    <w:rsid w:val="006970d4"/>
-    <w:pPr/>
-    <w:rPr/>
-  </w:style>
-  <w:style w:type="paragraph" w:styleId="Contents2">
-    <w:name w:val="TOC 2"/>
-    <w:basedOn w:val="Normal"/>
-    <w:next w:val="Normal"/>
-    <w:autoRedefine/>
-    <w:uiPriority w:val="39"/>
-    <w:unhideWhenUsed/>
-    <w:rsid w:val="006970d4"/>
-    <w:pPr>
-      <w:ind w:left="210" w:hanging="0"/>
-    </w:pPr>
-    <w:rPr/>
-  </w:style>
-  <w:style w:type="paragraph" w:styleId="Contents3">
-    <w:name w:val="TOC 3"/>
-    <w:basedOn w:val="Normal"/>
-    <w:next w:val="Normal"/>
-    <w:autoRedefine/>
-    <w:uiPriority w:val="39"/>
-    <w:unhideWhenUsed/>
-    <w:rsid w:val="006970d4"/>
-    <w:pPr>
-      <w:ind w:left="420" w:hanging="0"/>
-    </w:pPr>
-    <w:rPr/>
-  </w:style>
-  <w:style w:type="paragraph" w:styleId="Contents4">
-    <w:name w:val="TOC 4"/>
-    <w:basedOn w:val="Normal"/>
-    <w:next w:val="Normal"/>
-    <w:autoRedefine/>
-    <w:uiPriority w:val="39"/>
-    <w:semiHidden/>
-    <w:unhideWhenUsed/>
-    <w:rsid w:val="006970d4"/>
-    <w:pPr>
-      <w:ind w:left="630" w:hanging="0"/>
-    </w:pPr>
-    <w:rPr/>
-  </w:style>
-  <w:style w:type="paragraph" w:styleId="Contents5">
-    <w:name w:val="TOC 5"/>
-    <w:basedOn w:val="Normal"/>
-    <w:next w:val="Normal"/>
-    <w:autoRedefine/>
-    <w:uiPriority w:val="39"/>
-    <w:semiHidden/>
-    <w:unhideWhenUsed/>
-    <w:rsid w:val="006970d4"/>
-    <w:pPr>
-      <w:ind w:left="840" w:hanging="0"/>
-    </w:pPr>
-    <w:rPr/>
-  </w:style>
-  <w:style w:type="paragraph" w:styleId="Contents6">
-    <w:name w:val="TOC 6"/>
-    <w:basedOn w:val="Normal"/>
-    <w:next w:val="Normal"/>
-    <w:autoRedefine/>
-    <w:uiPriority w:val="39"/>
-    <w:semiHidden/>
-    <w:unhideWhenUsed/>
-    <w:rsid w:val="006970d4"/>
-    <w:pPr>
-      <w:ind w:left="1050" w:hanging="0"/>
-    </w:pPr>
-    <w:rPr/>
-  </w:style>
-  <w:style w:type="paragraph" w:styleId="Contents7">
-    <w:name w:val="TOC 7"/>
-    <w:basedOn w:val="Normal"/>
-    <w:next w:val="Normal"/>
-    <w:autoRedefine/>
-    <w:uiPriority w:val="39"/>
-    <w:semiHidden/>
-    <w:unhideWhenUsed/>
-    <w:rsid w:val="006970d4"/>
-    <w:pPr>
-      <w:ind w:left="1260" w:hanging="0"/>
-    </w:pPr>
-    <w:rPr/>
-  </w:style>
-  <w:style w:type="paragraph" w:styleId="Contents8">
-    <w:name w:val="TOC 8"/>
-    <w:basedOn w:val="Normal"/>
-    <w:next w:val="Normal"/>
-    <w:autoRedefine/>
-    <w:uiPriority w:val="39"/>
-    <w:semiHidden/>
-    <w:unhideWhenUsed/>
-    <w:rsid w:val="006970d4"/>
-    <w:pPr>
-      <w:ind w:left="1470" w:hanging="0"/>
-    </w:pPr>
-    <w:rPr/>
-  </w:style>
-  <w:style w:type="paragraph" w:styleId="Contents9">
-    <w:name w:val="TOC 9"/>
-    <w:basedOn w:val="Normal"/>
-    <w:next w:val="Normal"/>
-    <w:autoRedefine/>
-    <w:uiPriority w:val="39"/>
-    <w:semiHidden/>
-    <w:unhideWhenUsed/>
-    <w:rsid w:val="006970d4"/>
-    <w:pPr>
-      <w:ind w:left="1680" w:hanging="0"/>
-    </w:pPr>
-    <w:rPr/>
-  </w:style>
-  <w:style w:type="paragraph" w:styleId="BodyTitle" w:customStyle="1">
-    <w:name w:val="BodyTitle"/>
-    <w:basedOn w:val="Normal"/>
-    <w:qFormat/>
-    <w:rsid w:val="00631c34"/>
-    <w:pPr/>
-    <w:rPr>
-      <w:rFonts w:ascii="Arial" w:hAnsi="Arial" w:eastAsia="游ゴシック" w:asciiTheme="majorHAnsi" w:eastAsiaTheme="majorEastAsia" w:hAnsiTheme="majorHAnsi"/>
-    </w:rPr>
-  </w:style>
-  <w:style w:type="paragraph" w:styleId="Picture1" w:customStyle="1">
-    <w:name w:val="picture1"/>
-    <w:basedOn w:val="Body1"/>
-    <w:next w:val="Body1"/>
-    <w:qFormat/>
-    <w:rsid w:val="0051548a"/>
-    <w:pPr>
-      <w:keepNext w:val="true"/>
-      <w:spacing w:before="30" w:after="20"/>
-      <w:ind w:left="405" w:hanging="0"/>
-      <w:jc w:val="center"/>
-    </w:pPr>
-    <w:rPr/>
-  </w:style>
-  <w:style w:type="paragraph" w:styleId="NumList1" w:customStyle="1">
-    <w:name w:val="numList1"/>
-    <w:qFormat/>
-    <w:rsid w:val="00d10cf2"/>
-    <w:pPr>
-      <w:widowControl/>
-      <w:bidi w:val="0"/>
-      <w:jc w:val="left"/>
-    </w:pPr>
-    <w:rPr>
-      <w:rFonts w:ascii="Century" w:hAnsi="Century" w:eastAsia="游明朝" w:cs="" w:asciiTheme="minorHAnsi" w:cstheme="minorBidi" w:eastAsiaTheme="minorEastAsia" w:hAnsiTheme="minorHAnsi"/>
-      <w:color w:val="auto"/>
-      <w:kern w:val="2"/>
-      <w:sz w:val="21"/>
-      <w:szCs w:val="21"/>
-      <w:lang w:val="en-US" w:eastAsia="ja-JP" w:bidi="ar-SA"/>
-    </w:rPr>
-  </w:style>
-  <w:style w:type="paragraph" w:styleId="NumList2" w:customStyle="1">
-    <w:name w:val="numList2"/>
-    <w:basedOn w:val="Heading8"/>
-    <w:qFormat/>
-    <w:rsid w:val="00fd4482"/>
-    <w:pPr/>
-    <w:rPr/>
-  </w:style>
-  <w:style w:type="paragraph" w:styleId="NumList3" w:customStyle="1">
-    <w:name w:val="numList3"/>
-    <w:qFormat/>
-    <w:rsid w:val="00fd4482"/>
-    <w:pPr>
-      <w:widowControl/>
-      <w:bidi w:val="0"/>
-      <w:jc w:val="left"/>
-    </w:pPr>
-    <w:rPr>
-      <w:rFonts w:ascii="Century" w:hAnsi="Century" w:eastAsia="游明朝" w:cs="" w:asciiTheme="minorHAnsi" w:cstheme="minorBidi" w:eastAsiaTheme="minorEastAsia" w:hAnsiTheme="minorHAnsi"/>
-      <w:color w:val="auto"/>
-      <w:kern w:val="2"/>
-      <w:sz w:val="21"/>
-      <w:szCs w:val="21"/>
-      <w:lang w:val="en-US" w:eastAsia="ja-JP" w:bidi="ar-SA"/>
-    </w:rPr>
-  </w:style>
-  <w:style w:type="paragraph" w:styleId="WdHeading5" w:customStyle="1">
-    <w:name w:val="wdHeading5"/>
-    <w:basedOn w:val="Normal"/>
-    <w:qFormat/>
-    <w:rsid w:val="00384599"/>
-    <w:pPr>
-      <w:ind w:left="850" w:hanging="0"/>
-    </w:pPr>
-    <w:rPr>
-      <w:rFonts w:ascii="Arial" w:hAnsi="Arial" w:eastAsia="游ゴシック" w:asciiTheme="majorHAnsi" w:eastAsiaTheme="majorEastAsia" w:hAnsiTheme="majorHAnsi"/>
-    </w:rPr>
-  </w:style>
-  <w:style w:type="paragraph" w:styleId="Division1" w:customStyle="1">
-    <w:name w:val="division1"/>
-    <w:basedOn w:val="Normal"/>
-    <w:qFormat/>
-    <w:rsid w:val="00f3598a"/>
-    <w:pPr>
-      <w:jc w:val="right"/>
-    </w:pPr>
-    <w:rPr/>
-  </w:style>
-  <w:style w:type="paragraph" w:styleId="Date1" w:customStyle="1">
-    <w:name w:val="date1"/>
-    <w:basedOn w:val="Normal"/>
-    <w:qFormat/>
-    <w:rsid w:val="00f3598a"/>
-    <w:pPr>
-      <w:jc w:val="right"/>
-    </w:pPr>
-    <w:rPr/>
-  </w:style>
-  <w:style w:type="paragraph" w:styleId="Author1" w:customStyle="1">
-    <w:name w:val="author1"/>
-    <w:basedOn w:val="Normal"/>
-    <w:qFormat/>
-    <w:rsid w:val="00f3598a"/>
-    <w:pPr>
-      <w:jc w:val="right"/>
-    </w:pPr>
-    <w:rPr/>
-  </w:style>
-  <w:style w:type="paragraph" w:styleId="TOCHeading">
-    <w:name w:val="TOC Heading"/>
-    <w:basedOn w:val="Heading1"/>
-    <w:next w:val="Normal"/>
-    <w:uiPriority w:val="39"/>
-    <w:unhideWhenUsed/>
-    <w:qFormat/>
-    <w:rsid w:val="000d3496"/>
-    <w:pPr>
-      <w:keepLines/>
-      <w:widowControl/>
-      <w:numPr>
-        <w:ilvl w:val="0"/>
-        <w:numId w:val="0"/>
-      </w:numPr>
-      <w:pBdr>
-        <w:bottom w:val="nil"/>
-      </w:pBdr>
-      <w:spacing w:lineRule="auto" w:line="259" w:before="240" w:after="0"/>
-      <w:jc w:val="left"/>
-    </w:pPr>
-    <w:rPr>
-      <w:rFonts w:cs="" w:cstheme="majorBidi"/>
-      <w:color w:val="2F5496" w:themeColor="accent1" w:themeShade="bf"/>
-      <w:kern w:val="0"/>
-      <w:sz w:val="32"/>
-      <w:szCs w:val="32"/>
-    </w:rPr>
-  </w:style>
-  <w:style w:type="paragraph" w:styleId="Hh1" w:customStyle="1">
-    <w:name w:val="hh1"/>
-    <w:basedOn w:val="Heading1"/>
-    <w:qFormat/>
-    <w:rsid w:val="005169db"/>
-    <w:pPr>
-      <w:numPr>
-        <w:ilvl w:val="0"/>
-        <w:numId w:val="0"/>
-      </w:numPr>
-    </w:pPr>
-    <w:rPr/>
-  </w:style>
-  <w:style w:type="paragraph" w:styleId="Hh2" w:customStyle="1">
-    <w:name w:val="hh2"/>
-    <w:basedOn w:val="Heading2"/>
-    <w:qFormat/>
-    <w:rsid w:val="005169db"/>
-    <w:pPr>
-      <w:numPr>
-        <w:ilvl w:val="0"/>
-        <w:numId w:val="0"/>
-      </w:numPr>
-    </w:pPr>
-    <w:rPr/>
-  </w:style>
-  <w:style w:type="paragraph" w:styleId="Hh3" w:customStyle="1">
-    <w:name w:val="hh3"/>
-    <w:basedOn w:val="Heading3"/>
-    <w:qFormat/>
-    <w:rsid w:val="005169db"/>
-    <w:pPr>
-      <w:numPr>
-        <w:ilvl w:val="0"/>
-        <w:numId w:val="0"/>
-      </w:numPr>
-    </w:pPr>
-    <w:rPr/>
-  </w:style>
-  <w:style w:type="paragraph" w:styleId="Hh4" w:customStyle="1">
-    <w:name w:val="hh4"/>
-    <w:basedOn w:val="Heading4"/>
-    <w:qFormat/>
-    <w:rsid w:val="005169db"/>
-    <w:pPr>
-      <w:numPr>
-        <w:ilvl w:val="0"/>
-        <w:numId w:val="0"/>
-      </w:numPr>
-    </w:pPr>
-    <w:rPr/>
-  </w:style>
-  <w:style w:type="paragraph" w:styleId="Hh5" w:customStyle="1">
-    <w:name w:val="hh5"/>
-    <w:basedOn w:val="Heading5"/>
-    <w:qFormat/>
-    <w:rsid w:val="005169db"/>
-    <w:pPr>
-      <w:numPr>
-        <w:ilvl w:val="0"/>
-        <w:numId w:val="0"/>
-      </w:numPr>
-      <w:ind w:left="850" w:hanging="0"/>
-    </w:pPr>
-    <w:rPr/>
-  </w:style>
-  <w:style w:type="paragraph" w:styleId="Hh6" w:customStyle="1">
-    <w:name w:val="hh6"/>
-    <w:basedOn w:val="Heading6"/>
-    <w:qFormat/>
-    <w:rsid w:val="005169db"/>
-    <w:pPr>
-      <w:numPr>
-        <w:ilvl w:val="0"/>
-        <w:numId w:val="0"/>
-      </w:numPr>
-      <w:ind w:left="850" w:hanging="0"/>
-    </w:pPr>
-    <w:rPr/>
-  </w:style>
-  <w:style w:type="paragraph" w:styleId="ImageCaption" w:customStyle="1">
-    <w:name w:val="imageCaption"/>
-    <w:basedOn w:val="Caption1"/>
-    <w:next w:val="Body1"/>
-    <w:qFormat/>
-    <w:rsid w:val="000b54c0"/>
-    <w:pPr>
-      <w:jc w:val="center"/>
-    </w:pPr>
-    <w:rPr/>
-  </w:style>
-  <w:style w:type="paragraph" w:styleId="Caption1">
-    <w:name w:val="caption"/>
-    <w:basedOn w:val="Normal"/>
-    <w:next w:val="Normal"/>
-    <w:uiPriority w:val="35"/>
-    <w:semiHidden/>
-    <w:unhideWhenUsed/>
-    <w:qFormat/>
-    <w:rsid w:val="000b54c0"/>
-    <w:pPr/>
-    <w:rPr>
-      <w:b/>
-      <w:bCs/>
-    </w:rPr>
-  </w:style>
-  <w:style w:type="paragraph" w:styleId="TableCaption" w:customStyle="1">
-    <w:name w:val="tableCaption"/>
-    <w:basedOn w:val="ImageCaption"/>
-    <w:qFormat/>
-    <w:rsid w:val="00600cdb"/>
-    <w:pPr>
-      <w:keepNext w:val="true"/>
-    </w:pPr>
-    <w:rPr/>
-  </w:style>
-  <w:style w:type="numbering" w:styleId="NoList" w:default="1">
-    <w:name w:val="No List"/>
-    <w:uiPriority w:val="99"/>
-    <w:semiHidden/>
-    <w:unhideWhenUsed/>
-    <w:qFormat/>
   </w:style>
   <w:style w:type="table" w:default="1" w:styleId="TableNormal">
     <w:name w:val="Normal Table"/>
@@ -5395,43 +4002,1003 @@
       </w:tblCellMar>
     </w:tblPr>
   </w:style>
+  <w:style w:type="numbering" w:default="1" w:styleId="NoList">
+    <w:name w:val="No List"/>
+    <w:uiPriority w:val="99"/>
+    <w:semiHidden/>
+    <w:unhideWhenUsed/>
+  </w:style>
+  <w:style w:type="character" w:customStyle="1" w:styleId="Heading1Char">
+    <w:name w:val="Heading 1 Char"/>
+    <w:basedOn w:val="DefaultParagraphFont"/>
+    <w:link w:val="Heading1"/>
+    <w:uiPriority w:val="9"/>
+    <w:qFormat/>
+    <w:rsid w:val="005169DB"/>
+    <w:rPr>
+      <w:rFonts w:asciiTheme="majorHAnsi" w:eastAsiaTheme="majorEastAsia" w:hAnsiTheme="majorHAnsi"/>
+      <w:sz w:val="28"/>
+    </w:rPr>
+  </w:style>
+  <w:style w:type="character" w:customStyle="1" w:styleId="Heading2Char">
+    <w:name w:val="Heading 2 Char"/>
+    <w:basedOn w:val="DefaultParagraphFont"/>
+    <w:link w:val="Heading2"/>
+    <w:uiPriority w:val="9"/>
+    <w:qFormat/>
+    <w:rsid w:val="0083626B"/>
+    <w:rPr>
+      <w:rFonts w:asciiTheme="majorHAnsi" w:eastAsiaTheme="majorEastAsia" w:hAnsiTheme="majorHAnsi"/>
+      <w:sz w:val="24"/>
+    </w:rPr>
+  </w:style>
+  <w:style w:type="character" w:customStyle="1" w:styleId="Heading3Char">
+    <w:name w:val="Heading 3 Char"/>
+    <w:basedOn w:val="DefaultParagraphFont"/>
+    <w:link w:val="Heading3"/>
+    <w:uiPriority w:val="9"/>
+    <w:qFormat/>
+    <w:rsid w:val="0083626B"/>
+    <w:rPr>
+      <w:rFonts w:asciiTheme="majorHAnsi" w:eastAsiaTheme="majorEastAsia" w:hAnsiTheme="majorHAnsi"/>
+      <w:sz w:val="22"/>
+    </w:rPr>
+  </w:style>
+  <w:style w:type="character" w:customStyle="1" w:styleId="Heading4Char">
+    <w:name w:val="Heading 4 Char"/>
+    <w:basedOn w:val="DefaultParagraphFont"/>
+    <w:link w:val="Heading4"/>
+    <w:uiPriority w:val="9"/>
+    <w:qFormat/>
+    <w:rsid w:val="0083626B"/>
+    <w:rPr>
+      <w:rFonts w:asciiTheme="majorHAnsi" w:eastAsiaTheme="majorEastAsia" w:hAnsiTheme="majorHAnsi"/>
+      <w:sz w:val="22"/>
+    </w:rPr>
+  </w:style>
+  <w:style w:type="character" w:customStyle="1" w:styleId="Heading5Char">
+    <w:name w:val="Heading 5 Char"/>
+    <w:basedOn w:val="DefaultParagraphFont"/>
+    <w:link w:val="Heading5"/>
+    <w:uiPriority w:val="9"/>
+    <w:qFormat/>
+    <w:rsid w:val="005169DB"/>
+    <w:rPr>
+      <w:rFonts w:asciiTheme="majorHAnsi" w:eastAsiaTheme="majorEastAsia" w:hAnsiTheme="majorHAnsi"/>
+    </w:rPr>
+  </w:style>
+  <w:style w:type="character" w:customStyle="1" w:styleId="Heading6Char">
+    <w:name w:val="Heading 6 Char"/>
+    <w:basedOn w:val="DefaultParagraphFont"/>
+    <w:link w:val="Heading6"/>
+    <w:uiPriority w:val="9"/>
+    <w:qFormat/>
+    <w:rsid w:val="00F607FB"/>
+    <w:rPr>
+      <w:rFonts w:asciiTheme="majorHAnsi" w:eastAsiaTheme="majorEastAsia" w:hAnsiTheme="majorHAnsi"/>
+    </w:rPr>
+  </w:style>
+  <w:style w:type="character" w:customStyle="1" w:styleId="Heading7Char">
+    <w:name w:val="Heading 7 Char"/>
+    <w:basedOn w:val="DefaultParagraphFont"/>
+    <w:link w:val="Heading7"/>
+    <w:uiPriority w:val="9"/>
+    <w:qFormat/>
+    <w:rsid w:val="000F0629"/>
+  </w:style>
+  <w:style w:type="character" w:customStyle="1" w:styleId="Heading8Char">
+    <w:name w:val="Heading 8 Char"/>
+    <w:basedOn w:val="DefaultParagraphFont"/>
+    <w:link w:val="Heading8"/>
+    <w:uiPriority w:val="9"/>
+    <w:qFormat/>
+    <w:rsid w:val="001F30F6"/>
+  </w:style>
+  <w:style w:type="character" w:customStyle="1" w:styleId="Heading9Char">
+    <w:name w:val="Heading 9 Char"/>
+    <w:basedOn w:val="DefaultParagraphFont"/>
+    <w:link w:val="Heading9"/>
+    <w:uiPriority w:val="9"/>
+    <w:qFormat/>
+    <w:rsid w:val="00836DB8"/>
+  </w:style>
+  <w:style w:type="character" w:styleId="Emphasis">
+    <w:name w:val="Emphasis"/>
+    <w:basedOn w:val="DefaultParagraphFont"/>
+    <w:uiPriority w:val="20"/>
+    <w:qFormat/>
+    <w:rsid w:val="00884BC6"/>
+    <w:rPr>
+      <w:i/>
+      <w:iCs/>
+    </w:rPr>
+  </w:style>
+  <w:style w:type="character" w:styleId="IntenseEmphasis">
+    <w:name w:val="Intense Emphasis"/>
+    <w:basedOn w:val="DefaultParagraphFont"/>
+    <w:uiPriority w:val="21"/>
+    <w:qFormat/>
+    <w:rsid w:val="00884BC6"/>
+    <w:rPr>
+      <w:i/>
+      <w:iCs/>
+      <w:color w:val="4472C4" w:themeColor="accent1"/>
+    </w:rPr>
+  </w:style>
+  <w:style w:type="character" w:styleId="Strong">
+    <w:name w:val="Strong"/>
+    <w:basedOn w:val="DefaultParagraphFont"/>
+    <w:uiPriority w:val="22"/>
+    <w:qFormat/>
+    <w:rsid w:val="00884BC6"/>
+    <w:rPr>
+      <w:b/>
+      <w:bCs/>
+    </w:rPr>
+  </w:style>
+  <w:style w:type="character" w:customStyle="1" w:styleId="HeaderChar">
+    <w:name w:val="Header Char"/>
+    <w:basedOn w:val="DefaultParagraphFont"/>
+    <w:link w:val="Header"/>
+    <w:uiPriority w:val="99"/>
+    <w:qFormat/>
+    <w:rsid w:val="00D41B14"/>
+  </w:style>
+  <w:style w:type="character" w:customStyle="1" w:styleId="FooterChar">
+    <w:name w:val="Footer Char"/>
+    <w:basedOn w:val="DefaultParagraphFont"/>
+    <w:link w:val="Footer"/>
+    <w:uiPriority w:val="99"/>
+    <w:qFormat/>
+    <w:rsid w:val="00D41B14"/>
+  </w:style>
+  <w:style w:type="character" w:customStyle="1" w:styleId="TitleChar">
+    <w:name w:val="Title Char"/>
+    <w:basedOn w:val="DefaultParagraphFont"/>
+    <w:link w:val="Title"/>
+    <w:uiPriority w:val="10"/>
+    <w:qFormat/>
+    <w:rsid w:val="006970D4"/>
+    <w:rPr>
+      <w:rFonts w:asciiTheme="majorHAnsi" w:eastAsiaTheme="majorEastAsia" w:hAnsiTheme="majorHAnsi" w:cstheme="majorBidi"/>
+      <w:sz w:val="32"/>
+      <w:szCs w:val="32"/>
+    </w:rPr>
+  </w:style>
+  <w:style w:type="character" w:customStyle="1" w:styleId="SubtitleChar">
+    <w:name w:val="Subtitle Char"/>
+    <w:basedOn w:val="DefaultParagraphFont"/>
+    <w:link w:val="Subtitle"/>
+    <w:uiPriority w:val="11"/>
+    <w:qFormat/>
+    <w:rsid w:val="006970D4"/>
+    <w:rPr>
+      <w:sz w:val="24"/>
+      <w:szCs w:val="24"/>
+    </w:rPr>
+  </w:style>
+  <w:style w:type="character" w:customStyle="1" w:styleId="QuoteChar">
+    <w:name w:val="Quote Char"/>
+    <w:basedOn w:val="DefaultParagraphFont"/>
+    <w:link w:val="Quote"/>
+    <w:uiPriority w:val="29"/>
+    <w:qFormat/>
+    <w:rsid w:val="00F5390E"/>
+    <w:rPr>
+      <w:i/>
+      <w:iCs/>
+      <w:color w:val="404040" w:themeColor="text1" w:themeTint="BF"/>
+    </w:rPr>
+  </w:style>
+  <w:style w:type="character" w:customStyle="1" w:styleId="IntenseQuoteChar">
+    <w:name w:val="Intense Quote Char"/>
+    <w:basedOn w:val="DefaultParagraphFont"/>
+    <w:link w:val="IntenseQuote"/>
+    <w:uiPriority w:val="30"/>
+    <w:qFormat/>
+    <w:rsid w:val="00F5390E"/>
+    <w:rPr>
+      <w:i/>
+      <w:iCs/>
+      <w:color w:val="4472C4" w:themeColor="accent1"/>
+    </w:rPr>
+  </w:style>
+  <w:style w:type="character" w:styleId="HTMLTypewriter">
+    <w:name w:val="HTML Typewriter"/>
+    <w:basedOn w:val="DefaultParagraphFont"/>
+    <w:uiPriority w:val="99"/>
+    <w:unhideWhenUsed/>
+    <w:qFormat/>
+    <w:rsid w:val="00F5390E"/>
+    <w:rPr>
+      <w:rFonts w:ascii="Courier New" w:hAnsi="Courier New" w:cs="Courier New"/>
+      <w:sz w:val="20"/>
+      <w:szCs w:val="20"/>
+    </w:rPr>
+  </w:style>
+  <w:style w:type="character" w:customStyle="1" w:styleId="MacroTextChar">
+    <w:name w:val="Macro Text Char"/>
+    <w:basedOn w:val="DefaultParagraphFont"/>
+    <w:link w:val="MacroText"/>
+    <w:uiPriority w:val="99"/>
+    <w:qFormat/>
+    <w:rsid w:val="00F5390E"/>
+    <w:rPr>
+      <w:rFonts w:ascii="Courier New" w:eastAsia="MS Mincho" w:hAnsi="Courier New" w:cs="Courier New"/>
+      <w:sz w:val="18"/>
+      <w:szCs w:val="18"/>
+    </w:rPr>
+  </w:style>
+  <w:style w:type="character" w:styleId="HTMLKeyboard">
+    <w:name w:val="HTML Keyboard"/>
+    <w:basedOn w:val="DefaultParagraphFont"/>
+    <w:uiPriority w:val="99"/>
+    <w:unhideWhenUsed/>
+    <w:qFormat/>
+    <w:rsid w:val="00F5390E"/>
+    <w:rPr>
+      <w:rFonts w:ascii="Courier New" w:hAnsi="Courier New" w:cs="Courier New"/>
+      <w:sz w:val="20"/>
+      <w:szCs w:val="20"/>
+    </w:rPr>
+  </w:style>
+  <w:style w:type="character" w:customStyle="1" w:styleId="codespan">
+    <w:name w:val="codespan"/>
+    <w:basedOn w:val="DefaultParagraphFont"/>
+    <w:uiPriority w:val="1"/>
+    <w:qFormat/>
+    <w:rsid w:val="00EE4B3E"/>
+    <w:rPr>
+      <w:rFonts w:ascii="Cascadia Mono Light" w:hAnsi="Cascadia Mono Light"/>
+      <w:sz w:val="18"/>
+      <w:shd w:val="clear" w:color="auto" w:fill="E7E6E6"/>
+    </w:rPr>
+  </w:style>
+  <w:style w:type="character" w:customStyle="1" w:styleId="InternetLink">
+    <w:name w:val="Internet Link"/>
+    <w:basedOn w:val="DefaultParagraphFont"/>
+    <w:uiPriority w:val="99"/>
+    <w:unhideWhenUsed/>
+    <w:rsid w:val="00D10CF2"/>
+    <w:rPr>
+      <w:color w:val="0563C1" w:themeColor="hyperlink"/>
+      <w:u w:val="single"/>
+    </w:rPr>
+  </w:style>
+  <w:style w:type="character" w:styleId="UnresolvedMention">
+    <w:name w:val="Unresolved Mention"/>
+    <w:basedOn w:val="DefaultParagraphFont"/>
+    <w:uiPriority w:val="99"/>
+    <w:semiHidden/>
+    <w:unhideWhenUsed/>
+    <w:qFormat/>
+    <w:rsid w:val="00034E1A"/>
+    <w:rPr>
+      <w:color w:val="605E5C"/>
+      <w:shd w:val="clear" w:color="auto" w:fill="E1DFDD"/>
+    </w:rPr>
+  </w:style>
+  <w:style w:type="character" w:styleId="PlaceholderText">
+    <w:name w:val="Placeholder Text"/>
+    <w:basedOn w:val="DefaultParagraphFont"/>
+    <w:uiPriority w:val="99"/>
+    <w:semiHidden/>
+    <w:qFormat/>
+    <w:rsid w:val="009E6A1D"/>
+    <w:rPr>
+      <w:color w:val="808080"/>
+    </w:rPr>
+  </w:style>
+  <w:style w:type="character" w:customStyle="1" w:styleId="ListLabel1">
+    <w:name w:val="ListLabel 1"/>
+    <w:qFormat/>
+    <w:rPr>
+      <w:color w:val="auto"/>
+    </w:rPr>
+  </w:style>
+  <w:style w:type="character" w:customStyle="1" w:styleId="ListLabel2">
+    <w:name w:val="ListLabel 2"/>
+    <w:qFormat/>
+    <w:rPr>
+      <w:color w:val="auto"/>
+    </w:rPr>
+  </w:style>
+  <w:style w:type="character" w:customStyle="1" w:styleId="ListLabel3">
+    <w:name w:val="ListLabel 3"/>
+    <w:qFormat/>
+    <w:rPr>
+      <w:color w:val="auto"/>
+    </w:rPr>
+  </w:style>
+  <w:style w:type="character" w:customStyle="1" w:styleId="ListLabel4">
+    <w:name w:val="ListLabel 4"/>
+    <w:qFormat/>
+    <w:rPr>
+      <w:rFonts w:eastAsia="MS Mincho"/>
+      <w:b/>
+      <w:i w:val="0"/>
+      <w:color w:val="000000"/>
+      <w:sz w:val="24"/>
+    </w:rPr>
+  </w:style>
+  <w:style w:type="character" w:customStyle="1" w:styleId="ListLabel5">
+    <w:name w:val="ListLabel 5"/>
+    <w:qFormat/>
+    <w:rPr>
+      <w:b/>
+      <w:i w:val="0"/>
+      <w:sz w:val="24"/>
+    </w:rPr>
+  </w:style>
+  <w:style w:type="character" w:customStyle="1" w:styleId="ListLabel6">
+    <w:name w:val="ListLabel 6"/>
+    <w:qFormat/>
+  </w:style>
+  <w:style w:type="paragraph" w:customStyle="1" w:styleId="Heading">
+    <w:name w:val="Heading"/>
+    <w:basedOn w:val="Normal"/>
+    <w:next w:val="BodyText"/>
+    <w:qFormat/>
+    <w:pPr>
+      <w:keepNext/>
+      <w:spacing w:before="240" w:after="120"/>
+    </w:pPr>
+    <w:rPr>
+      <w:rFonts w:ascii="Arial" w:eastAsia="Microsoft YaHei" w:hAnsi="Arial" w:cs="Arial"/>
+      <w:sz w:val="28"/>
+      <w:szCs w:val="28"/>
+    </w:rPr>
+  </w:style>
+  <w:style w:type="paragraph" w:styleId="BodyText">
+    <w:name w:val="Body Text"/>
+    <w:basedOn w:val="Normal"/>
+    <w:pPr>
+      <w:spacing w:after="140" w:line="276" w:lineRule="auto"/>
+    </w:pPr>
+  </w:style>
+  <w:style w:type="paragraph" w:styleId="List">
+    <w:name w:val="List"/>
+    <w:basedOn w:val="BodyText"/>
+    <w:rPr>
+      <w:rFonts w:cs="Arial"/>
+    </w:rPr>
+  </w:style>
+  <w:style w:type="paragraph" w:styleId="Caption">
+    <w:name w:val="caption"/>
+    <w:basedOn w:val="Normal"/>
+    <w:next w:val="Normal"/>
+    <w:uiPriority w:val="35"/>
+    <w:semiHidden/>
+    <w:unhideWhenUsed/>
+    <w:qFormat/>
+    <w:rsid w:val="000B54C0"/>
+    <w:rPr>
+      <w:b/>
+      <w:bCs/>
+    </w:rPr>
+  </w:style>
+  <w:style w:type="paragraph" w:customStyle="1" w:styleId="Index">
+    <w:name w:val="Index"/>
+    <w:basedOn w:val="Normal"/>
+    <w:qFormat/>
+    <w:pPr>
+      <w:suppressLineNumbers/>
+    </w:pPr>
+    <w:rPr>
+      <w:rFonts w:cs="Arial"/>
+    </w:rPr>
+  </w:style>
+  <w:style w:type="paragraph" w:styleId="ListParagraph">
+    <w:name w:val="List Paragraph"/>
+    <w:basedOn w:val="Normal"/>
+    <w:uiPriority w:val="34"/>
+    <w:qFormat/>
+    <w:rsid w:val="0040069C"/>
+    <w:pPr>
+      <w:ind w:left="840"/>
+    </w:pPr>
+  </w:style>
+  <w:style w:type="paragraph" w:styleId="Header">
+    <w:name w:val="header"/>
+    <w:basedOn w:val="Normal"/>
+    <w:link w:val="HeaderChar"/>
+    <w:uiPriority w:val="99"/>
+    <w:unhideWhenUsed/>
+    <w:rsid w:val="00D41B14"/>
+    <w:pPr>
+      <w:tabs>
+        <w:tab w:val="center" w:pos="4252"/>
+        <w:tab w:val="right" w:pos="8504"/>
+      </w:tabs>
+      <w:snapToGrid w:val="0"/>
+    </w:pPr>
+  </w:style>
+  <w:style w:type="paragraph" w:styleId="Footer">
+    <w:name w:val="footer"/>
+    <w:basedOn w:val="Normal"/>
+    <w:link w:val="FooterChar"/>
+    <w:uiPriority w:val="99"/>
+    <w:unhideWhenUsed/>
+    <w:rsid w:val="00D41B14"/>
+    <w:pPr>
+      <w:tabs>
+        <w:tab w:val="center" w:pos="4252"/>
+        <w:tab w:val="right" w:pos="8504"/>
+      </w:tabs>
+      <w:snapToGrid w:val="0"/>
+    </w:pPr>
+  </w:style>
+  <w:style w:type="paragraph" w:customStyle="1" w:styleId="body1">
+    <w:name w:val="body1"/>
+    <w:basedOn w:val="Normal"/>
+    <w:qFormat/>
+    <w:rsid w:val="00C579DA"/>
+    <w:pPr>
+      <w:spacing w:before="108" w:after="72"/>
+      <w:ind w:left="850"/>
+    </w:pPr>
+  </w:style>
+  <w:style w:type="paragraph" w:styleId="Title">
+    <w:name w:val="Title"/>
+    <w:basedOn w:val="Normal"/>
+    <w:next w:val="Normal"/>
+    <w:link w:val="TitleChar"/>
+    <w:uiPriority w:val="10"/>
+    <w:qFormat/>
+    <w:rsid w:val="006970D4"/>
+    <w:pPr>
+      <w:spacing w:before="240" w:after="120"/>
+      <w:jc w:val="center"/>
+    </w:pPr>
+    <w:rPr>
+      <w:rFonts w:asciiTheme="majorHAnsi" w:eastAsiaTheme="majorEastAsia" w:hAnsiTheme="majorHAnsi" w:cstheme="majorBidi"/>
+      <w:sz w:val="32"/>
+      <w:szCs w:val="32"/>
+    </w:rPr>
+  </w:style>
+  <w:style w:type="paragraph" w:styleId="Subtitle">
+    <w:name w:val="Subtitle"/>
+    <w:basedOn w:val="Normal"/>
+    <w:next w:val="Normal"/>
+    <w:link w:val="SubtitleChar"/>
+    <w:uiPriority w:val="11"/>
+    <w:qFormat/>
+    <w:rsid w:val="006970D4"/>
+    <w:pPr>
+      <w:jc w:val="center"/>
+    </w:pPr>
+    <w:rPr>
+      <w:sz w:val="24"/>
+      <w:szCs w:val="24"/>
+    </w:rPr>
+  </w:style>
+  <w:style w:type="paragraph" w:customStyle="1" w:styleId="nList1">
+    <w:name w:val="nList1"/>
+    <w:basedOn w:val="ListParagraph"/>
+    <w:qFormat/>
+    <w:rsid w:val="00A411D5"/>
+    <w:pPr>
+      <w:ind w:left="1418" w:hanging="278"/>
+    </w:pPr>
+  </w:style>
+  <w:style w:type="paragraph" w:customStyle="1" w:styleId="nList2">
+    <w:name w:val="nList2"/>
+    <w:basedOn w:val="nList1"/>
+    <w:qFormat/>
+    <w:rsid w:val="00ED0462"/>
+    <w:pPr>
+      <w:ind w:left="1843"/>
+    </w:pPr>
+  </w:style>
+  <w:style w:type="paragraph" w:customStyle="1" w:styleId="note1">
+    <w:name w:val="note1"/>
+    <w:basedOn w:val="ListParagraph"/>
+    <w:qFormat/>
+    <w:rsid w:val="00C52D34"/>
+    <w:pPr>
+      <w:shd w:val="pct10" w:color="auto" w:fill="auto"/>
+      <w:tabs>
+        <w:tab w:val="left" w:pos="1843"/>
+      </w:tabs>
+      <w:ind w:left="992"/>
+    </w:pPr>
+  </w:style>
+  <w:style w:type="paragraph" w:styleId="BlockText">
+    <w:name w:val="Block Text"/>
+    <w:basedOn w:val="Normal"/>
+    <w:uiPriority w:val="99"/>
+    <w:unhideWhenUsed/>
+    <w:qFormat/>
+    <w:rsid w:val="009E383C"/>
+    <w:pPr>
+      <w:ind w:left="1440" w:right="1440"/>
+    </w:pPr>
+  </w:style>
+  <w:style w:type="paragraph" w:customStyle="1" w:styleId="blockA">
+    <w:name w:val="blockA"/>
+    <w:basedOn w:val="BlockText"/>
+    <w:qFormat/>
+    <w:rsid w:val="009E383C"/>
+    <w:pPr>
+      <w:ind w:left="850" w:right="0"/>
+    </w:pPr>
+  </w:style>
+  <w:style w:type="paragraph" w:customStyle="1" w:styleId="nList3">
+    <w:name w:val="nList3"/>
+    <w:basedOn w:val="nList2"/>
+    <w:next w:val="body1"/>
+    <w:qFormat/>
+    <w:rsid w:val="0038118E"/>
+    <w:pPr>
+      <w:ind w:left="1985" w:hanging="283"/>
+    </w:pPr>
+  </w:style>
+  <w:style w:type="paragraph" w:styleId="Quote">
+    <w:name w:val="Quote"/>
+    <w:basedOn w:val="Normal"/>
+    <w:next w:val="Normal"/>
+    <w:link w:val="QuoteChar"/>
+    <w:uiPriority w:val="29"/>
+    <w:qFormat/>
+    <w:rsid w:val="00F5390E"/>
+    <w:pPr>
+      <w:spacing w:before="200" w:after="160"/>
+      <w:ind w:left="864" w:right="864"/>
+      <w:jc w:val="center"/>
+    </w:pPr>
+    <w:rPr>
+      <w:i/>
+      <w:iCs/>
+      <w:color w:val="404040" w:themeColor="text1" w:themeTint="BF"/>
+    </w:rPr>
+  </w:style>
+  <w:style w:type="paragraph" w:styleId="IntenseQuote">
+    <w:name w:val="Intense Quote"/>
+    <w:basedOn w:val="Normal"/>
+    <w:next w:val="Normal"/>
+    <w:link w:val="IntenseQuoteChar"/>
+    <w:uiPriority w:val="30"/>
+    <w:qFormat/>
+    <w:rsid w:val="00F5390E"/>
+    <w:pPr>
+      <w:pBdr>
+        <w:top w:val="single" w:sz="4" w:space="10" w:color="4472C4"/>
+        <w:bottom w:val="single" w:sz="4" w:space="10" w:color="4472C4"/>
+      </w:pBdr>
+      <w:spacing w:before="360" w:after="360"/>
+      <w:ind w:left="864" w:right="864"/>
+      <w:jc w:val="center"/>
+    </w:pPr>
+    <w:rPr>
+      <w:i/>
+      <w:iCs/>
+      <w:color w:val="4472C4" w:themeColor="accent1"/>
+    </w:rPr>
+  </w:style>
+  <w:style w:type="paragraph" w:styleId="MacroText">
+    <w:name w:val="macro"/>
+    <w:link w:val="MacroTextChar"/>
+    <w:uiPriority w:val="99"/>
+    <w:unhideWhenUsed/>
+    <w:qFormat/>
+    <w:rsid w:val="00F5390E"/>
+    <w:pPr>
+      <w:widowControl w:val="0"/>
+      <w:tabs>
+        <w:tab w:val="left" w:pos="425"/>
+        <w:tab w:val="left" w:pos="851"/>
+        <w:tab w:val="left" w:pos="1276"/>
+        <w:tab w:val="left" w:pos="1701"/>
+        <w:tab w:val="left" w:pos="2126"/>
+        <w:tab w:val="left" w:pos="2551"/>
+        <w:tab w:val="left" w:pos="2976"/>
+        <w:tab w:val="left" w:pos="3402"/>
+        <w:tab w:val="left" w:pos="3827"/>
+        <w:tab w:val="left" w:pos="4252"/>
+        <w:tab w:val="left" w:pos="4677"/>
+        <w:tab w:val="left" w:pos="5102"/>
+      </w:tabs>
+      <w:snapToGrid w:val="0"/>
+    </w:pPr>
+    <w:rPr>
+      <w:rFonts w:ascii="Courier New" w:eastAsia="MS Mincho" w:hAnsi="Courier New" w:cs="Courier New"/>
+      <w:sz w:val="18"/>
+      <w:szCs w:val="18"/>
+    </w:rPr>
+  </w:style>
+  <w:style w:type="paragraph" w:customStyle="1" w:styleId="code">
+    <w:name w:val="code"/>
+    <w:basedOn w:val="Normal"/>
+    <w:qFormat/>
+    <w:rsid w:val="00EE4B3E"/>
+    <w:pPr>
+      <w:shd w:val="pct10" w:color="auto" w:fill="auto"/>
+      <w:snapToGrid w:val="0"/>
+      <w:ind w:left="1134"/>
+      <w:jc w:val="left"/>
+    </w:pPr>
+    <w:rPr>
+      <w:rFonts w:ascii="Cascadia Mono Light" w:eastAsia="MS Gothic" w:hAnsi="Cascadia Mono Light" w:cs="MS Gothic"/>
+      <w:kern w:val="0"/>
+      <w:sz w:val="20"/>
+      <w14:numSpacing w14:val="tabular"/>
+    </w:rPr>
+  </w:style>
+  <w:style w:type="paragraph" w:customStyle="1" w:styleId="warn1">
+    <w:name w:val="warn1"/>
+    <w:basedOn w:val="ListParagraph"/>
+    <w:qFormat/>
+    <w:rsid w:val="00C52D34"/>
+    <w:pPr>
+      <w:shd w:val="pct10" w:color="auto" w:fill="auto"/>
+      <w:tabs>
+        <w:tab w:val="left" w:pos="1843"/>
+      </w:tabs>
+      <w:ind w:left="992"/>
+    </w:pPr>
+  </w:style>
+  <w:style w:type="paragraph" w:customStyle="1" w:styleId="body2">
+    <w:name w:val="body2"/>
+    <w:basedOn w:val="body1"/>
+    <w:qFormat/>
+    <w:rsid w:val="005C1D18"/>
+    <w:pPr>
+      <w:ind w:left="1275"/>
+    </w:pPr>
+  </w:style>
+  <w:style w:type="paragraph" w:customStyle="1" w:styleId="body3">
+    <w:name w:val="body3"/>
+    <w:basedOn w:val="body1"/>
+    <w:qFormat/>
+    <w:rsid w:val="005C1D18"/>
+    <w:pPr>
+      <w:ind w:left="1701"/>
+    </w:pPr>
+  </w:style>
+  <w:style w:type="paragraph" w:styleId="TOC1">
+    <w:name w:val="toc 1"/>
+    <w:basedOn w:val="Normal"/>
+    <w:next w:val="Normal"/>
+    <w:autoRedefine/>
+    <w:uiPriority w:val="39"/>
+    <w:unhideWhenUsed/>
+    <w:rsid w:val="006970D4"/>
+  </w:style>
+  <w:style w:type="paragraph" w:styleId="TOC2">
+    <w:name w:val="toc 2"/>
+    <w:basedOn w:val="Normal"/>
+    <w:next w:val="Normal"/>
+    <w:autoRedefine/>
+    <w:uiPriority w:val="39"/>
+    <w:unhideWhenUsed/>
+    <w:rsid w:val="006970D4"/>
+    <w:pPr>
+      <w:ind w:left="210"/>
+    </w:pPr>
+  </w:style>
+  <w:style w:type="paragraph" w:styleId="TOC3">
+    <w:name w:val="toc 3"/>
+    <w:basedOn w:val="Normal"/>
+    <w:next w:val="Normal"/>
+    <w:autoRedefine/>
+    <w:uiPriority w:val="39"/>
+    <w:unhideWhenUsed/>
+    <w:rsid w:val="006970D4"/>
+    <w:pPr>
+      <w:ind w:left="420"/>
+    </w:pPr>
+  </w:style>
+  <w:style w:type="paragraph" w:styleId="TOC4">
+    <w:name w:val="toc 4"/>
+    <w:basedOn w:val="Normal"/>
+    <w:next w:val="Normal"/>
+    <w:autoRedefine/>
+    <w:uiPriority w:val="39"/>
+    <w:semiHidden/>
+    <w:unhideWhenUsed/>
+    <w:rsid w:val="006970D4"/>
+    <w:pPr>
+      <w:ind w:left="630"/>
+    </w:pPr>
+  </w:style>
+  <w:style w:type="paragraph" w:styleId="TOC5">
+    <w:name w:val="toc 5"/>
+    <w:basedOn w:val="Normal"/>
+    <w:next w:val="Normal"/>
+    <w:autoRedefine/>
+    <w:uiPriority w:val="39"/>
+    <w:semiHidden/>
+    <w:unhideWhenUsed/>
+    <w:rsid w:val="006970D4"/>
+    <w:pPr>
+      <w:ind w:left="840"/>
+    </w:pPr>
+  </w:style>
+  <w:style w:type="paragraph" w:styleId="TOC6">
+    <w:name w:val="toc 6"/>
+    <w:basedOn w:val="Normal"/>
+    <w:next w:val="Normal"/>
+    <w:autoRedefine/>
+    <w:uiPriority w:val="39"/>
+    <w:semiHidden/>
+    <w:unhideWhenUsed/>
+    <w:rsid w:val="006970D4"/>
+    <w:pPr>
+      <w:ind w:left="1050"/>
+    </w:pPr>
+  </w:style>
+  <w:style w:type="paragraph" w:styleId="TOC7">
+    <w:name w:val="toc 7"/>
+    <w:basedOn w:val="Normal"/>
+    <w:next w:val="Normal"/>
+    <w:autoRedefine/>
+    <w:uiPriority w:val="39"/>
+    <w:semiHidden/>
+    <w:unhideWhenUsed/>
+    <w:rsid w:val="006970D4"/>
+    <w:pPr>
+      <w:ind w:left="1260"/>
+    </w:pPr>
+  </w:style>
+  <w:style w:type="paragraph" w:styleId="TOC8">
+    <w:name w:val="toc 8"/>
+    <w:basedOn w:val="Normal"/>
+    <w:next w:val="Normal"/>
+    <w:autoRedefine/>
+    <w:uiPriority w:val="39"/>
+    <w:semiHidden/>
+    <w:unhideWhenUsed/>
+    <w:rsid w:val="006970D4"/>
+    <w:pPr>
+      <w:ind w:left="1470"/>
+    </w:pPr>
+  </w:style>
+  <w:style w:type="paragraph" w:styleId="TOC9">
+    <w:name w:val="toc 9"/>
+    <w:basedOn w:val="Normal"/>
+    <w:next w:val="Normal"/>
+    <w:autoRedefine/>
+    <w:uiPriority w:val="39"/>
+    <w:semiHidden/>
+    <w:unhideWhenUsed/>
+    <w:rsid w:val="006970D4"/>
+    <w:pPr>
+      <w:ind w:left="1680"/>
+    </w:pPr>
+  </w:style>
+  <w:style w:type="paragraph" w:customStyle="1" w:styleId="BodyTitle">
+    <w:name w:val="BodyTitle"/>
+    <w:basedOn w:val="Normal"/>
+    <w:qFormat/>
+    <w:rsid w:val="00631C34"/>
+    <w:rPr>
+      <w:rFonts w:asciiTheme="majorHAnsi" w:eastAsiaTheme="majorEastAsia" w:hAnsiTheme="majorHAnsi"/>
+    </w:rPr>
+  </w:style>
+  <w:style w:type="paragraph" w:customStyle="1" w:styleId="picture1">
+    <w:name w:val="picture1"/>
+    <w:basedOn w:val="body1"/>
+    <w:next w:val="body1"/>
+    <w:qFormat/>
+    <w:rsid w:val="0051548A"/>
+    <w:pPr>
+      <w:keepNext/>
+      <w:spacing w:before="30" w:after="20"/>
+      <w:ind w:left="405"/>
+      <w:jc w:val="center"/>
+    </w:pPr>
+  </w:style>
+  <w:style w:type="paragraph" w:customStyle="1" w:styleId="numList1">
+    <w:name w:val="numList1"/>
+    <w:qFormat/>
+    <w:rsid w:val="00D10CF2"/>
+  </w:style>
+  <w:style w:type="paragraph" w:customStyle="1" w:styleId="numList2">
+    <w:name w:val="numList2"/>
+    <w:basedOn w:val="Heading8"/>
+    <w:qFormat/>
+    <w:rsid w:val="00FD4482"/>
+  </w:style>
+  <w:style w:type="paragraph" w:customStyle="1" w:styleId="numList3">
+    <w:name w:val="numList3"/>
+    <w:qFormat/>
+    <w:rsid w:val="00FD4482"/>
+  </w:style>
+  <w:style w:type="paragraph" w:customStyle="1" w:styleId="wdHeading5">
+    <w:name w:val="wdHeading5"/>
+    <w:basedOn w:val="Normal"/>
+    <w:qFormat/>
+    <w:rsid w:val="00384599"/>
+    <w:pPr>
+      <w:ind w:left="850"/>
+    </w:pPr>
+    <w:rPr>
+      <w:rFonts w:asciiTheme="majorHAnsi" w:eastAsiaTheme="majorEastAsia" w:hAnsiTheme="majorHAnsi"/>
+    </w:rPr>
+  </w:style>
+  <w:style w:type="paragraph" w:customStyle="1" w:styleId="division1">
+    <w:name w:val="division1"/>
+    <w:basedOn w:val="Normal"/>
+    <w:qFormat/>
+    <w:rsid w:val="00F3598A"/>
+    <w:pPr>
+      <w:jc w:val="right"/>
+    </w:pPr>
+  </w:style>
+  <w:style w:type="paragraph" w:customStyle="1" w:styleId="date1">
+    <w:name w:val="date1"/>
+    <w:basedOn w:val="Normal"/>
+    <w:qFormat/>
+    <w:rsid w:val="00F3598A"/>
+    <w:pPr>
+      <w:jc w:val="right"/>
+    </w:pPr>
+  </w:style>
+  <w:style w:type="paragraph" w:customStyle="1" w:styleId="author1">
+    <w:name w:val="author1"/>
+    <w:basedOn w:val="Normal"/>
+    <w:qFormat/>
+    <w:rsid w:val="00F3598A"/>
+    <w:pPr>
+      <w:jc w:val="right"/>
+    </w:pPr>
+  </w:style>
+  <w:style w:type="paragraph" w:styleId="TOCHeading">
+    <w:name w:val="TOC Heading"/>
+    <w:basedOn w:val="Heading1"/>
+    <w:next w:val="Normal"/>
+    <w:uiPriority w:val="39"/>
+    <w:unhideWhenUsed/>
+    <w:qFormat/>
+    <w:rsid w:val="000D3496"/>
+    <w:pPr>
+      <w:keepLines/>
+      <w:numPr>
+        <w:numId w:val="0"/>
+      </w:numPr>
+      <w:pBdr>
+        <w:bottom w:val="nil"/>
+      </w:pBdr>
+      <w:spacing w:before="240" w:after="0" w:line="259" w:lineRule="auto"/>
+    </w:pPr>
+    <w:rPr>
+      <w:rFonts w:cstheme="majorBidi"/>
+      <w:color w:val="2F5496" w:themeColor="accent1" w:themeShade="BF"/>
+      <w:kern w:val="0"/>
+      <w:sz w:val="32"/>
+      <w:szCs w:val="32"/>
+    </w:rPr>
+  </w:style>
+  <w:style w:type="paragraph" w:customStyle="1" w:styleId="hh1">
+    <w:name w:val="hh1"/>
+    <w:basedOn w:val="Heading1"/>
+    <w:qFormat/>
+    <w:rsid w:val="005169DB"/>
+    <w:pPr>
+      <w:numPr>
+        <w:numId w:val="0"/>
+      </w:numPr>
+    </w:pPr>
+  </w:style>
+  <w:style w:type="paragraph" w:customStyle="1" w:styleId="hh2">
+    <w:name w:val="hh2"/>
+    <w:basedOn w:val="Heading2"/>
+    <w:qFormat/>
+    <w:rsid w:val="005169DB"/>
+    <w:pPr>
+      <w:numPr>
+        <w:ilvl w:val="0"/>
+        <w:numId w:val="0"/>
+      </w:numPr>
+    </w:pPr>
+  </w:style>
+  <w:style w:type="paragraph" w:customStyle="1" w:styleId="hh3">
+    <w:name w:val="hh3"/>
+    <w:basedOn w:val="Heading3"/>
+    <w:qFormat/>
+    <w:rsid w:val="005169DB"/>
+    <w:pPr>
+      <w:numPr>
+        <w:ilvl w:val="0"/>
+        <w:numId w:val="0"/>
+      </w:numPr>
+    </w:pPr>
+  </w:style>
+  <w:style w:type="paragraph" w:customStyle="1" w:styleId="hh4">
+    <w:name w:val="hh4"/>
+    <w:basedOn w:val="Heading4"/>
+    <w:qFormat/>
+    <w:rsid w:val="005169DB"/>
+    <w:pPr>
+      <w:numPr>
+        <w:ilvl w:val="0"/>
+        <w:numId w:val="0"/>
+      </w:numPr>
+    </w:pPr>
+  </w:style>
+  <w:style w:type="paragraph" w:customStyle="1" w:styleId="hh5">
+    <w:name w:val="hh5"/>
+    <w:basedOn w:val="Heading5"/>
+    <w:qFormat/>
+    <w:rsid w:val="005169DB"/>
+    <w:pPr>
+      <w:numPr>
+        <w:ilvl w:val="0"/>
+        <w:numId w:val="0"/>
+      </w:numPr>
+      <w:ind w:left="850"/>
+    </w:pPr>
+  </w:style>
+  <w:style w:type="paragraph" w:customStyle="1" w:styleId="hh6">
+    <w:name w:val="hh6"/>
+    <w:basedOn w:val="Heading6"/>
+    <w:qFormat/>
+    <w:rsid w:val="005169DB"/>
+    <w:pPr>
+      <w:numPr>
+        <w:ilvl w:val="0"/>
+        <w:numId w:val="0"/>
+      </w:numPr>
+      <w:ind w:left="850"/>
+    </w:pPr>
+  </w:style>
+  <w:style w:type="paragraph" w:customStyle="1" w:styleId="imageCaption">
+    <w:name w:val="imageCaption"/>
+    <w:basedOn w:val="Caption"/>
+    <w:next w:val="body1"/>
+    <w:qFormat/>
+    <w:rsid w:val="000B54C0"/>
+    <w:pPr>
+      <w:jc w:val="center"/>
+    </w:pPr>
+  </w:style>
+  <w:style w:type="paragraph" w:customStyle="1" w:styleId="tableCaption">
+    <w:name w:val="tableCaption"/>
+    <w:basedOn w:val="imageCaption"/>
+    <w:qFormat/>
+    <w:rsid w:val="00600CDB"/>
+    <w:pPr>
+      <w:keepNext/>
+    </w:pPr>
+  </w:style>
   <w:style w:type="table" w:customStyle="1" w:styleId="AAA">
     <w:name w:val="表スタイルAAA"/>
     <w:basedOn w:val="TableNormal"/>
     <w:uiPriority w:val="99"/>
-    <w:rsid w:val="009a1ae8"/>
+    <w:rsid w:val="009A1AE8"/>
     <w:rPr>
-      <w:lang w:eastAsia="en-US"/>
       <w:sz w:val="24"/>
       <w:szCs w:val="24"/>
+      <w:lang w:eastAsia="en-US"/>
     </w:rPr>
+    <w:tblPr/>
   </w:style>
   <w:style w:type="table" w:customStyle="1" w:styleId="styleN">
     <w:name w:val="styleN"/>
     <w:basedOn w:val="TableNormal"/>
     <w:uiPriority w:val="99"/>
-    <w:rsid w:val="00d52227"/>
+    <w:rsid w:val="00D52227"/>
     <w:tblPr>
       <w:tblInd w:w="851" w:type="dxa"/>
       <w:tblBorders>
-        <w:top w:val="single" w:color="auto" w:sz="4" w:space="0"/>
-        <w:left w:val="single" w:color="auto" w:sz="4" w:space="0"/>
-        <w:bottom w:val="single" w:color="auto" w:sz="4" w:space="0"/>
-        <w:right w:val="single" w:color="auto" w:sz="4" w:space="0"/>
-        <w:insideH w:val="single" w:color="auto" w:sz="4" w:space="0"/>
-        <w:insideV w:val="single" w:color="auto" w:sz="4" w:space="0"/>
+        <w:top w:val="single" w:sz="4" w:space="0" w:color="auto"/>
+        <w:left w:val="single" w:sz="4" w:space="0" w:color="auto"/>
+        <w:bottom w:val="single" w:sz="4" w:space="0" w:color="auto"/>
+        <w:right w:val="single" w:sz="4" w:space="0" w:color="auto"/>
+        <w:insideH w:val="single" w:sz="4" w:space="0" w:color="auto"/>
+        <w:insideV w:val="single" w:sz="4" w:space="0" w:color="auto"/>
       </w:tblBorders>
     </w:tblPr>
     <w:tcPr>
-      <w:shd w:val="clear" w:color="auto" w:fill="F2F2F2" w:themeFill="background1" w:themeFillShade="f2"/>
+      <w:shd w:val="clear" w:color="auto" w:fill="F2F2F2" w:themeFill="background1" w:themeFillShade="F2"/>
     </w:tcPr>
     <w:tblStylePr w:type="firstRow">
       <w:rPr>
-        <w:rFonts w:asciiTheme="majorHAnsi" w:hAnsiTheme="majorHAnsi" w:eastAsiaTheme="majorEastAsia"/>
+        <w:rFonts w:asciiTheme="majorHAnsi" w:eastAsiaTheme="majorEastAsia" w:hAnsiTheme="majorHAnsi"/>
       </w:rPr>
       <w:tblPr/>
       <w:tcPr>
-        <w:shd w:val="clear" w:color="auto" w:fill="AEAAAA" w:themeFill="background2" w:themeFillShade="bf"/>
+        <w:shd w:val="clear" w:color="auto" w:fill="AEAAAA" w:themeFill="background2" w:themeFillShade="BF"/>
       </w:tcPr>
     </w:tblStylePr>
   </w:style>
@@ -5439,15 +5006,15 @@
     <w:name w:val="Table Grid"/>
     <w:basedOn w:val="TableNormal"/>
     <w:uiPriority w:val="39"/>
-    <w:rsid w:val="00c37b4d"/>
+    <w:rsid w:val="00C37B4D"/>
     <w:tblPr>
       <w:tblBorders>
-        <w:top w:val="single" w:color="auto" w:sz="4" w:space="0"/>
-        <w:left w:val="single" w:color="auto" w:sz="4" w:space="0"/>
-        <w:bottom w:val="single" w:color="auto" w:sz="4" w:space="0"/>
-        <w:right w:val="single" w:color="auto" w:sz="4" w:space="0"/>
-        <w:insideH w:val="single" w:color="auto" w:sz="4" w:space="0"/>
-        <w:insideV w:val="single" w:color="auto" w:sz="4" w:space="0"/>
+        <w:top w:val="single" w:sz="4" w:space="0" w:color="auto"/>
+        <w:left w:val="single" w:sz="4" w:space="0" w:color="auto"/>
+        <w:bottom w:val="single" w:sz="4" w:space="0" w:color="auto"/>
+        <w:right w:val="single" w:sz="4" w:space="0" w:color="auto"/>
+        <w:insideH w:val="single" w:sz="4" w:space="0" w:color="auto"/>
+        <w:insideV w:val="single" w:sz="4" w:space="0" w:color="auto"/>
       </w:tblBorders>
     </w:tblPr>
   </w:style>
@@ -5455,7 +5022,7 @@
     <w:name w:val="Plain Table 3"/>
     <w:basedOn w:val="TableNormal"/>
     <w:uiPriority w:val="43"/>
-    <w:rsid w:val="00c37b4d"/>
+    <w:rsid w:val="00C37B4D"/>
     <w:tblPr>
       <w:tblStyleRowBandSize w:val="1"/>
       <w:tblStyleColBandSize w:val="1"/>
@@ -5469,7 +5036,7 @@
       <w:tblPr/>
       <w:tcPr>
         <w:tcBorders>
-          <w:bottom w:val="single" w:color="7F7F7F" w:themeColor="text1" w:sz="4" w:space="0"/>
+          <w:bottom w:val="single" w:sz="4" w:space="0" w:color="000000" w:themeColor="text1"/>
         </w:tcBorders>
       </w:tcPr>
     </w:tblStylePr>
@@ -5495,7 +5062,7 @@
       <w:tblPr/>
       <w:tcPr>
         <w:tcBorders>
-          <w:right w:val="single" w:color="7F7F7F" w:themeColor="text1" w:sz="4" w:space="0"/>
+          <w:right w:val="single" w:sz="4" w:space="0" w:color="000000" w:themeColor="text1"/>
         </w:tcBorders>
       </w:tcPr>
     </w:tblStylePr>
@@ -5515,13 +5082,13 @@
     <w:tblStylePr w:type="band1Vert">
       <w:tblPr/>
       <w:tcPr>
-        <w:shd w:val="clear" w:color="auto" w:fill="F2F2F2" w:themeFill="background1" w:themeFillShade="f2"/>
+        <w:shd w:val="clear" w:color="auto" w:fill="F2F2F2" w:themeFill="background1" w:themeFillShade="F2"/>
       </w:tcPr>
     </w:tblStylePr>
     <w:tblStylePr w:type="band1Horz">
       <w:tblPr/>
       <w:tcPr>
-        <w:shd w:val="clear" w:color="auto" w:fill="F2F2F2" w:themeFill="background1" w:themeFillShade="f2"/>
+        <w:shd w:val="clear" w:color="auto" w:fill="F2F2F2" w:themeFill="background1" w:themeFillShade="F2"/>
       </w:tcPr>
     </w:tblStylePr>
     <w:tblStylePr w:type="neCell">
@@ -5545,15 +5112,15 @@
     <w:name w:val="Grid Table 2"/>
     <w:basedOn w:val="TableNormal"/>
     <w:uiPriority w:val="47"/>
-    <w:rsid w:val="00c37b4d"/>
+    <w:rsid w:val="00C37B4D"/>
     <w:tblPr>
       <w:tblStyleRowBandSize w:val="1"/>
       <w:tblStyleColBandSize w:val="1"/>
       <w:tblBorders>
-        <w:top w:val="single" w:color="666666" w:themeColor="text1" w:themeTint="99" w:sz="2" w:space="0"/>
-        <w:bottom w:val="single" w:color="666666" w:themeColor="text1" w:themeTint="99" w:sz="2" w:space="0"/>
-        <w:insideH w:val="single" w:color="666666" w:themeColor="text1" w:themeTint="99" w:sz="2" w:space="0"/>
-        <w:insideV w:val="single" w:color="666666" w:themeColor="text1" w:themeTint="99" w:sz="2" w:space="0"/>
+        <w:top w:val="single" w:sz="2" w:space="0" w:color="666666" w:themeColor="text1" w:themeTint="99"/>
+        <w:bottom w:val="single" w:sz="2" w:space="0" w:color="666666" w:themeColor="text1" w:themeTint="99"/>
+        <w:insideH w:val="single" w:sz="2" w:space="0" w:color="666666" w:themeColor="text1" w:themeTint="99"/>
+        <w:insideV w:val="single" w:sz="2" w:space="0" w:color="666666" w:themeColor="text1" w:themeTint="99"/>
       </w:tblBorders>
     </w:tblPr>
     <w:tblStylePr w:type="firstRow">
@@ -5565,7 +5132,7 @@
       <w:tcPr>
         <w:tcBorders>
           <w:top w:val="nil"/>
-          <w:bottom w:val="single" w:color="666666" w:themeColor="text1" w:sz="12" w:space="0"/>
+          <w:bottom w:val="single" w:sz="12" w:space="0" w:color="000000" w:themeColor="text1"/>
           <w:insideH w:val="nil"/>
           <w:insideV w:val="nil"/>
         </w:tcBorders>
@@ -5580,7 +5147,7 @@
       <w:tblPr/>
       <w:tcPr>
         <w:tcBorders>
-          <w:top w:val="double" w:color="666666" w:themeColor="text1" w:sz="2" w:space="0"/>
+          <w:top w:val="double" w:sz="2" w:space="0" w:color="000000" w:themeColor="text1"/>
           <w:bottom w:val="nil"/>
           <w:insideH w:val="nil"/>
           <w:insideV w:val="nil"/>
@@ -5593,14 +5160,12 @@
         <w:b/>
         <w:bCs/>
       </w:rPr>
-      <w:tblPr/>
     </w:tblStylePr>
     <w:tblStylePr w:type="lastCol">
       <w:rPr>
         <w:b/>
         <w:bCs/>
       </w:rPr>
-      <w:tblPr/>
     </w:tblStylePr>
     <w:tblStylePr w:type="band1Vert">
       <w:tblPr/>
